--- a/shinmok1/pack/2509/H1MOGO25-09_37_SET.docx
+++ b/shinmok1/pack/2509/H1MOGO25-09_37_SET.docx
@@ -58,7 +58,7 @@
           <w:sz w:val="16"/>
           <w:u w:val="none"/>
         </w:rPr>
-        <w:t>(   )반 (   )번 이름(            )  CHECK ___/35  전용 ___/44.3점</w:t>
+        <w:t>(   )반 (   )번 이름(            )  CHECK ___/35  전용 ___/30.0점</w:t>
       </w:r>
     </w:p>
     <w:p>
@@ -1449,7 +1449,7 @@
           <w:sz w:val="18"/>
           <w:u w:val="none"/>
         </w:rPr>
-        <w:t>PART 2 · 전용문제  (선택형 13 · 서답형 1 · 44.3점)</w:t>
+        <w:t>PART 2 · 전용문제  (선택형 8 · 서답형 2 · 30.0점)</w:t>
       </w:r>
     </w:p>
     <w:p>
@@ -1474,25 +1474,25 @@
           <w:sz w:val="17"/>
           <w:u w:val="none"/>
         </w:rPr>
-        <w:t xml:space="preserve"> 윗글의 내용과 일치하지 </w:t>
-      </w:r>
-      <w:r>
-        <w:rPr>
-          <w:rFonts w:ascii="맑은 고딕" w:hAnsi="맑은 고딕" w:eastAsia="맑은 고딕"/>
-          <w:b/>
-          <w:sz w:val="17"/>
-          <w:u w:val="none"/>
-        </w:rPr>
-        <w:t>않는</w:t>
+        <w:t xml:space="preserve"> 다음 글에 대한 &lt;보기&gt;의 설명 중 </w:t>
       </w:r>
       <w:r>
         <w:rPr>
           <w:rFonts w:ascii="맑은 고딕" w:hAnsi="맑은 고딕" w:eastAsia="맑은 고딕"/>
           <w:b w:val="0"/>
           <w:sz w:val="17"/>
-          <w:u w:val="none"/>
-        </w:rPr>
-        <w:t xml:space="preserve"> 것은? [2.7점]</w:t>
+          <w:u w:val="single"/>
+        </w:rPr>
+        <w:t>틀린</w:t>
+      </w:r>
+      <w:r>
+        <w:rPr>
+          <w:rFonts w:ascii="맑은 고딕" w:hAnsi="맑은 고딕" w:eastAsia="맑은 고딕"/>
+          <w:b w:val="0"/>
+          <w:sz w:val="17"/>
+          <w:u w:val="none"/>
+        </w:rPr>
+        <w:t xml:space="preserve"> 것만을 있는 대로 고른 것은? [3.2점]</w:t>
       </w:r>
     </w:p>
     <w:p>
@@ -1515,7 +1515,197 @@
           <w:sz w:val="17"/>
           <w:u w:val="none"/>
         </w:rPr>
-        <w:t>Picture yourself riding a bicycle along a flat road and then simply ceasing to pedal. Nothing is pushing you forward any more, and you slow down little by little. To stop more sharply, you squeeze the brakes; because they change your motion, they must be applying a force as they grip the rims. That force is friction, which works against motion — backwards, in this case. Brakes or no brakes, other friction is always at work: the wheels rub on their axles, and the air itself resists you, pressing you backwards as you move forwards. Look at a cart and the same idea applies; most of its friction comes from axles rubbing on the body as they turn.</w:t>
+        <w:t>Imagine you are pedalling your bicycle on a level road. You stop pedalling: no force is now acting to move you forward. What happens? You ⓐ</w:t>
+      </w:r>
+      <w:r>
+        <w:rPr>
+          <w:rFonts w:ascii="맑은 고딕" w:hAnsi="맑은 고딕" w:eastAsia="맑은 고딕"/>
+          <w:b w:val="0"/>
+          <w:sz w:val="17"/>
+          <w:u w:val="single"/>
+        </w:rPr>
+        <w:t>gradually</w:t>
+      </w:r>
+      <w:r>
+        <w:rPr>
+          <w:rFonts w:ascii="맑은 고딕" w:hAnsi="맑은 고딕" w:eastAsia="맑은 고딕"/>
+          <w:b w:val="0"/>
+          <w:sz w:val="17"/>
+          <w:u w:val="none"/>
+        </w:rPr>
+        <w:t xml:space="preserve"> slow down. How could you slow down more suddenly, in a shorter distance? By putting the brakes on. Because the brakes change your movement, making you slow down more suddenly, they must be ⓑ</w:t>
+      </w:r>
+      <w:r>
+        <w:rPr>
+          <w:rFonts w:ascii="맑은 고딕" w:hAnsi="맑은 고딕" w:eastAsia="맑은 고딕"/>
+          <w:b w:val="0"/>
+          <w:sz w:val="17"/>
+          <w:u w:val="single"/>
+        </w:rPr>
+        <w:t>exerting</w:t>
+      </w:r>
+      <w:r>
+        <w:rPr>
+          <w:rFonts w:ascii="맑은 고딕" w:hAnsi="맑은 고딕" w:eastAsia="맑은 고딕"/>
+          <w:b w:val="0"/>
+          <w:sz w:val="17"/>
+          <w:u w:val="none"/>
+        </w:rPr>
+        <w:t xml:space="preserve"> a force on the bicycle and you, as they grip and rub on the wheel-rims. This is the force called friction, which tends to slow down moving things by acting in the direction opposite to movement, (A) ________ backwards. Even without the brakes on, there are other friction forces acting on you and your bicycle, which also slow you down. One of these is friction in the wheels rubbing on the axles. Another is air resistance, which you can feel, pushing you backwards as you and the bicycle move forwards. When you apply these ideas to something around you, like a cart, you can see what could be generating friction: mainly the axles rubbing on the body as they rotate.</w:t>
+      </w:r>
+    </w:p>
+    <w:p>
+      <w:pPr>
+        <w:spacing w:before="0" w:after="0" w:line="288" w:lineRule="auto"/>
+        <w:ind w:left="40"/>
+        <w:snapToGrid w:val="0"/>
+        <w:pBdr>
+          <w:top w:val="single" w:sz="4" w:space="2" w:color="9B6BD0"/>
+          <w:left w:val="single" w:sz="4" w:space="2" w:color="9B6BD0"/>
+          <w:bottom w:val="single" w:sz="4" w:space="2" w:color="9B6BD0"/>
+          <w:right w:val="single" w:sz="4" w:space="2" w:color="9B6BD0"/>
+        </w:pBdr>
+        <w:shd w:val="clear" w:color="auto" w:fill="FAF5FF"/>
+      </w:pPr>
+      <w:r>
+        <w:rPr>
+          <w:rFonts w:ascii="맑은 고딕" w:hAnsi="맑은 고딕" w:eastAsia="맑은 고딕"/>
+          <w:b/>
+          <w:sz w:val="17"/>
+          <w:u w:val="none"/>
+        </w:rPr>
+        <w:t>&lt;보 기&gt;</w:t>
+      </w:r>
+    </w:p>
+    <w:p>
+      <w:pPr>
+        <w:spacing w:before="0" w:after="0" w:line="288" w:lineRule="auto"/>
+        <w:ind w:left="40"/>
+        <w:snapToGrid w:val="0"/>
+        <w:pBdr>
+          <w:top w:val="single" w:sz="4" w:space="2" w:color="9B6BD0"/>
+          <w:left w:val="single" w:sz="4" w:space="2" w:color="9B6BD0"/>
+          <w:bottom w:val="single" w:sz="4" w:space="2" w:color="9B6BD0"/>
+          <w:right w:val="single" w:sz="4" w:space="2" w:color="9B6BD0"/>
+        </w:pBdr>
+        <w:shd w:val="clear" w:color="auto" w:fill="FAF5FF"/>
+      </w:pPr>
+      <w:r>
+        <w:rPr>
+          <w:rFonts w:ascii="맑은 고딕" w:hAnsi="맑은 고딕" w:eastAsia="맑은 고딕"/>
+          <w:b w:val="0"/>
+          <w:sz w:val="17"/>
+          <w:u w:val="none"/>
+        </w:rPr>
+        <w:t>(a) The writer uses an everyday experience to explain the force of friction.</w:t>
+      </w:r>
+    </w:p>
+    <w:p>
+      <w:pPr>
+        <w:spacing w:before="0" w:after="0" w:line="288" w:lineRule="auto"/>
+        <w:ind w:left="40"/>
+        <w:snapToGrid w:val="0"/>
+        <w:pBdr>
+          <w:top w:val="single" w:sz="4" w:space="2" w:color="9B6BD0"/>
+          <w:left w:val="single" w:sz="4" w:space="2" w:color="9B6BD0"/>
+          <w:bottom w:val="single" w:sz="4" w:space="2" w:color="9B6BD0"/>
+          <w:right w:val="single" w:sz="4" w:space="2" w:color="9B6BD0"/>
+        </w:pBdr>
+        <w:shd w:val="clear" w:color="auto" w:fill="FAF5FF"/>
+      </w:pPr>
+      <w:r>
+        <w:rPr>
+          <w:rFonts w:ascii="맑은 고딕" w:hAnsi="맑은 고딕" w:eastAsia="맑은 고딕"/>
+          <w:b w:val="0"/>
+          <w:sz w:val="17"/>
+          <w:u w:val="none"/>
+        </w:rPr>
+        <w:t>(b) The appropriate expression for (A) is ‘for instance’.</w:t>
+      </w:r>
+    </w:p>
+    <w:p>
+      <w:pPr>
+        <w:spacing w:before="0" w:after="0" w:line="288" w:lineRule="auto"/>
+        <w:ind w:left="40"/>
+        <w:snapToGrid w:val="0"/>
+        <w:pBdr>
+          <w:top w:val="single" w:sz="4" w:space="2" w:color="9B6BD0"/>
+          <w:left w:val="single" w:sz="4" w:space="2" w:color="9B6BD0"/>
+          <w:bottom w:val="single" w:sz="4" w:space="2" w:color="9B6BD0"/>
+          <w:right w:val="single" w:sz="4" w:space="2" w:color="9B6BD0"/>
+        </w:pBdr>
+        <w:shd w:val="clear" w:color="auto" w:fill="FAF5FF"/>
+      </w:pPr>
+      <w:r>
+        <w:rPr>
+          <w:rFonts w:ascii="맑은 고딕" w:hAnsi="맑은 고딕" w:eastAsia="맑은 고딕"/>
+          <w:b w:val="0"/>
+          <w:sz w:val="17"/>
+          <w:u w:val="none"/>
+        </w:rPr>
+        <w:t>(c) ⓐ ‘gradually’ can be replaced by ‘suddenly’ without changing the meaning.</w:t>
+      </w:r>
+    </w:p>
+    <w:p>
+      <w:pPr>
+        <w:spacing w:before="0" w:after="0" w:line="288" w:lineRule="auto"/>
+        <w:ind w:left="40"/>
+        <w:snapToGrid w:val="0"/>
+        <w:pBdr>
+          <w:top w:val="single" w:sz="4" w:space="2" w:color="9B6BD0"/>
+          <w:left w:val="single" w:sz="4" w:space="2" w:color="9B6BD0"/>
+          <w:bottom w:val="single" w:sz="4" w:space="2" w:color="9B6BD0"/>
+          <w:right w:val="single" w:sz="4" w:space="2" w:color="9B6BD0"/>
+        </w:pBdr>
+        <w:shd w:val="clear" w:color="auto" w:fill="FAF5FF"/>
+      </w:pPr>
+      <w:r>
+        <w:rPr>
+          <w:rFonts w:ascii="맑은 고딕" w:hAnsi="맑은 고딕" w:eastAsia="맑은 고딕"/>
+          <w:b w:val="0"/>
+          <w:sz w:val="17"/>
+          <w:u w:val="none"/>
+        </w:rPr>
+        <w:t>(d) ⓑ ‘exerting’ is close in meaning to ‘applying’.</w:t>
+      </w:r>
+    </w:p>
+    <w:p>
+      <w:pPr>
+        <w:spacing w:before="0" w:after="60" w:line="288" w:lineRule="auto"/>
+        <w:ind w:left="40"/>
+        <w:snapToGrid w:val="0"/>
+        <w:pBdr>
+          <w:top w:val="single" w:sz="4" w:space="2" w:color="9B6BD0"/>
+          <w:left w:val="single" w:sz="4" w:space="2" w:color="9B6BD0"/>
+          <w:bottom w:val="single" w:sz="4" w:space="2" w:color="9B6BD0"/>
+          <w:right w:val="single" w:sz="4" w:space="2" w:color="9B6BD0"/>
+        </w:pBdr>
+        <w:shd w:val="clear" w:color="auto" w:fill="FAF5FF"/>
+      </w:pPr>
+      <w:r>
+        <w:rPr>
+          <w:rFonts w:ascii="맑은 고딕" w:hAnsi="맑은 고딕" w:eastAsia="맑은 고딕"/>
+          <w:b w:val="0"/>
+          <w:sz w:val="17"/>
+          <w:u w:val="none"/>
+        </w:rPr>
+        <w:t>(e) According to the passage, friction acts on a bicycle only when the brakes are on.</w:t>
+      </w:r>
+    </w:p>
+    <w:p>
+      <w:pPr>
+        <w:spacing w:before="0" w:after="20" w:line="276" w:lineRule="auto"/>
+        <w:ind w:left="80"/>
+        <w:snapToGrid w:val="0"/>
+      </w:pPr>
+      <w:r>
+        <w:rPr>
+          <w:rFonts w:ascii="맑은 고딕" w:hAnsi="맑은 고딕" w:eastAsia="맑은 고딕"/>
+          <w:b w:val="0"/>
+          <w:sz w:val="17"/>
+          <w:u w:val="none"/>
+        </w:rPr>
+        <w:t>① (a), (d)    ② (b), (c)    ③ (c), (d), (e)    ④ (a), (b), (e)    ⑤ (b), (c), (e)</w:t>
       </w:r>
     </w:p>
     <w:p>
@@ -1540,25 +1730,25 @@
           <w:sz w:val="17"/>
           <w:u w:val="none"/>
         </w:rPr>
-        <w:t xml:space="preserve"> 윗글의 내용과 일치하지 </w:t>
-      </w:r>
-      <w:r>
-        <w:rPr>
-          <w:rFonts w:ascii="맑은 고딕" w:hAnsi="맑은 고딕" w:eastAsia="맑은 고딕"/>
-          <w:b/>
-          <w:sz w:val="17"/>
-          <w:u w:val="none"/>
-        </w:rPr>
-        <w:t>않는</w:t>
+        <w:t xml:space="preserve"> 다음 글의 밑줄 친 ⓐ ~ ⓕ 중, 어법상 </w:t>
       </w:r>
       <w:r>
         <w:rPr>
           <w:rFonts w:ascii="맑은 고딕" w:hAnsi="맑은 고딕" w:eastAsia="맑은 고딕"/>
           <w:b w:val="0"/>
           <w:sz w:val="17"/>
-          <w:u w:val="none"/>
-        </w:rPr>
-        <w:t xml:space="preserve"> 것은? [2.6점]</w:t>
+          <w:u w:val="single"/>
+        </w:rPr>
+        <w:t>틀린</w:t>
+      </w:r>
+      <w:r>
+        <w:rPr>
+          <w:rFonts w:ascii="맑은 고딕" w:hAnsi="맑은 고딕" w:eastAsia="맑은 고딕"/>
+          <w:b w:val="0"/>
+          <w:sz w:val="17"/>
+          <w:u w:val="none"/>
+        </w:rPr>
+        <w:t xml:space="preserve"> 것을 모두 고른 것은? [3.0점]</w:t>
       </w:r>
     </w:p>
     <w:p>
@@ -1581,7 +1771,131 @@
           <w:sz w:val="17"/>
           <w:u w:val="none"/>
         </w:rPr>
-        <w:t>A cyclist who stops pedalling on level ground loses speed gradually, because no force is now driving the bicycle forward and other forces are holding it back. Applying the brakes shortens the stopping distance: the brake pads grip and rub on the wheel rims, and that rubbing exerts a force on bicycle and rider. Physicists call the force friction; it acts in the direction opposite to motion and so slows moving things down. Even with the brakes off, friction between wheels and axles and the resistance of the air keep dragging the rider backwards.</w:t>
+        <w:t>Imagine you are pedalling your bicycle on a level road. You stop pedalling: no force is now ⓐ</w:t>
+      </w:r>
+      <w:r>
+        <w:rPr>
+          <w:rFonts w:ascii="맑은 고딕" w:hAnsi="맑은 고딕" w:eastAsia="맑은 고딕"/>
+          <w:b w:val="0"/>
+          <w:sz w:val="17"/>
+          <w:u w:val="single"/>
+        </w:rPr>
+        <w:t>acting</w:t>
+      </w:r>
+      <w:r>
+        <w:rPr>
+          <w:rFonts w:ascii="맑은 고딕" w:hAnsi="맑은 고딕" w:eastAsia="맑은 고딕"/>
+          <w:b w:val="0"/>
+          <w:sz w:val="17"/>
+          <w:u w:val="none"/>
+        </w:rPr>
+        <w:t xml:space="preserve"> to move you forward. What happens? You gradually slow down. How could you slow down more suddenly, in a shorter distance? By putting the brakes on. Because the brakes change your movement, making you ⓑ</w:t>
+      </w:r>
+      <w:r>
+        <w:rPr>
+          <w:rFonts w:ascii="맑은 고딕" w:hAnsi="맑은 고딕" w:eastAsia="맑은 고딕"/>
+          <w:b w:val="0"/>
+          <w:sz w:val="17"/>
+          <w:u w:val="single"/>
+        </w:rPr>
+        <w:t>to slow</w:t>
+      </w:r>
+      <w:r>
+        <w:rPr>
+          <w:rFonts w:ascii="맑은 고딕" w:hAnsi="맑은 고딕" w:eastAsia="맑은 고딕"/>
+          <w:b w:val="0"/>
+          <w:sz w:val="17"/>
+          <w:u w:val="none"/>
+        </w:rPr>
+        <w:t xml:space="preserve"> down more suddenly, they must be ⓒ</w:t>
+      </w:r>
+      <w:r>
+        <w:rPr>
+          <w:rFonts w:ascii="맑은 고딕" w:hAnsi="맑은 고딕" w:eastAsia="맑은 고딕"/>
+          <w:b w:val="0"/>
+          <w:sz w:val="17"/>
+          <w:u w:val="single"/>
+        </w:rPr>
+        <w:t>exerting</w:t>
+      </w:r>
+      <w:r>
+        <w:rPr>
+          <w:rFonts w:ascii="맑은 고딕" w:hAnsi="맑은 고딕" w:eastAsia="맑은 고딕"/>
+          <w:b w:val="0"/>
+          <w:sz w:val="17"/>
+          <w:u w:val="none"/>
+        </w:rPr>
+        <w:t xml:space="preserve"> a force on the bicycle and you, as they ⓓ</w:t>
+      </w:r>
+      <w:r>
+        <w:rPr>
+          <w:rFonts w:ascii="맑은 고딕" w:hAnsi="맑은 고딕" w:eastAsia="맑은 고딕"/>
+          <w:b w:val="0"/>
+          <w:sz w:val="17"/>
+          <w:u w:val="single"/>
+        </w:rPr>
+        <w:t>grip</w:t>
+      </w:r>
+      <w:r>
+        <w:rPr>
+          <w:rFonts w:ascii="맑은 고딕" w:hAnsi="맑은 고딕" w:eastAsia="맑은 고딕"/>
+          <w:b w:val="0"/>
+          <w:sz w:val="17"/>
+          <w:u w:val="none"/>
+        </w:rPr>
+        <w:t xml:space="preserve"> and rub on the wheel-rims. This is the force called friction, which ⓔ</w:t>
+      </w:r>
+      <w:r>
+        <w:rPr>
+          <w:rFonts w:ascii="맑은 고딕" w:hAnsi="맑은 고딕" w:eastAsia="맑은 고딕"/>
+          <w:b w:val="0"/>
+          <w:sz w:val="17"/>
+          <w:u w:val="single"/>
+        </w:rPr>
+        <w:t>tend</w:t>
+      </w:r>
+      <w:r>
+        <w:rPr>
+          <w:rFonts w:ascii="맑은 고딕" w:hAnsi="맑은 고딕" w:eastAsia="맑은 고딕"/>
+          <w:b w:val="0"/>
+          <w:sz w:val="17"/>
+          <w:u w:val="none"/>
+        </w:rPr>
+        <w:t xml:space="preserve"> to slow down moving things by acting in the direction opposite to movement, that is backwards. Even without the brakes on, there are other friction forces acting on you and your bicycle, which also slow you down. One of these is friction in the wheels rubbing on the axles. Another is air resistance, which you can feel, pushing you backwards as you and the bicycle move forwards. When you apply these ideas to something around you, like a cart, you can see ⓕ</w:t>
+      </w:r>
+      <w:r>
+        <w:rPr>
+          <w:rFonts w:ascii="맑은 고딕" w:hAnsi="맑은 고딕" w:eastAsia="맑은 고딕"/>
+          <w:b w:val="0"/>
+          <w:sz w:val="17"/>
+          <w:u w:val="single"/>
+        </w:rPr>
+        <w:t>that</w:t>
+      </w:r>
+      <w:r>
+        <w:rPr>
+          <w:rFonts w:ascii="맑은 고딕" w:hAnsi="맑은 고딕" w:eastAsia="맑은 고딕"/>
+          <w:b w:val="0"/>
+          <w:sz w:val="17"/>
+          <w:u w:val="none"/>
+        </w:rPr>
+        <w:t xml:space="preserve"> could be generating friction: mainly the axles rubbing on the body as they rotate.</w:t>
+      </w:r>
+    </w:p>
+    <w:p>
+      <w:pPr>
+        <w:spacing w:before="0" w:after="20" w:line="276" w:lineRule="auto"/>
+        <w:ind w:left="80"/>
+        <w:snapToGrid w:val="0"/>
+      </w:pPr>
+      <w:r>
+        <w:rPr>
+          <w:rFonts w:ascii="맑은 고딕" w:hAnsi="맑은 고딕" w:eastAsia="맑은 고딕"/>
+          <w:b w:val="0"/>
+          <w:sz w:val="17"/>
+          <w:u w:val="none"/>
+        </w:rPr>
+        <w:t>① ⓐ, ⓒ    ② ⓑ, ⓓ, ⓔ    ③ ⓑ, ⓔ, ⓕ    ④ ⓒ, ⓕ    ⑤ ⓐ, ⓑ, ⓕ</w:t>
       </w:r>
     </w:p>
     <w:p>
@@ -1606,25 +1920,7 @@
           <w:sz w:val="17"/>
           <w:u w:val="none"/>
         </w:rPr>
-        <w:t xml:space="preserve"> 윗글의 밑줄 친 ①~⑤ 중, 문맥상 낱말의 쓰임이 적절하지 </w:t>
-      </w:r>
-      <w:r>
-        <w:rPr>
-          <w:rFonts w:ascii="맑은 고딕" w:hAnsi="맑은 고딕" w:eastAsia="맑은 고딕"/>
-          <w:b/>
-          <w:sz w:val="17"/>
-          <w:u w:val="none"/>
-        </w:rPr>
-        <w:t>않은</w:t>
-      </w:r>
-      <w:r>
-        <w:rPr>
-          <w:rFonts w:ascii="맑은 고딕" w:hAnsi="맑은 고딕" w:eastAsia="맑은 고딕"/>
-          <w:b w:val="0"/>
-          <w:sz w:val="17"/>
-          <w:u w:val="none"/>
-        </w:rPr>
-        <w:t xml:space="preserve"> 것은? [2.8점]</w:t>
+        <w:t xml:space="preserve"> 다음 글의 (A), (B), (C)의 각 괄호 안에서 문맥과 어법에 맞는 표현으로 가장 적절한 것은? [2.9점]</w:t>
       </w:r>
     </w:p>
     <w:p>
@@ -1647,7 +1943,87 @@
           <w:sz w:val="17"/>
           <w:u w:val="none"/>
         </w:rPr>
-        <w:t>Stop pedalling on a level road and you ①gradually slow down; to stop more ②suddenly, you put the brakes on. Because the brakes change your movement, they must be exerting a force as they grip the wheel-rims. That force is friction, which slows moving things by acting in the direction ③parallel to movement — backwards. Even without the brakes on, friction in the wheels rubbing on the axles and air ④resistance pushing you backwards also slow you down. In a cart, most friction comes from the axles rubbing on the body as they ⑤rotate.</w:t>
+        <w:t>Imagine you are pedalling your bicycle on a (A) [level / steep] road. You stop pedalling: no force is now acting to move you forward. What happens? You gradually slow down. How could you slow down more suddenly, in a shorter distance? By putting the brakes on. Because the brakes change your movement, making you slow down more suddenly, they must be exerting a force on the bicycle and you, as they grip and rub on the wheel-rims. This is the force called friction, which tends to slow down moving things by acting in the direction (B) [opposite / similar] to movement, that is backwards. Even without the brakes on, there are other friction forces acting on you and your bicycle, which also slow you down. One of these is friction in the wheels (C) [rubbing / rubbed] on the axles. Another is air resistance, which you can feel, pushing you backwards as you and the bicycle move forwards. When you apply these ideas to something around you, like a cart, you can see what could be generating friction: mainly the axles rubbing on the body as they rotate.</w:t>
+      </w:r>
+    </w:p>
+    <w:p>
+      <w:pPr>
+        <w:spacing w:before="0" w:after="0" w:line="269" w:lineRule="auto"/>
+        <w:ind w:left="180" w:hanging="180"/>
+        <w:snapToGrid w:val="0"/>
+      </w:pPr>
+      <w:r>
+        <w:rPr>
+          <w:rFonts w:ascii="맑은 고딕" w:hAnsi="맑은 고딕" w:eastAsia="맑은 고딕"/>
+          <w:b w:val="0"/>
+          <w:sz w:val="17"/>
+          <w:u w:val="none"/>
+        </w:rPr>
+        <w:t>① (A) level  (B) opposite  (C) rubbing</w:t>
+      </w:r>
+    </w:p>
+    <w:p>
+      <w:pPr>
+        <w:spacing w:before="0" w:after="0" w:line="269" w:lineRule="auto"/>
+        <w:ind w:left="180" w:hanging="180"/>
+        <w:snapToGrid w:val="0"/>
+      </w:pPr>
+      <w:r>
+        <w:rPr>
+          <w:rFonts w:ascii="맑은 고딕" w:hAnsi="맑은 고딕" w:eastAsia="맑은 고딕"/>
+          <w:b w:val="0"/>
+          <w:sz w:val="17"/>
+          <w:u w:val="none"/>
+        </w:rPr>
+        <w:t>② (A) steep  (B) opposite  (C) rubbed</w:t>
+      </w:r>
+    </w:p>
+    <w:p>
+      <w:pPr>
+        <w:spacing w:before="0" w:after="0" w:line="269" w:lineRule="auto"/>
+        <w:ind w:left="180" w:hanging="180"/>
+        <w:snapToGrid w:val="0"/>
+      </w:pPr>
+      <w:r>
+        <w:rPr>
+          <w:rFonts w:ascii="맑은 고딕" w:hAnsi="맑은 고딕" w:eastAsia="맑은 고딕"/>
+          <w:b w:val="0"/>
+          <w:sz w:val="17"/>
+          <w:u w:val="none"/>
+        </w:rPr>
+        <w:t>③ (A) level  (B) similar  (C) rubbing</w:t>
+      </w:r>
+    </w:p>
+    <w:p>
+      <w:pPr>
+        <w:spacing w:before="0" w:after="0" w:line="269" w:lineRule="auto"/>
+        <w:ind w:left="180" w:hanging="180"/>
+        <w:snapToGrid w:val="0"/>
+      </w:pPr>
+      <w:r>
+        <w:rPr>
+          <w:rFonts w:ascii="맑은 고딕" w:hAnsi="맑은 고딕" w:eastAsia="맑은 고딕"/>
+          <w:b w:val="0"/>
+          <w:sz w:val="17"/>
+          <w:u w:val="none"/>
+        </w:rPr>
+        <w:t>④ (A) level  (B) opposite  (C) rubbed</w:t>
+      </w:r>
+    </w:p>
+    <w:p>
+      <w:pPr>
+        <w:spacing w:before="0" w:after="0" w:line="269" w:lineRule="auto"/>
+        <w:ind w:left="180" w:hanging="180"/>
+        <w:snapToGrid w:val="0"/>
+      </w:pPr>
+      <w:r>
+        <w:rPr>
+          <w:rFonts w:ascii="맑은 고딕" w:hAnsi="맑은 고딕" w:eastAsia="맑은 고딕"/>
+          <w:b w:val="0"/>
+          <w:sz w:val="17"/>
+          <w:u w:val="none"/>
+        </w:rPr>
+        <w:t>⑤ (A) steep  (B) similar  (C) rubbing</w:t>
       </w:r>
     </w:p>
     <w:p>
@@ -1672,25 +2048,25 @@
           <w:sz w:val="17"/>
           <w:u w:val="none"/>
         </w:rPr>
-        <w:t xml:space="preserve"> 윗글의 밑줄 친 ①~⑤ 중, 어법상 </w:t>
-      </w:r>
-      <w:r>
-        <w:rPr>
-          <w:rFonts w:ascii="맑은 고딕" w:hAnsi="맑은 고딕" w:eastAsia="맑은 고딕"/>
-          <w:b/>
-          <w:sz w:val="17"/>
-          <w:u w:val="none"/>
-        </w:rPr>
-        <w:t>틀린</w:t>
+        <w:t xml:space="preserve"> 윗글의 내용과 일치하지 </w:t>
       </w:r>
       <w:r>
         <w:rPr>
           <w:rFonts w:ascii="맑은 고딕" w:hAnsi="맑은 고딕" w:eastAsia="맑은 고딕"/>
           <w:b w:val="0"/>
           <w:sz w:val="17"/>
-          <w:u w:val="none"/>
-        </w:rPr>
-        <w:t xml:space="preserve"> 것은? [2.8점]</w:t>
+          <w:u w:val="single"/>
+        </w:rPr>
+        <w:t>않는</w:t>
+      </w:r>
+      <w:r>
+        <w:rPr>
+          <w:rFonts w:ascii="맑은 고딕" w:hAnsi="맑은 고딕" w:eastAsia="맑은 고딕"/>
+          <w:b w:val="0"/>
+          <w:sz w:val="17"/>
+          <w:u w:val="none"/>
+        </w:rPr>
+        <w:t xml:space="preserve"> 것은? [2.6점]</w:t>
       </w:r>
     </w:p>
     <w:p>
@@ -1713,7 +2089,87 @@
           <w:sz w:val="17"/>
           <w:u w:val="none"/>
         </w:rPr>
-        <w:t>You gradually slow down. How could you slow down more suddenly, in a ①shorter distance? By ②putting the brakes on. Because the brakes change your movement, ③made you slow down more suddenly, they must ④be exerting a force on the bicycle and you, ⑤as they grip and rub on the wheel-rims.</w:t>
+        <w:t>Imagine you are pedalling your bicycle on a level road. You stop pedalling: no force is now acting to move you forward. What happens? You gradually slow down. How could you slow down more suddenly, in a shorter distance? By putting the brakes on. Because the brakes change your movement, making you slow down more suddenly, they must be exerting a force on the bicycle and you, as they grip and rub on the wheel-rims. This is the force called friction, which tends to slow down moving things by acting in the direction opposite to movement, that is backwards. Even without the brakes on, there are other friction forces acting on you and your bicycle, which also slow you down. One of these is friction in the wheels rubbing on the axles. Another is air resistance, which you can feel, pushing you backwards as you and the bicycle move forwards. When you apply these ideas to something around you, like a cart, you can see what could be generating friction: mainly the axles rubbing on the body as they rotate.</w:t>
+      </w:r>
+    </w:p>
+    <w:p>
+      <w:pPr>
+        <w:spacing w:before="0" w:after="0" w:line="269" w:lineRule="auto"/>
+        <w:ind w:left="180" w:hanging="180"/>
+        <w:snapToGrid w:val="0"/>
+      </w:pPr>
+      <w:r>
+        <w:rPr>
+          <w:rFonts w:ascii="맑은 고딕" w:hAnsi="맑은 고딕" w:eastAsia="맑은 고딕"/>
+          <w:b w:val="0"/>
+          <w:sz w:val="17"/>
+          <w:u w:val="none"/>
+        </w:rPr>
+        <w:t>① 페달 밟기를 멈추면 자전거를 앞으로 미는 힘은 작용하지 않는다.</w:t>
+      </w:r>
+    </w:p>
+    <w:p>
+      <w:pPr>
+        <w:spacing w:before="0" w:after="0" w:line="269" w:lineRule="auto"/>
+        <w:ind w:left="180" w:hanging="180"/>
+        <w:snapToGrid w:val="0"/>
+      </w:pPr>
+      <w:r>
+        <w:rPr>
+          <w:rFonts w:ascii="맑은 고딕" w:hAnsi="맑은 고딕" w:eastAsia="맑은 고딕"/>
+          <w:b w:val="0"/>
+          <w:sz w:val="17"/>
+          <w:u w:val="none"/>
+        </w:rPr>
+        <w:t>② 브레이크는 바퀴 테두리를 잡고 문지르면서 힘을 가한다.</w:t>
+      </w:r>
+    </w:p>
+    <w:p>
+      <w:pPr>
+        <w:spacing w:before="0" w:after="0" w:line="269" w:lineRule="auto"/>
+        <w:ind w:left="180" w:hanging="180"/>
+        <w:snapToGrid w:val="0"/>
+      </w:pPr>
+      <w:r>
+        <w:rPr>
+          <w:rFonts w:ascii="맑은 고딕" w:hAnsi="맑은 고딕" w:eastAsia="맑은 고딕"/>
+          <w:b w:val="0"/>
+          <w:sz w:val="17"/>
+          <w:u w:val="none"/>
+        </w:rPr>
+        <w:t>③ 마찰은 움직이는 방향의 반대쪽으로 작용한다.</w:t>
+      </w:r>
+    </w:p>
+    <w:p>
+      <w:pPr>
+        <w:spacing w:before="0" w:after="0" w:line="269" w:lineRule="auto"/>
+        <w:ind w:left="180" w:hanging="180"/>
+        <w:snapToGrid w:val="0"/>
+      </w:pPr>
+      <w:r>
+        <w:rPr>
+          <w:rFonts w:ascii="맑은 고딕" w:hAnsi="맑은 고딕" w:eastAsia="맑은 고딕"/>
+          <w:b w:val="0"/>
+          <w:sz w:val="17"/>
+          <w:u w:val="none"/>
+        </w:rPr>
+        <w:t>④ 브레이크를 걸지 않으면 자전거에는 마찰력이 작용하지 않는다.</w:t>
+      </w:r>
+    </w:p>
+    <w:p>
+      <w:pPr>
+        <w:spacing w:before="0" w:after="0" w:line="269" w:lineRule="auto"/>
+        <w:ind w:left="180" w:hanging="180"/>
+        <w:snapToGrid w:val="0"/>
+      </w:pPr>
+      <w:r>
+        <w:rPr>
+          <w:rFonts w:ascii="맑은 고딕" w:hAnsi="맑은 고딕" w:eastAsia="맑은 고딕"/>
+          <w:b w:val="0"/>
+          <w:sz w:val="17"/>
+          <w:u w:val="none"/>
+        </w:rPr>
+        <w:t>⑤ 공기 저항도 자전거를 느리게 하는 마찰력의 하나이다.</w:t>
       </w:r>
     </w:p>
     <w:p>
@@ -1738,7 +2194,7 @@
           <w:sz w:val="17"/>
           <w:u w:val="none"/>
         </w:rPr>
-        <w:t xml:space="preserve"> 윗글의 빈칸에 들어갈 말로 가장 적절한 것은? [2.9점]</w:t>
+        <w:t xml:space="preserve"> [A]와 [B]를 읽고 이해한 것으로 가장 적절한 것은? [3.3점]</w:t>
       </w:r>
     </w:p>
     <w:p>
@@ -1761,7 +2217,110 @@
           <w:sz w:val="17"/>
           <w:u w:val="none"/>
         </w:rPr>
-        <w:t>A bicycle on level ground slows the moment you stop pedalling, and it slows faster when the brakes grip the rims. Both facts point to one force. Friction, in other words, is a force that ______________________________________; that is why a coasting bicycle loses speed, why brakes stop it sooner, and why the air seems to press against your chest as you ride.</w:t>
+        <w:t>[A] You gradually slow down. How could you slow down more suddenly, in a shorter distance? By putting the brakes on. Because the brakes change your movement, making you slow down more suddenly, they must be exerting a force on the bicycle and you, as they grip and rub on the wheel-rims. This is the force called friction, which tends to slow down moving things by acting in the direction opposite to movement, that is backwards. Even without the brakes on, there are other friction forces acting on you and your bicycle, which also slow you down.</w:t>
+      </w:r>
+    </w:p>
+    <w:p>
+      <w:pPr>
+        <w:spacing w:before="0" w:after="60" w:line="288" w:lineRule="auto"/>
+        <w:ind w:left="40"/>
+        <w:snapToGrid w:val="0"/>
+        <w:pBdr>
+          <w:top w:val="single" w:sz="4" w:space="2" w:color="6B7FB8"/>
+          <w:left w:val="single" w:sz="4" w:space="2" w:color="6B7FB8"/>
+          <w:bottom w:val="single" w:sz="4" w:space="2" w:color="6B7FB8"/>
+          <w:right w:val="single" w:sz="4" w:space="2" w:color="6B7FB8"/>
+        </w:pBdr>
+        <w:shd w:val="clear" w:color="auto" w:fill="EEF2FF"/>
+      </w:pPr>
+      <w:r>
+        <w:rPr>
+          <w:rFonts w:ascii="맑은 고딕" w:hAnsi="맑은 고딕" w:eastAsia="맑은 고딕"/>
+          <w:b w:val="0"/>
+          <w:sz w:val="17"/>
+          <w:u w:val="none"/>
+        </w:rPr>
+        <w:t>[B] A hockey puck sliding across ice travels much farther than one pushed across a carpet. Both pucks eventually stop, because some friction acts on them in each case, but smooth ice offers far less of it. This is why rinks are carefully resurfaced: the fewer scratches there are on the ice, the longer a puck keeps moving.</w:t>
+      </w:r>
+    </w:p>
+    <w:p>
+      <w:pPr>
+        <w:spacing w:before="0" w:after="0" w:line="269" w:lineRule="auto"/>
+        <w:ind w:left="180" w:hanging="180"/>
+        <w:snapToGrid w:val="0"/>
+      </w:pPr>
+      <w:r>
+        <w:rPr>
+          <w:rFonts w:ascii="맑은 고딕" w:hAnsi="맑은 고딕" w:eastAsia="맑은 고딕"/>
+          <w:b w:val="0"/>
+          <w:sz w:val="17"/>
+          <w:u w:val="none"/>
+        </w:rPr>
+        <w:t>① [A] says friction speeds moving things up, while [B] says it slows them down.</w:t>
+      </w:r>
+    </w:p>
+    <w:p>
+      <w:pPr>
+        <w:spacing w:before="0" w:after="0" w:line="269" w:lineRule="auto"/>
+        <w:ind w:left="180" w:hanging="180"/>
+        <w:snapToGrid w:val="0"/>
+      </w:pPr>
+      <w:r>
+        <w:rPr>
+          <w:rFonts w:ascii="맑은 고딕" w:hAnsi="맑은 고딕" w:eastAsia="맑은 고딕"/>
+          <w:b w:val="0"/>
+          <w:sz w:val="17"/>
+          <w:u w:val="none"/>
+        </w:rPr>
+        <w:t>② Both texts show that friction slows moving objects and that the amount of friction affects how quickly they stop.</w:t>
+      </w:r>
+    </w:p>
+    <w:p>
+      <w:pPr>
+        <w:spacing w:before="0" w:after="0" w:line="269" w:lineRule="auto"/>
+        <w:ind w:left="180" w:hanging="180"/>
+        <w:snapToGrid w:val="0"/>
+      </w:pPr>
+      <w:r>
+        <w:rPr>
+          <w:rFonts w:ascii="맑은 고딕" w:hAnsi="맑은 고딕" w:eastAsia="맑은 고딕"/>
+          <w:b w:val="0"/>
+          <w:sz w:val="17"/>
+          <w:u w:val="none"/>
+        </w:rPr>
+        <w:t>③ [B] claims that friction disappears completely on smooth ice.</w:t>
+      </w:r>
+    </w:p>
+    <w:p>
+      <w:pPr>
+        <w:spacing w:before="0" w:after="0" w:line="269" w:lineRule="auto"/>
+        <w:ind w:left="180" w:hanging="180"/>
+        <w:snapToGrid w:val="0"/>
+      </w:pPr>
+      <w:r>
+        <w:rPr>
+          <w:rFonts w:ascii="맑은 고딕" w:hAnsi="맑은 고딕" w:eastAsia="맑은 고딕"/>
+          <w:b w:val="0"/>
+          <w:sz w:val="17"/>
+          <w:u w:val="none"/>
+        </w:rPr>
+        <w:t>④ Both texts argue that air resistance is the main cause of friction.</w:t>
+      </w:r>
+    </w:p>
+    <w:p>
+      <w:pPr>
+        <w:spacing w:before="0" w:after="0" w:line="269" w:lineRule="auto"/>
+        <w:ind w:left="180" w:hanging="180"/>
+        <w:snapToGrid w:val="0"/>
+      </w:pPr>
+      <w:r>
+        <w:rPr>
+          <w:rFonts w:ascii="맑은 고딕" w:hAnsi="맑은 고딕" w:eastAsia="맑은 고딕"/>
+          <w:b w:val="0"/>
+          <w:sz w:val="17"/>
+          <w:u w:val="none"/>
+        </w:rPr>
+        <w:t>⑤ [A] focuses only on brakes, while [B] focuses on the weight of the puck.</w:t>
       </w:r>
     </w:p>
     <w:p>
@@ -1786,7 +2345,7 @@
           <w:sz w:val="17"/>
           <w:u w:val="none"/>
         </w:rPr>
-        <w:t xml:space="preserve"> 윗글의 내용을 한 문장으로 요약하고자 한다. 빈칸 (A), (B)에 들어갈 말로 가장 적절한 것은? [2.8점]</w:t>
+        <w:t xml:space="preserve"> 다음 빈칸에 들어갈 말로 가장 적절한 것은? [3.1점]</w:t>
       </w:r>
     </w:p>
     <w:p>
@@ -1809,44 +2368,30 @@
           <w:sz w:val="17"/>
           <w:u w:val="none"/>
         </w:rPr>
-        <w:t>Take your feet off the pedals and the bicycle coasts to a halt; squeeze the brakes and it halts sooner. In both cases a single kind of force is at work — friction, from the brake pads on the rims, from the wheels on their axles, and from the air — and in every case it pushes the wrong way, against the direction you are travelling.</w:t>
+        <w:t>Imagine you are pedalling your bicycle on a level road. You stop pedalling: no force is now acting to move you forward. What happens? You gradually slow down. How could you slow down more suddenly, in a shorter distance? By putting the brakes on. Because the brakes change your movement, making you slow down more suddenly, they must be exerting a force on the bicycle and you, as they grip and rub on the wheel-rims. This is the force called friction, which tends to slow down moving things by ________________. Even without the brakes on, there are other friction forces acting on you and your bicycle, which also slow you down. One of these is friction in the wheels rubbing on the axles. Another is air resistance, which you can feel, pushing you backwards as you and the bicycle move forwards. When you apply these ideas to something around you, like a cart, you can see what could be generating friction: mainly the axles rubbing on the body as they rotate.</w:t>
       </w:r>
     </w:p>
     <w:p>
       <w:pPr>
-        <w:spacing w:before="0" w:after="0" w:line="336" w:lineRule="auto"/>
-        <w:ind w:left="40"/>
+        <w:spacing w:before="0" w:after="0" w:line="269" w:lineRule="auto"/>
+        <w:ind w:left="180" w:hanging="180"/>
         <w:snapToGrid w:val="0"/>
-        <w:pBdr>
-          <w:top w:val="single" w:sz="4" w:space="2" w:color="555555"/>
-          <w:left w:val="single" w:sz="4" w:space="2" w:color="555555"/>
-          <w:bottom w:val="single" w:sz="4" w:space="2" w:color="555555"/>
-          <w:right w:val="single" w:sz="4" w:space="2" w:color="555555"/>
-        </w:pBdr>
-        <w:shd w:val="clear" w:color="auto" w:fill="FFFFFF"/>
-      </w:pPr>
-      <w:r>
-        <w:rPr>
-          <w:rFonts w:ascii="맑은 고딕" w:hAnsi="맑은 고딕" w:eastAsia="맑은 고딕"/>
-          <w:b/>
+      </w:pPr>
+      <w:r>
+        <w:rPr>
+          <w:rFonts w:ascii="맑은 고딕" w:hAnsi="맑은 고딕" w:eastAsia="맑은 고딕"/>
+          <w:b w:val="0"/>
           <w:sz w:val="17"/>
           <w:u w:val="none"/>
         </w:rPr>
-        <w:t>조건 · 보기</w:t>
+        <w:t>① pushing them forward a little faster</w:t>
       </w:r>
     </w:p>
     <w:p>
       <w:pPr>
-        <w:spacing w:before="0" w:after="60" w:line="336" w:lineRule="auto"/>
-        <w:ind w:left="40"/>
+        <w:spacing w:before="0" w:after="0" w:line="269" w:lineRule="auto"/>
+        <w:ind w:left="180" w:hanging="180"/>
         <w:snapToGrid w:val="0"/>
-        <w:pBdr>
-          <w:top w:val="single" w:sz="4" w:space="2" w:color="555555"/>
-          <w:left w:val="single" w:sz="4" w:space="2" w:color="555555"/>
-          <w:bottom w:val="single" w:sz="4" w:space="2" w:color="555555"/>
-          <w:right w:val="single" w:sz="4" w:space="2" w:color="555555"/>
-        </w:pBdr>
-        <w:shd w:val="clear" w:color="auto" w:fill="FFFFFF"/>
       </w:pPr>
       <w:r>
         <w:rPr>
@@ -1855,7 +2400,55 @@
           <w:sz w:val="17"/>
           <w:u w:val="none"/>
         </w:rPr>
-        <w:t>Once pedalling stops, a bicycle slows because friction — from brakes, axles, and air — acts (A)__________ its motion, and the brakes simply (B)__________ that force.</w:t>
+        <w:t>② changing their shape as they move</w:t>
+      </w:r>
+    </w:p>
+    <w:p>
+      <w:pPr>
+        <w:spacing w:before="0" w:after="0" w:line="269" w:lineRule="auto"/>
+        <w:ind w:left="180" w:hanging="180"/>
+        <w:snapToGrid w:val="0"/>
+      </w:pPr>
+      <w:r>
+        <w:rPr>
+          <w:rFonts w:ascii="맑은 고딕" w:hAnsi="맑은 고딕" w:eastAsia="맑은 고딕"/>
+          <w:b w:val="0"/>
+          <w:sz w:val="17"/>
+          <w:u w:val="none"/>
+        </w:rPr>
+        <w:t>③ adding extra energy to the wheels</w:t>
+      </w:r>
+    </w:p>
+    <w:p>
+      <w:pPr>
+        <w:spacing w:before="0" w:after="0" w:line="269" w:lineRule="auto"/>
+        <w:ind w:left="180" w:hanging="180"/>
+        <w:snapToGrid w:val="0"/>
+      </w:pPr>
+      <w:r>
+        <w:rPr>
+          <w:rFonts w:ascii="맑은 고딕" w:hAnsi="맑은 고딕" w:eastAsia="맑은 고딕"/>
+          <w:b w:val="0"/>
+          <w:sz w:val="17"/>
+          <w:u w:val="none"/>
+        </w:rPr>
+        <w:t>④ making them lighter than before</w:t>
+      </w:r>
+    </w:p>
+    <w:p>
+      <w:pPr>
+        <w:spacing w:before="0" w:after="0" w:line="269" w:lineRule="auto"/>
+        <w:ind w:left="180" w:hanging="180"/>
+        <w:snapToGrid w:val="0"/>
+      </w:pPr>
+      <w:r>
+        <w:rPr>
+          <w:rFonts w:ascii="맑은 고딕" w:hAnsi="맑은 고딕" w:eastAsia="맑은 고딕"/>
+          <w:b w:val="0"/>
+          <w:sz w:val="17"/>
+          <w:u w:val="none"/>
+        </w:rPr>
+        <w:t>⑤ acting in the direction opposite to movement</w:t>
       </w:r>
     </w:p>
     <w:p>
@@ -1880,25 +2473,25 @@
           <w:sz w:val="17"/>
           <w:u w:val="none"/>
         </w:rPr>
-        <w:t xml:space="preserve"> 윗글의 내용과 일치하는 것을 &lt;보기&gt;에서 </w:t>
-      </w:r>
-      <w:r>
-        <w:rPr>
-          <w:rFonts w:ascii="맑은 고딕" w:hAnsi="맑은 고딕" w:eastAsia="맑은 고딕"/>
-          <w:b/>
-          <w:sz w:val="17"/>
-          <w:u w:val="none"/>
-        </w:rPr>
-        <w:t>있는 대로</w:t>
+        <w:t xml:space="preserve"> 다음 글에서 전체 흐름과 관계 </w:t>
       </w:r>
       <w:r>
         <w:rPr>
           <w:rFonts w:ascii="맑은 고딕" w:hAnsi="맑은 고딕" w:eastAsia="맑은 고딕"/>
           <w:b w:val="0"/>
           <w:sz w:val="17"/>
-          <w:u w:val="none"/>
-        </w:rPr>
-        <w:t xml:space="preserve"> 고른 것은? (부분 점수 없음) [3.0점]</w:t>
+          <w:u w:val="single"/>
+        </w:rPr>
+        <w:t>없는</w:t>
+      </w:r>
+      <w:r>
+        <w:rPr>
+          <w:rFonts w:ascii="맑은 고딕" w:hAnsi="맑은 고딕" w:eastAsia="맑은 고딕"/>
+          <w:b w:val="0"/>
+          <w:sz w:val="17"/>
+          <w:u w:val="none"/>
+        </w:rPr>
+        <w:t xml:space="preserve"> 문장은? [2.8점]</w:t>
       </w:r>
     </w:p>
     <w:p>
@@ -1921,12 +2514,13 @@
           <w:sz w:val="17"/>
           <w:u w:val="none"/>
         </w:rPr>
-        <w:t>After you stop pedalling on a level road, the bicycle gradually slows down. Putting the brakes on slows it more suddenly, because the brakes exert a force through friction as they grip and rub on the wheel-rims. Friction acts in the direction opposite to movement. Even without the brakes on, friction in the wheels rubbing on the axles and air resistance pushing you backwards also slow you down.</w:t>
+        <w:t>Imagine you are pedalling your bicycle on a level road. You stop pedalling: no force is now acting to move you forward. What happens? ① You gradually slow down. ② How could you slow down more suddenly, in a shorter distance? By putting the brakes on. ③ Many cyclists replace their brake pads every year because they wear out from constant rubbing. ④ Because the brakes change your movement, making you slow down more suddenly, they must be exerting a force on the bicycle and you, as they grip and rub on the wheel-rims. ⑤ This is the force called friction, which tends to slow down moving things by acting in the direction opposite to movement, that is backwards.</w:t>
       </w:r>
     </w:p>
     <w:p>
       <w:pPr>
-        <w:spacing w:before="0" w:after="40" w:line="360" w:lineRule="auto"/>
+        <w:spacing w:before="0" w:after="20" w:line="276" w:lineRule="auto"/>
+        <w:ind w:left="80"/>
         <w:snapToGrid w:val="0"/>
       </w:pPr>
       <w:r>
@@ -1936,67 +2530,25 @@
           <w:sz w:val="17"/>
           <w:u w:val="none"/>
         </w:rPr>
-        <w:t>ⓐ A bicycle keeps the same speed after pedalling stops on a level road.</w:t>
+        <w:t>① ①    ② ②    ③ ③    ④ ④    ⑤ ⑤</w:t>
       </w:r>
     </w:p>
     <w:p>
       <w:pPr>
-        <w:spacing w:before="0" w:after="40" w:line="360" w:lineRule="auto"/>
+        <w:keepNext/>
+        <w:spacing w:before="80" w:after="40" w:line="276" w:lineRule="auto"/>
         <w:snapToGrid w:val="0"/>
-      </w:pPr>
-      <w:r>
-        <w:rPr>
-          <w:rFonts w:ascii="맑은 고딕" w:hAnsi="맑은 고딕" w:eastAsia="맑은 고딕"/>
-          <w:b w:val="0"/>
+        <w:shd w:val="clear" w:color="auto" w:fill="8A3A12"/>
+      </w:pPr>
+      <w:r>
+        <w:rPr>
+          <w:rFonts w:ascii="맑은 고딕" w:hAnsi="맑은 고딕" w:eastAsia="맑은 고딕"/>
+          <w:b/>
+          <w:color w:val="FFFFFF"/>
           <w:sz w:val="17"/>
           <w:u w:val="none"/>
         </w:rPr>
-        <w:t>ⓑ Brakes slow the bicycle by exerting a force through friction on the rims.</w:t>
-      </w:r>
-    </w:p>
-    <w:p>
-      <w:pPr>
-        <w:spacing w:before="0" w:after="40" w:line="360" w:lineRule="auto"/>
-        <w:snapToGrid w:val="0"/>
-      </w:pPr>
-      <w:r>
-        <w:rPr>
-          <w:rFonts w:ascii="맑은 고딕" w:hAnsi="맑은 고딕" w:eastAsia="맑은 고딕"/>
-          <w:b w:val="0"/>
-          <w:sz w:val="17"/>
-          <w:u w:val="none"/>
-        </w:rPr>
-        <w:t>ⓒ Friction acts in the direction opposite to movement.</w:t>
-      </w:r>
-    </w:p>
-    <w:p>
-      <w:pPr>
-        <w:spacing w:before="0" w:after="40" w:line="360" w:lineRule="auto"/>
-        <w:snapToGrid w:val="0"/>
-      </w:pPr>
-      <w:r>
-        <w:rPr>
-          <w:rFonts w:ascii="맑은 고딕" w:hAnsi="맑은 고딕" w:eastAsia="맑은 고딕"/>
-          <w:b w:val="0"/>
-          <w:sz w:val="17"/>
-          <w:u w:val="none"/>
-        </w:rPr>
-        <w:t>ⓓ Air resistance is one of the forces that slow a moving bicycle.</w:t>
-      </w:r>
-    </w:p>
-    <w:p>
-      <w:pPr>
-        <w:spacing w:before="0" w:after="40" w:line="360" w:lineRule="auto"/>
-        <w:snapToGrid w:val="0"/>
-      </w:pPr>
-      <w:r>
-        <w:rPr>
-          <w:rFonts w:ascii="맑은 고딕" w:hAnsi="맑은 고딕" w:eastAsia="맑은 고딕"/>
-          <w:b w:val="0"/>
-          <w:sz w:val="17"/>
-          <w:u w:val="none"/>
-        </w:rPr>
-        <w:t>ⓔ Without the brakes on, no friction at all acts on the rider.</w:t>
+        <w:t>서답형  37-서1 ~ 37-서2</w:t>
       </w:r>
     </w:p>
     <w:p>
@@ -2012,7 +2564,7 @@
           <w:sz w:val="17"/>
           <w:u w:val="none"/>
         </w:rPr>
-        <w:t>37-8.</w:t>
+        <w:t>37-서1.</w:t>
       </w:r>
       <w:r>
         <w:rPr>
@@ -2021,25 +2573,25 @@
           <w:sz w:val="17"/>
           <w:u w:val="none"/>
         </w:rPr>
-        <w:t xml:space="preserve"> 다음 대화의 내용을 표로 정리한 것으로 일치하지 </w:t>
-      </w:r>
-      <w:r>
-        <w:rPr>
-          <w:rFonts w:ascii="맑은 고딕" w:hAnsi="맑은 고딕" w:eastAsia="맑은 고딕"/>
-          <w:b/>
-          <w:sz w:val="17"/>
-          <w:u w:val="none"/>
-        </w:rPr>
-        <w:t>않는</w:t>
+        <w:t xml:space="preserve"> 다음 글의 내용을 요약하고자 한다. 빈칸 (1)~(3)에 들어갈 말을 본문에서 찾아 </w:t>
       </w:r>
       <w:r>
         <w:rPr>
           <w:rFonts w:ascii="맑은 고딕" w:hAnsi="맑은 고딕" w:eastAsia="맑은 고딕"/>
           <w:b w:val="0"/>
           <w:sz w:val="17"/>
-          <w:u w:val="none"/>
-        </w:rPr>
-        <w:t xml:space="preserve"> 것은? [3.0점]</w:t>
+          <w:u w:val="single"/>
+        </w:rPr>
+        <w:t>반드시 변형하여</w:t>
+      </w:r>
+      <w:r>
+        <w:rPr>
+          <w:rFonts w:ascii="맑은 고딕" w:hAnsi="맑은 고딕" w:eastAsia="맑은 고딕"/>
+          <w:b w:val="0"/>
+          <w:sz w:val="17"/>
+          <w:u w:val="none"/>
+        </w:rPr>
+        <w:t xml:space="preserve"> 쓰시오. (한 칸에 한 단어) [각 1점, 총 3점] [3.0점]</w:t>
       </w:r>
     </w:p>
     <w:p>
@@ -2062,7 +2614,139 @@
           <w:sz w:val="17"/>
           <w:u w:val="none"/>
         </w:rPr>
-        <w:t>A: I stopped pedalling on a flat road, but the bike kept rolling for a while and then slowed down. Why did it slow at all?</w:t>
+        <w:t>Imagine you are pedalling your bicycle on a level road. You stop pedalling: no force is now acting to move you forward. What happens? You gradually slow down. How could you slow down more suddenly, in a shorter distance? By putting the brakes on. Because the brakes change your movement, making you slow down more suddenly, they must be exerting a force on the bicycle and you, as they grip and rub on the wheel-rims. This is the force called friction, which tends to slow down moving things by acting in the direction opposite to movement, that is backwards. Even without the brakes on, there are other friction forces acting on you and your bicycle, which also slow you down. One of these is friction in the wheels rubbing on the axles. Another is air resistance, which you can feel, pushing you backwards as you and the bicycle move forwards. When you apply these ideas to something around you, like a cart, you can see what could be generating friction: mainly the axles rubbing on the body as they rotate.</w:t>
+      </w:r>
+    </w:p>
+    <w:p>
+      <w:pPr>
+        <w:spacing w:before="0" w:after="60" w:line="288" w:lineRule="auto"/>
+        <w:ind w:left="40"/>
+        <w:snapToGrid w:val="0"/>
+        <w:pBdr>
+          <w:top w:val="single" w:sz="4" w:space="2" w:color="C99B4E"/>
+          <w:left w:val="single" w:sz="4" w:space="2" w:color="C99B4E"/>
+          <w:bottom w:val="single" w:sz="4" w:space="2" w:color="C99B4E"/>
+          <w:right w:val="single" w:sz="4" w:space="2" w:color="C99B4E"/>
+        </w:pBdr>
+        <w:shd w:val="clear" w:color="auto" w:fill="FFF8E1"/>
+      </w:pPr>
+      <w:r>
+        <w:rPr>
+          <w:rFonts w:ascii="맑은 고딕" w:hAnsi="맑은 고딕" w:eastAsia="맑은 고딕"/>
+          <w:b w:val="0"/>
+          <w:sz w:val="17"/>
+          <w:u w:val="none"/>
+        </w:rPr>
+        <w:t>A moving bicycle slows down because friction (1) ________ its movement; the brakes make this slowing more (2) ________, and in a cart, most friction is (3) ________ by the axles rubbing on the body.</w:t>
+      </w:r>
+    </w:p>
+    <w:p>
+      <w:pPr>
+        <w:spacing w:before="0" w:after="0" w:line="288" w:lineRule="auto"/>
+        <w:ind w:left="40"/>
+        <w:snapToGrid w:val="0"/>
+        <w:pBdr>
+          <w:top w:val="single" w:sz="4" w:space="2" w:color="9B6BD0"/>
+          <w:left w:val="single" w:sz="4" w:space="2" w:color="9B6BD0"/>
+          <w:bottom w:val="single" w:sz="4" w:space="2" w:color="9B6BD0"/>
+          <w:right w:val="single" w:sz="4" w:space="2" w:color="9B6BD0"/>
+        </w:pBdr>
+        <w:shd w:val="clear" w:color="auto" w:fill="FAF5FF"/>
+      </w:pPr>
+      <w:r>
+        <w:rPr>
+          <w:rFonts w:ascii="맑은 고딕" w:hAnsi="맑은 고딕" w:eastAsia="맑은 고딕"/>
+          <w:b/>
+          <w:sz w:val="17"/>
+          <w:u w:val="none"/>
+        </w:rPr>
+        <w:t>&lt;조 건&gt;</w:t>
+      </w:r>
+    </w:p>
+    <w:p>
+      <w:pPr>
+        <w:spacing w:before="0" w:after="0" w:line="288" w:lineRule="auto"/>
+        <w:ind w:left="40"/>
+        <w:snapToGrid w:val="0"/>
+        <w:pBdr>
+          <w:top w:val="single" w:sz="4" w:space="2" w:color="9B6BD0"/>
+          <w:left w:val="single" w:sz="4" w:space="2" w:color="9B6BD0"/>
+          <w:bottom w:val="single" w:sz="4" w:space="2" w:color="9B6BD0"/>
+          <w:right w:val="single" w:sz="4" w:space="2" w:color="9B6BD0"/>
+        </w:pBdr>
+        <w:shd w:val="clear" w:color="auto" w:fill="FAF5FF"/>
+      </w:pPr>
+      <w:r>
+        <w:rPr>
+          <w:rFonts w:ascii="맑은 고딕" w:hAnsi="맑은 고딕" w:eastAsia="맑은 고딕"/>
+          <w:b w:val="0"/>
+          <w:sz w:val="17"/>
+          <w:u w:val="none"/>
+        </w:rPr>
+        <w:t>1. 본문의 단어를 반드시 변형(품사·어형)하여 쓸 것 — 본문 형태 그대로 쓰면 0점</w:t>
+      </w:r>
+    </w:p>
+    <w:p>
+      <w:pPr>
+        <w:spacing w:before="0" w:after="60" w:line="288" w:lineRule="auto"/>
+        <w:ind w:left="40"/>
+        <w:snapToGrid w:val="0"/>
+        <w:pBdr>
+          <w:top w:val="single" w:sz="4" w:space="2" w:color="9B6BD0"/>
+          <w:left w:val="single" w:sz="4" w:space="2" w:color="9B6BD0"/>
+          <w:bottom w:val="single" w:sz="4" w:space="2" w:color="9B6BD0"/>
+          <w:right w:val="single" w:sz="4" w:space="2" w:color="9B6BD0"/>
+        </w:pBdr>
+        <w:shd w:val="clear" w:color="auto" w:fill="FAF5FF"/>
+      </w:pPr>
+      <w:r>
+        <w:rPr>
+          <w:rFonts w:ascii="맑은 고딕" w:hAnsi="맑은 고딕" w:eastAsia="맑은 고딕"/>
+          <w:b w:val="0"/>
+          <w:sz w:val="17"/>
+          <w:u w:val="none"/>
+        </w:rPr>
+        <w:t>2. 답안지에 소문항 번호를 정확하게 기입할 것  예) 1-(1) 1-(2) 1-(3)</w:t>
+      </w:r>
+    </w:p>
+    <w:p>
+      <w:pPr>
+        <w:spacing w:before="0" w:after="40" w:line="360" w:lineRule="auto"/>
+        <w:snapToGrid w:val="0"/>
+      </w:pPr>
+      <w:r>
+        <w:rPr>
+          <w:rFonts w:ascii="맑은 고딕" w:hAnsi="맑은 고딕" w:eastAsia="맑은 고딕"/>
+          <w:b w:val="0"/>
+          <w:sz w:val="17"/>
+          <w:u w:val="none"/>
+        </w:rPr>
+        <w:t>(1) ______________   (2) ______________   (3) ______________</w:t>
+      </w:r>
+    </w:p>
+    <w:p>
+      <w:pPr>
+        <w:keepNext/>
+        <w:spacing w:before="80" w:after="20" w:line="276" w:lineRule="auto"/>
+        <w:snapToGrid w:val="0"/>
+      </w:pPr>
+      <w:r>
+        <w:rPr>
+          <w:rFonts w:ascii="맑은 고딕" w:hAnsi="맑은 고딕" w:eastAsia="맑은 고딕"/>
+          <w:b/>
+          <w:sz w:val="17"/>
+          <w:u w:val="none"/>
+        </w:rPr>
+        <w:t>37-서2.</w:t>
+      </w:r>
+      <w:r>
+        <w:rPr>
+          <w:rFonts w:ascii="맑은 고딕" w:hAnsi="맑은 고딕" w:eastAsia="맑은 고딕"/>
+          <w:b w:val="0"/>
+          <w:sz w:val="17"/>
+          <w:u w:val="none"/>
+        </w:rPr>
+        <w:t xml:space="preserve"> 다음 글의 밑줄 친 부분과 같은 뜻이 되도록 &lt;보기&gt;의 표현을 모두 사용하여 &lt;조건&gt;에 맞게 영작하시오. [3점] [3.0점]</w:t>
       </w:r>
     </w:p>
     <w:p>
@@ -2085,7 +2769,322 @@
           <w:sz w:val="17"/>
           <w:u w:val="none"/>
         </w:rPr>
-        <w:t>B: Friction. Nothing was pushing you forward, but something was pulling you back.</w:t>
+        <w:t xml:space="preserve">Another is air resistance, which you can feel, pushing you backwards as you and the bicycle move forwards. </w:t>
+      </w:r>
+      <w:r>
+        <w:rPr>
+          <w:rFonts w:ascii="맑은 고딕" w:hAnsi="맑은 고딕" w:eastAsia="맑은 고딕"/>
+          <w:b w:val="0"/>
+          <w:sz w:val="17"/>
+          <w:u w:val="single"/>
+        </w:rPr>
+        <w:t>When you apply these ideas to something around you, like a cart, you can see what could be generating friction</w:t>
+      </w:r>
+      <w:r>
+        <w:rPr>
+          <w:rFonts w:ascii="맑은 고딕" w:hAnsi="맑은 고딕" w:eastAsia="맑은 고딕"/>
+          <w:b w:val="0"/>
+          <w:sz w:val="17"/>
+          <w:u w:val="none"/>
+        </w:rPr>
+        <w:t>: mainly the axles rubbing on the body as they rotate.</w:t>
+      </w:r>
+    </w:p>
+    <w:p>
+      <w:pPr>
+        <w:spacing w:before="0" w:after="60" w:line="288" w:lineRule="auto"/>
+        <w:ind w:left="40"/>
+        <w:snapToGrid w:val="0"/>
+        <w:pBdr>
+          <w:top w:val="single" w:sz="4" w:space="2" w:color="9B6BD0"/>
+          <w:left w:val="single" w:sz="4" w:space="2" w:color="9B6BD0"/>
+          <w:bottom w:val="single" w:sz="4" w:space="2" w:color="9B6BD0"/>
+          <w:right w:val="single" w:sz="4" w:space="2" w:color="9B6BD0"/>
+        </w:pBdr>
+        <w:shd w:val="clear" w:color="auto" w:fill="FAF5FF"/>
+      </w:pPr>
+      <w:r>
+        <w:rPr>
+          <w:rFonts w:ascii="맑은 고딕" w:hAnsi="맑은 고딕" w:eastAsia="맑은 고딕"/>
+          <w:b/>
+          <w:sz w:val="17"/>
+          <w:u w:val="none"/>
+        </w:rPr>
+        <w:t>&lt;보 기&gt;</w:t>
+      </w:r>
+      <w:r>
+        <w:rPr>
+          <w:rFonts w:ascii="맑은 고딕" w:hAnsi="맑은 고딕" w:eastAsia="맑은 고딕"/>
+          <w:b w:val="0"/>
+          <w:sz w:val="17"/>
+          <w:u w:val="none"/>
+        </w:rPr>
+        <w:t xml:space="preserve"> apply / these ideas / to something around you / like a cart / you / can see / what / could be generating / friction</w:t>
+      </w:r>
+    </w:p>
+    <w:p>
+      <w:pPr>
+        <w:spacing w:before="0" w:after="0" w:line="288" w:lineRule="auto"/>
+        <w:ind w:left="40"/>
+        <w:snapToGrid w:val="0"/>
+        <w:pBdr>
+          <w:top w:val="single" w:sz="4" w:space="2" w:color="9B6BD0"/>
+          <w:left w:val="single" w:sz="4" w:space="2" w:color="9B6BD0"/>
+          <w:bottom w:val="single" w:sz="4" w:space="2" w:color="9B6BD0"/>
+          <w:right w:val="single" w:sz="4" w:space="2" w:color="9B6BD0"/>
+        </w:pBdr>
+        <w:shd w:val="clear" w:color="auto" w:fill="FAF5FF"/>
+      </w:pPr>
+      <w:r>
+        <w:rPr>
+          <w:rFonts w:ascii="맑은 고딕" w:hAnsi="맑은 고딕" w:eastAsia="맑은 고딕"/>
+          <w:b/>
+          <w:sz w:val="17"/>
+          <w:u w:val="none"/>
+        </w:rPr>
+        <w:t>&lt;조 건&gt;</w:t>
+      </w:r>
+    </w:p>
+    <w:p>
+      <w:pPr>
+        <w:spacing w:before="0" w:after="0" w:line="288" w:lineRule="auto"/>
+        <w:ind w:left="40"/>
+        <w:snapToGrid w:val="0"/>
+        <w:pBdr>
+          <w:top w:val="single" w:sz="4" w:space="2" w:color="9B6BD0"/>
+          <w:left w:val="single" w:sz="4" w:space="2" w:color="9B6BD0"/>
+          <w:bottom w:val="single" w:sz="4" w:space="2" w:color="9B6BD0"/>
+          <w:right w:val="single" w:sz="4" w:space="2" w:color="9B6BD0"/>
+        </w:pBdr>
+        <w:shd w:val="clear" w:color="auto" w:fill="FAF5FF"/>
+      </w:pPr>
+      <w:r>
+        <w:rPr>
+          <w:rFonts w:ascii="맑은 고딕" w:hAnsi="맑은 고딕" w:eastAsia="맑은 고딕"/>
+          <w:b w:val="0"/>
+          <w:sz w:val="17"/>
+          <w:u w:val="none"/>
+        </w:rPr>
+        <w:t>1. &lt;보기&gt;의 표현을 모두 한 번씩만 사용할 것</w:t>
+      </w:r>
+    </w:p>
+    <w:p>
+      <w:pPr>
+        <w:spacing w:before="0" w:after="0" w:line="288" w:lineRule="auto"/>
+        <w:ind w:left="40"/>
+        <w:snapToGrid w:val="0"/>
+        <w:pBdr>
+          <w:top w:val="single" w:sz="4" w:space="2" w:color="9B6BD0"/>
+          <w:left w:val="single" w:sz="4" w:space="2" w:color="9B6BD0"/>
+          <w:bottom w:val="single" w:sz="4" w:space="2" w:color="9B6BD0"/>
+          <w:right w:val="single" w:sz="4" w:space="2" w:color="9B6BD0"/>
+        </w:pBdr>
+        <w:shd w:val="clear" w:color="auto" w:fill="FAF5FF"/>
+      </w:pPr>
+      <w:r>
+        <w:rPr>
+          <w:rFonts w:ascii="맑은 고딕" w:hAnsi="맑은 고딕" w:eastAsia="맑은 고딕"/>
+          <w:b w:val="0"/>
+          <w:sz w:val="17"/>
+          <w:u w:val="none"/>
+        </w:rPr>
+        <w:t>2. 분사구문으로 시작하고 접속사 When과 주어 you를 앞 절에 쓰지 말 것</w:t>
+      </w:r>
+    </w:p>
+    <w:p>
+      <w:pPr>
+        <w:spacing w:before="0" w:after="0" w:line="288" w:lineRule="auto"/>
+        <w:ind w:left="40"/>
+        <w:snapToGrid w:val="0"/>
+        <w:pBdr>
+          <w:top w:val="single" w:sz="4" w:space="2" w:color="9B6BD0"/>
+          <w:left w:val="single" w:sz="4" w:space="2" w:color="9B6BD0"/>
+          <w:bottom w:val="single" w:sz="4" w:space="2" w:color="9B6BD0"/>
+          <w:right w:val="single" w:sz="4" w:space="2" w:color="9B6BD0"/>
+        </w:pBdr>
+        <w:shd w:val="clear" w:color="auto" w:fill="FAF5FF"/>
+      </w:pPr>
+      <w:r>
+        <w:rPr>
+          <w:rFonts w:ascii="맑은 고딕" w:hAnsi="맑은 고딕" w:eastAsia="맑은 고딕"/>
+          <w:b w:val="0"/>
+          <w:sz w:val="17"/>
+          <w:u w:val="none"/>
+        </w:rPr>
+        <w:t>3. &lt;보기&gt; 중 한 단어는 어법에 맞게 형태를 바꿀 것 (다른 단어 추가 금지)</w:t>
+      </w:r>
+    </w:p>
+    <w:p>
+      <w:pPr>
+        <w:spacing w:before="0" w:after="0" w:line="288" w:lineRule="auto"/>
+        <w:ind w:left="40"/>
+        <w:snapToGrid w:val="0"/>
+        <w:pBdr>
+          <w:top w:val="single" w:sz="4" w:space="2" w:color="9B6BD0"/>
+          <w:left w:val="single" w:sz="4" w:space="2" w:color="9B6BD0"/>
+          <w:bottom w:val="single" w:sz="4" w:space="2" w:color="9B6BD0"/>
+          <w:right w:val="single" w:sz="4" w:space="2" w:color="9B6BD0"/>
+        </w:pBdr>
+        <w:shd w:val="clear" w:color="auto" w:fill="FAF5FF"/>
+      </w:pPr>
+      <w:r>
+        <w:rPr>
+          <w:rFonts w:ascii="맑은 고딕" w:hAnsi="맑은 고딕" w:eastAsia="맑은 고딕"/>
+          <w:b w:val="0"/>
+          <w:sz w:val="17"/>
+          <w:u w:val="none"/>
+        </w:rPr>
+        <w:t>4. 총 18단어로 쓸 것</w:t>
+      </w:r>
+    </w:p>
+    <w:p>
+      <w:pPr>
+        <w:spacing w:before="0" w:after="60" w:line="288" w:lineRule="auto"/>
+        <w:ind w:left="40"/>
+        <w:snapToGrid w:val="0"/>
+        <w:pBdr>
+          <w:top w:val="single" w:sz="4" w:space="2" w:color="9B6BD0"/>
+          <w:left w:val="single" w:sz="4" w:space="2" w:color="9B6BD0"/>
+          <w:bottom w:val="single" w:sz="4" w:space="2" w:color="9B6BD0"/>
+          <w:right w:val="single" w:sz="4" w:space="2" w:color="9B6BD0"/>
+        </w:pBdr>
+        <w:shd w:val="clear" w:color="auto" w:fill="FAF5FF"/>
+      </w:pPr>
+      <w:r>
+        <w:rPr>
+          <w:rFonts w:ascii="맑은 고딕" w:hAnsi="맑은 고딕" w:eastAsia="맑은 고딕"/>
+          <w:b w:val="0"/>
+          <w:sz w:val="17"/>
+          <w:u w:val="none"/>
+        </w:rPr>
+        <w:t>5. 답안지에 소문항 번호를 정확하게 기입할 것</w:t>
+      </w:r>
+    </w:p>
+    <w:p>
+      <w:pPr>
+        <w:spacing w:before="0" w:after="40" w:line="360" w:lineRule="auto"/>
+        <w:snapToGrid w:val="0"/>
+      </w:pPr>
+      <w:r>
+        <w:rPr>
+          <w:rFonts w:ascii="맑은 고딕" w:hAnsi="맑은 고딕" w:eastAsia="맑은 고딕"/>
+          <w:b w:val="0"/>
+          <w:sz w:val="17"/>
+          <w:u w:val="none"/>
+        </w:rPr>
+        <w:t>⇒ ______________________________________________________________ .</w:t>
+      </w:r>
+    </w:p>
+    <w:p>
+      <w:pPr>
+        <w:keepNext/>
+        <w:spacing w:before="80" w:after="40" w:line="276" w:lineRule="auto"/>
+        <w:snapToGrid w:val="0"/>
+        <w:shd w:val="clear" w:color="auto" w:fill="6B21A8"/>
+      </w:pPr>
+      <w:r>
+        <w:rPr>
+          <w:rFonts w:ascii="맑은 고딕" w:hAnsi="맑은 고딕" w:eastAsia="맑은 고딕"/>
+          <w:b/>
+          <w:color w:val="FFFFFF"/>
+          <w:sz w:val="17"/>
+          <w:u w:val="none"/>
+        </w:rPr>
+        <w:t>[지문 구조]  ※ 앞 문항을 모두 푼 뒤에 풀 것</w:t>
+      </w:r>
+    </w:p>
+    <w:p>
+      <w:pPr>
+        <w:keepNext/>
+        <w:spacing w:before="80" w:after="20" w:line="276" w:lineRule="auto"/>
+        <w:snapToGrid w:val="0"/>
+      </w:pPr>
+      <w:r>
+        <w:rPr>
+          <w:rFonts w:ascii="맑은 고딕" w:hAnsi="맑은 고딕" w:eastAsia="맑은 고딕"/>
+          <w:b/>
+          <w:sz w:val="17"/>
+          <w:u w:val="none"/>
+        </w:rPr>
+        <w:t>37-8.</w:t>
+      </w:r>
+      <w:r>
+        <w:rPr>
+          <w:rFonts w:ascii="맑은 고딕" w:hAnsi="맑은 고딕" w:eastAsia="맑은 고딕"/>
+          <w:b w:val="0"/>
+          <w:sz w:val="17"/>
+          <w:u w:val="none"/>
+        </w:rPr>
+        <w:t xml:space="preserve"> 주어진 글 다음에 이어질 글의 순서로 가장 적절한 것은? [3.1점]</w:t>
+      </w:r>
+    </w:p>
+    <w:p>
+      <w:pPr>
+        <w:spacing w:before="0" w:after="60" w:line="288" w:lineRule="auto"/>
+        <w:ind w:left="40"/>
+        <w:snapToGrid w:val="0"/>
+        <w:pBdr>
+          <w:top w:val="single" w:sz="4" w:space="2" w:color="C99B4E"/>
+          <w:left w:val="single" w:sz="4" w:space="2" w:color="C99B4E"/>
+          <w:bottom w:val="single" w:sz="4" w:space="2" w:color="C99B4E"/>
+          <w:right w:val="single" w:sz="4" w:space="2" w:color="C99B4E"/>
+        </w:pBdr>
+        <w:shd w:val="clear" w:color="auto" w:fill="FFF8E1"/>
+      </w:pPr>
+      <w:r>
+        <w:rPr>
+          <w:rFonts w:ascii="맑은 고딕" w:hAnsi="맑은 고딕" w:eastAsia="맑은 고딕"/>
+          <w:b w:val="0"/>
+          <w:sz w:val="17"/>
+          <w:u w:val="none"/>
+        </w:rPr>
+        <w:t>Imagine you are pedalling your bicycle on a level road. You stop pedalling: no force is now acting to move you forward. What happens?</w:t>
+      </w:r>
+    </w:p>
+    <w:p>
+      <w:pPr>
+        <w:spacing w:before="0" w:after="0" w:line="288" w:lineRule="auto"/>
+        <w:ind w:left="40"/>
+        <w:snapToGrid w:val="0"/>
+        <w:pBdr>
+          <w:top w:val="single" w:sz="4" w:space="2" w:color="999999"/>
+          <w:left w:val="single" w:sz="4" w:space="2" w:color="999999"/>
+          <w:bottom w:val="single" w:sz="4" w:space="2" w:color="999999"/>
+          <w:right w:val="single" w:sz="4" w:space="2" w:color="999999"/>
+        </w:pBdr>
+        <w:shd w:val="clear" w:color="auto" w:fill="F6F3EA"/>
+      </w:pPr>
+      <w:r>
+        <w:rPr>
+          <w:rFonts w:ascii="맑은 고딕" w:hAnsi="맑은 고딕" w:eastAsia="맑은 고딕"/>
+          <w:b w:val="0"/>
+          <w:sz w:val="17"/>
+          <w:u w:val="none"/>
+        </w:rPr>
+        <w:t>(A) You gradually slow down. How could you slow down more suddenly, in a shorter distance? By putting the brakes on. Because the brakes change your movement, making you slow down more suddenly, they must be exerting a force on the bicycle and you, as they grip and rub on the wheel-rims.</w:t>
+      </w:r>
+    </w:p>
+    <w:p>
+      <w:pPr>
+        <w:spacing w:before="0" w:after="0" w:line="288" w:lineRule="auto"/>
+        <w:ind w:left="40"/>
+        <w:snapToGrid w:val="0"/>
+        <w:pBdr>
+          <w:top w:val="single" w:sz="4" w:space="2" w:color="999999"/>
+          <w:left w:val="single" w:sz="4" w:space="2" w:color="999999"/>
+          <w:bottom w:val="single" w:sz="4" w:space="2" w:color="999999"/>
+          <w:right w:val="single" w:sz="4" w:space="2" w:color="999999"/>
+        </w:pBdr>
+        <w:shd w:val="clear" w:color="auto" w:fill="F6F3EA"/>
+      </w:pPr>
+      <w:r>
+        <w:rPr>
+          <w:rFonts w:ascii="맑은 고딕" w:hAnsi="맑은 고딕" w:eastAsia="맑은 고딕"/>
+          <w:b w:val="0"/>
+          <w:sz w:val="17"/>
+          <w:u w:val="none"/>
+        </w:rPr>
+        <w:t>(B) One of these is friction in the wheels rubbing on the axles. Another is air resistance, which you can feel, pushing you backwards as you and the bicycle move forwards. When you apply these ideas to something around you, like a cart, you can see what could be generating friction: mainly the axles rubbing on the body as they rotate.</w:t>
       </w:r>
     </w:p>
     <w:p>
@@ -2108,21 +3107,14 @@
           <w:sz w:val="17"/>
           <w:u w:val="none"/>
         </w:rPr>
-        <w:t>A: I hadn't touched the brakes.</w:t>
+        <w:t>(C) This is the force called friction, which tends to slow down moving things by acting in the direction opposite to movement, that is backwards. Even without the brakes on, there are other friction forces acting on you and your bicycle, which also slow you down.</w:t>
       </w:r>
     </w:p>
     <w:p>
       <w:pPr>
-        <w:spacing w:before="0" w:after="60" w:line="288" w:lineRule="auto"/>
-        <w:ind w:left="40"/>
+        <w:spacing w:before="0" w:after="0" w:line="269" w:lineRule="auto"/>
+        <w:ind w:left="180" w:hanging="180"/>
         <w:snapToGrid w:val="0"/>
-        <w:pBdr>
-          <w:top w:val="single" w:sz="4" w:space="2" w:color="999999"/>
-          <w:left w:val="single" w:sz="4" w:space="2" w:color="999999"/>
-          <w:bottom w:val="single" w:sz="4" w:space="2" w:color="999999"/>
-          <w:right w:val="single" w:sz="4" w:space="2" w:color="999999"/>
-        </w:pBdr>
-        <w:shd w:val="clear" w:color="auto" w:fill="F6F3EA"/>
       </w:pPr>
       <w:r>
         <w:rPr>
@@ -2131,21 +3123,14 @@
           <w:sz w:val="17"/>
           <w:u w:val="none"/>
         </w:rPr>
-        <w:t>B: You don't need to. The wheels rub on their axles, and the air pushes against you the whole time.</w:t>
+        <w:t>① (A) - (C) - (B)</w:t>
       </w:r>
     </w:p>
     <w:p>
       <w:pPr>
-        <w:spacing w:before="0" w:after="60" w:line="288" w:lineRule="auto"/>
-        <w:ind w:left="40"/>
+        <w:spacing w:before="0" w:after="0" w:line="269" w:lineRule="auto"/>
+        <w:ind w:left="180" w:hanging="180"/>
         <w:snapToGrid w:val="0"/>
-        <w:pBdr>
-          <w:top w:val="single" w:sz="4" w:space="2" w:color="999999"/>
-          <w:left w:val="single" w:sz="4" w:space="2" w:color="999999"/>
-          <w:bottom w:val="single" w:sz="4" w:space="2" w:color="999999"/>
-          <w:right w:val="single" w:sz="4" w:space="2" w:color="999999"/>
-        </w:pBdr>
-        <w:shd w:val="clear" w:color="auto" w:fill="F6F3EA"/>
       </w:pPr>
       <w:r>
         <w:rPr>
@@ -2154,21 +3139,14 @@
           <w:sz w:val="17"/>
           <w:u w:val="none"/>
         </w:rPr>
-        <w:t>A: Then what do the brakes add?</w:t>
+        <w:t>② (B) - (A) - (C)</w:t>
       </w:r>
     </w:p>
     <w:p>
       <w:pPr>
-        <w:spacing w:before="0" w:after="60" w:line="288" w:lineRule="auto"/>
-        <w:ind w:left="40"/>
+        <w:spacing w:before="0" w:after="0" w:line="269" w:lineRule="auto"/>
+        <w:ind w:left="180" w:hanging="180"/>
         <w:snapToGrid w:val="0"/>
-        <w:pBdr>
-          <w:top w:val="single" w:sz="4" w:space="2" w:color="999999"/>
-          <w:left w:val="single" w:sz="4" w:space="2" w:color="999999"/>
-          <w:bottom w:val="single" w:sz="4" w:space="2" w:color="999999"/>
-          <w:right w:val="single" w:sz="4" w:space="2" w:color="999999"/>
-        </w:pBdr>
-        <w:shd w:val="clear" w:color="auto" w:fill="F6F3EA"/>
       </w:pPr>
       <w:r>
         <w:rPr>
@@ -2177,21 +3155,14 @@
           <w:sz w:val="17"/>
           <w:u w:val="none"/>
         </w:rPr>
-        <w:t>B: More friction, in the same direction — backwards. The pads grip the rims, so you stop in a much shorter distance.</w:t>
+        <w:t>③ (B) - (C) - (A)</w:t>
       </w:r>
     </w:p>
     <w:p>
       <w:pPr>
-        <w:spacing w:before="0" w:after="60" w:line="288" w:lineRule="auto"/>
-        <w:ind w:left="40"/>
+        <w:spacing w:before="0" w:after="0" w:line="269" w:lineRule="auto"/>
+        <w:ind w:left="180" w:hanging="180"/>
         <w:snapToGrid w:val="0"/>
-        <w:pBdr>
-          <w:top w:val="single" w:sz="4" w:space="2" w:color="999999"/>
-          <w:left w:val="single" w:sz="4" w:space="2" w:color="999999"/>
-          <w:bottom w:val="single" w:sz="4" w:space="2" w:color="999999"/>
-          <w:right w:val="single" w:sz="4" w:space="2" w:color="999999"/>
-        </w:pBdr>
-        <w:shd w:val="clear" w:color="auto" w:fill="F6F3EA"/>
       </w:pPr>
       <w:r>
         <w:rPr>
@@ -2200,21 +3171,14 @@
           <w:sz w:val="17"/>
           <w:u w:val="none"/>
         </w:rPr>
-        <w:t>A: So every one of these forces works the same way?</w:t>
+        <w:t>④ (C) - (A) - (B)</w:t>
       </w:r>
     </w:p>
     <w:p>
       <w:pPr>
-        <w:spacing w:before="0" w:after="60" w:line="288" w:lineRule="auto"/>
-        <w:ind w:left="40"/>
+        <w:spacing w:before="0" w:after="0" w:line="269" w:lineRule="auto"/>
+        <w:ind w:left="180" w:hanging="180"/>
         <w:snapToGrid w:val="0"/>
-        <w:pBdr>
-          <w:top w:val="single" w:sz="4" w:space="2" w:color="999999"/>
-          <w:left w:val="single" w:sz="4" w:space="2" w:color="999999"/>
-          <w:bottom w:val="single" w:sz="4" w:space="2" w:color="999999"/>
-          <w:right w:val="single" w:sz="4" w:space="2" w:color="999999"/>
-        </w:pBdr>
-        <w:shd w:val="clear" w:color="auto" w:fill="F6F3EA"/>
       </w:pPr>
       <w:r>
         <w:rPr>
@@ -2223,1019 +3187,7 @@
           <w:sz w:val="17"/>
           <w:u w:val="none"/>
         </w:rPr>
-        <w:t>B: Exactly: opposite to the way you're moving. That's what friction is.</w:t>
-      </w:r>
-    </w:p>
-    <w:p>
-      <w:pPr>
-        <w:spacing w:before="0" w:after="40" w:line="360" w:lineRule="auto"/>
-        <w:snapToGrid w:val="0"/>
-      </w:pPr>
-      <w:r>
-        <w:rPr>
-          <w:rFonts w:ascii="맑은 고딕" w:hAnsi="맑은 고딕" w:eastAsia="맑은 고딕"/>
-          <w:b w:val="0"/>
-          <w:sz w:val="17"/>
-          <w:u w:val="none"/>
-        </w:rPr>
-        <w:t>① A가 관찰한 현상 — 페달을 멈춘 뒤 한동안 굴러가다 느려짐</w:t>
-      </w:r>
-    </w:p>
-    <w:p>
-      <w:pPr>
-        <w:spacing w:before="0" w:after="40" w:line="360" w:lineRule="auto"/>
-        <w:snapToGrid w:val="0"/>
-      </w:pPr>
-      <w:r>
-        <w:rPr>
-          <w:rFonts w:ascii="맑은 고딕" w:hAnsi="맑은 고딕" w:eastAsia="맑은 고딕"/>
-          <w:b w:val="0"/>
-          <w:sz w:val="17"/>
-          <w:u w:val="none"/>
-        </w:rPr>
-        <w:t>② 브레이크 없이 작용하는 마찰 — 바퀴-축 마찰과 공기 저항</w:t>
-      </w:r>
-    </w:p>
-    <w:p>
-      <w:pPr>
-        <w:spacing w:before="0" w:after="40" w:line="360" w:lineRule="auto"/>
-        <w:snapToGrid w:val="0"/>
-      </w:pPr>
-      <w:r>
-        <w:rPr>
-          <w:rFonts w:ascii="맑은 고딕" w:hAnsi="맑은 고딕" w:eastAsia="맑은 고딕"/>
-          <w:b w:val="0"/>
-          <w:sz w:val="17"/>
-          <w:u w:val="none"/>
-        </w:rPr>
-        <w:t>③ 브레이크의 역할 — 같은 방향(뒤쪽)의 마찰을 추가해 제동 거리를 줄임</w:t>
-      </w:r>
-    </w:p>
-    <w:p>
-      <w:pPr>
-        <w:spacing w:before="0" w:after="40" w:line="360" w:lineRule="auto"/>
-        <w:snapToGrid w:val="0"/>
-      </w:pPr>
-      <w:r>
-        <w:rPr>
-          <w:rFonts w:ascii="맑은 고딕" w:hAnsi="맑은 고딕" w:eastAsia="맑은 고딕"/>
-          <w:b w:val="0"/>
-          <w:sz w:val="17"/>
-          <w:u w:val="none"/>
-        </w:rPr>
-        <w:t>④ 여러 마찰력의 방향 — 힘의 종류에 따라 앞·뒤로 다르게 작용</w:t>
-      </w:r>
-    </w:p>
-    <w:p>
-      <w:pPr>
-        <w:spacing w:before="0" w:after="40" w:line="360" w:lineRule="auto"/>
-        <w:snapToGrid w:val="0"/>
-      </w:pPr>
-      <w:r>
-        <w:rPr>
-          <w:rFonts w:ascii="맑은 고딕" w:hAnsi="맑은 고딕" w:eastAsia="맑은 고딕"/>
-          <w:b w:val="0"/>
-          <w:sz w:val="17"/>
-          <w:u w:val="none"/>
-        </w:rPr>
-        <w:t>⑤ B의 정의 — 마찰이란 움직이는 방향과 반대로 작용하는 힘</w:t>
-      </w:r>
-    </w:p>
-    <w:p>
-      <w:pPr>
-        <w:keepNext/>
-        <w:spacing w:before="80" w:after="20" w:line="276" w:lineRule="auto"/>
-        <w:snapToGrid w:val="0"/>
-      </w:pPr>
-      <w:r>
-        <w:rPr>
-          <w:rFonts w:ascii="맑은 고딕" w:hAnsi="맑은 고딕" w:eastAsia="맑은 고딕"/>
-          <w:b/>
-          <w:sz w:val="17"/>
-          <w:u w:val="none"/>
-        </w:rPr>
-        <w:t>37-추1.</w:t>
-      </w:r>
-      <w:r>
-        <w:rPr>
-          <w:rFonts w:ascii="맑은 고딕" w:hAnsi="맑은 고딕" w:eastAsia="맑은 고딕"/>
-          <w:b w:val="0"/>
-          <w:sz w:val="17"/>
-          <w:u w:val="none"/>
-        </w:rPr>
-        <w:t xml:space="preserve"> 윗글의 요약문을 완성하시오. &lt;보기&gt;에서 알맞은 단어를 골라 </w:t>
-      </w:r>
-      <w:r>
-        <w:rPr>
-          <w:rFonts w:ascii="맑은 고딕" w:hAnsi="맑은 고딕" w:eastAsia="맑은 고딕"/>
-          <w:b/>
-          <w:sz w:val="17"/>
-          <w:u w:val="none"/>
-        </w:rPr>
-        <w:t>필요시 어형을 바꾸어</w:t>
-      </w:r>
-      <w:r>
-        <w:rPr>
-          <w:rFonts w:ascii="맑은 고딕" w:hAnsi="맑은 고딕" w:eastAsia="맑은 고딕"/>
-          <w:b w:val="0"/>
-          <w:sz w:val="17"/>
-          <w:u w:val="none"/>
-        </w:rPr>
-        <w:t xml:space="preserve"> 쓸 것. (각 한 단어 · 중복 사용 불가) [4.0점]</w:t>
-      </w:r>
-    </w:p>
-    <w:p>
-      <w:pPr>
-        <w:spacing w:before="0" w:after="0" w:line="336" w:lineRule="auto"/>
-        <w:ind w:left="40"/>
-        <w:snapToGrid w:val="0"/>
-        <w:pBdr>
-          <w:top w:val="single" w:sz="4" w:space="2" w:color="555555"/>
-          <w:left w:val="single" w:sz="4" w:space="2" w:color="555555"/>
-          <w:bottom w:val="single" w:sz="4" w:space="2" w:color="555555"/>
-          <w:right w:val="single" w:sz="4" w:space="2" w:color="555555"/>
-        </w:pBdr>
-        <w:shd w:val="clear" w:color="auto" w:fill="FFFFFF"/>
-      </w:pPr>
-      <w:r>
-        <w:rPr>
-          <w:rFonts w:ascii="맑은 고딕" w:hAnsi="맑은 고딕" w:eastAsia="맑은 고딕"/>
-          <w:b/>
-          <w:sz w:val="17"/>
-          <w:u w:val="none"/>
-        </w:rPr>
-        <w:t>조건 · 보기</w:t>
-      </w:r>
-    </w:p>
-    <w:p>
-      <w:pPr>
-        <w:spacing w:before="0" w:after="60" w:line="336" w:lineRule="auto"/>
-        <w:ind w:left="40"/>
-        <w:snapToGrid w:val="0"/>
-        <w:pBdr>
-          <w:top w:val="single" w:sz="4" w:space="2" w:color="555555"/>
-          <w:left w:val="single" w:sz="4" w:space="2" w:color="555555"/>
-          <w:bottom w:val="single" w:sz="4" w:space="2" w:color="555555"/>
-          <w:right w:val="single" w:sz="4" w:space="2" w:color="555555"/>
-        </w:pBdr>
-        <w:shd w:val="clear" w:color="auto" w:fill="FFFFFF"/>
-      </w:pPr>
-      <w:r>
-        <w:rPr>
-          <w:rFonts w:ascii="맑은 고딕" w:hAnsi="맑은 고딕" w:eastAsia="맑은 고딕"/>
-          <w:b w:val="0"/>
-          <w:sz w:val="17"/>
-          <w:u w:val="none"/>
-        </w:rPr>
-        <w:t>When you stop pedalling, the bicycle (A)__________ slows because forces act against its motion. (B)__________ the brakes adds friction and stops it more suddenly. Friction acts in the direction (C)__________ to movement, and wheel friction and air (D)__________ also slow you down.</w:t>
-      </w:r>
-    </w:p>
-    <w:p>
-      <w:pPr>
-        <w:spacing w:before="0" w:after="0" w:line="336" w:lineRule="auto"/>
-        <w:ind w:left="40"/>
-        <w:snapToGrid w:val="0"/>
-        <w:pBdr>
-          <w:top w:val="single" w:sz="4" w:space="2" w:color="555555"/>
-          <w:left w:val="single" w:sz="4" w:space="2" w:color="555555"/>
-          <w:bottom w:val="single" w:sz="4" w:space="2" w:color="555555"/>
-          <w:right w:val="single" w:sz="4" w:space="2" w:color="555555"/>
-        </w:pBdr>
-        <w:shd w:val="clear" w:color="auto" w:fill="FFFFFF"/>
-      </w:pPr>
-      <w:r>
-        <w:rPr>
-          <w:rFonts w:ascii="맑은 고딕" w:hAnsi="맑은 고딕" w:eastAsia="맑은 고딕"/>
-          <w:b/>
-          <w:sz w:val="17"/>
-          <w:u w:val="none"/>
-        </w:rPr>
-        <w:t>조건 · 보기</w:t>
-      </w:r>
-    </w:p>
-    <w:p>
-      <w:pPr>
-        <w:spacing w:before="0" w:after="60" w:line="336" w:lineRule="auto"/>
-        <w:ind w:left="40"/>
-        <w:snapToGrid w:val="0"/>
-        <w:pBdr>
-          <w:top w:val="single" w:sz="4" w:space="2" w:color="555555"/>
-          <w:left w:val="single" w:sz="4" w:space="2" w:color="555555"/>
-          <w:bottom w:val="single" w:sz="4" w:space="2" w:color="555555"/>
-          <w:right w:val="single" w:sz="4" w:space="2" w:color="555555"/>
-        </w:pBdr>
-        <w:shd w:val="clear" w:color="auto" w:fill="FFFFFF"/>
-      </w:pPr>
-      <w:r>
-        <w:rPr>
-          <w:rFonts w:ascii="맑은 고딕" w:hAnsi="맑은 고딕" w:eastAsia="맑은 고딕"/>
-          <w:b w:val="0"/>
-          <w:sz w:val="17"/>
-          <w:u w:val="none"/>
-        </w:rPr>
-        <w:t>&lt;보기&gt; gradual / apply / oppose / resist / slow / grip / exert / rotate</w:t>
-      </w:r>
-    </w:p>
-    <w:p>
-      <w:pPr>
-        <w:spacing w:before="0" w:after="40" w:line="360" w:lineRule="auto"/>
-        <w:snapToGrid w:val="0"/>
-      </w:pPr>
-      <w:r>
-        <w:rPr>
-          <w:rFonts w:ascii="맑은 고딕" w:hAnsi="맑은 고딕" w:eastAsia="맑은 고딕"/>
-          <w:b w:val="0"/>
-          <w:sz w:val="17"/>
-          <w:u w:val="none"/>
-        </w:rPr>
-        <w:t>(A) ________  (B) ________  (C) ________  (D) ________</w:t>
-      </w:r>
-    </w:p>
-    <w:p>
-      <w:pPr>
-        <w:keepNext/>
-        <w:spacing w:before="80" w:after="20" w:line="276" w:lineRule="auto"/>
-        <w:snapToGrid w:val="0"/>
-      </w:pPr>
-      <w:r>
-        <w:rPr>
-          <w:rFonts w:ascii="맑은 고딕" w:hAnsi="맑은 고딕" w:eastAsia="맑은 고딕"/>
-          <w:b/>
-          <w:sz w:val="17"/>
-          <w:u w:val="none"/>
-        </w:rPr>
-        <w:t>37-추2.</w:t>
-      </w:r>
-      <w:r>
-        <w:rPr>
-          <w:rFonts w:ascii="맑은 고딕" w:hAnsi="맑은 고딕" w:eastAsia="맑은 고딕"/>
-          <w:b w:val="0"/>
-          <w:sz w:val="17"/>
-          <w:u w:val="none"/>
-        </w:rPr>
-        <w:t xml:space="preserve"> 우리말 뜻에 맞게 빈칸에 알맞은 </w:t>
-      </w:r>
-      <w:r>
-        <w:rPr>
-          <w:rFonts w:ascii="맑은 고딕" w:hAnsi="맑은 고딕" w:eastAsia="맑은 고딕"/>
-          <w:b/>
-          <w:sz w:val="17"/>
-          <w:u w:val="none"/>
-        </w:rPr>
-        <w:t>한 단어</w:t>
-      </w:r>
-      <w:r>
-        <w:rPr>
-          <w:rFonts w:ascii="맑은 고딕" w:hAnsi="맑은 고딕" w:eastAsia="맑은 고딕"/>
-          <w:b w:val="0"/>
-          <w:sz w:val="17"/>
-          <w:u w:val="none"/>
-        </w:rPr>
-        <w:t>를 쓰시오. (주어진 철자로 시작할 것) [4.0점]</w:t>
-      </w:r>
-    </w:p>
-    <w:p>
-      <w:pPr>
-        <w:spacing w:before="0" w:after="40" w:line="360" w:lineRule="auto"/>
-        <w:snapToGrid w:val="0"/>
-      </w:pPr>
-      <w:r>
-        <w:rPr>
-          <w:rFonts w:ascii="맑은 고딕" w:hAnsi="맑은 고딕" w:eastAsia="맑은 고딕"/>
-          <w:b w:val="0"/>
-          <w:sz w:val="17"/>
-          <w:u w:val="none"/>
-        </w:rPr>
-        <w:t>(1) 브레이크를 걸다 →  to p______ the brakes on</w:t>
-      </w:r>
-    </w:p>
-    <w:p>
-      <w:pPr>
-        <w:spacing w:before="0" w:after="40" w:line="360" w:lineRule="auto"/>
-        <w:snapToGrid w:val="0"/>
-      </w:pPr>
-      <w:r>
-        <w:rPr>
-          <w:rFonts w:ascii="맑은 고딕" w:hAnsi="맑은 고딕" w:eastAsia="맑은 고딕"/>
-          <w:b w:val="0"/>
-          <w:sz w:val="17"/>
-          <w:u w:val="none"/>
-        </w:rPr>
-        <w:t>(2) ~에 힘을 가하다 →  to e______ a force on ~</w:t>
-      </w:r>
-    </w:p>
-    <w:p>
-      <w:pPr>
-        <w:spacing w:before="0" w:after="40" w:line="360" w:lineRule="auto"/>
-        <w:snapToGrid w:val="0"/>
-      </w:pPr>
-      <w:r>
-        <w:rPr>
-          <w:rFonts w:ascii="맑은 고딕" w:hAnsi="맑은 고딕" w:eastAsia="맑은 고딕"/>
-          <w:b w:val="0"/>
-          <w:sz w:val="17"/>
-          <w:u w:val="none"/>
-        </w:rPr>
-        <w:t>(3) 마찰 →  f______</w:t>
-      </w:r>
-    </w:p>
-    <w:p>
-      <w:pPr>
-        <w:spacing w:before="0" w:after="40" w:line="360" w:lineRule="auto"/>
-        <w:snapToGrid w:val="0"/>
-      </w:pPr>
-      <w:r>
-        <w:rPr>
-          <w:rFonts w:ascii="맑은 고딕" w:hAnsi="맑은 고딕" w:eastAsia="맑은 고딕"/>
-          <w:b w:val="0"/>
-          <w:sz w:val="17"/>
-          <w:u w:val="none"/>
-        </w:rPr>
-        <w:t>(4) ~과 반대 방향으로 →  in the direction o______ to ~</w:t>
-      </w:r>
-    </w:p>
-    <w:p>
-      <w:pPr>
-        <w:spacing w:before="0" w:after="40" w:line="360" w:lineRule="auto"/>
-        <w:snapToGrid w:val="0"/>
-      </w:pPr>
-      <w:r>
-        <w:rPr>
-          <w:rFonts w:ascii="맑은 고딕" w:hAnsi="맑은 고딕" w:eastAsia="맑은 고딕"/>
-          <w:b w:val="0"/>
-          <w:sz w:val="17"/>
-          <w:u w:val="none"/>
-        </w:rPr>
-        <w:t>(1) ________  (2) ________  (3) ________  (4) ________</w:t>
-      </w:r>
-    </w:p>
-    <w:p>
-      <w:pPr>
-        <w:keepNext/>
-        <w:spacing w:before="80" w:after="20" w:line="276" w:lineRule="auto"/>
-        <w:snapToGrid w:val="0"/>
-      </w:pPr>
-      <w:r>
-        <w:rPr>
-          <w:rFonts w:ascii="맑은 고딕" w:hAnsi="맑은 고딕" w:eastAsia="맑은 고딕"/>
-          <w:b/>
-          <w:sz w:val="17"/>
-          <w:u w:val="none"/>
-        </w:rPr>
-        <w:t>37-추3.</w:t>
-      </w:r>
-      <w:r>
-        <w:rPr>
-          <w:rFonts w:ascii="맑은 고딕" w:hAnsi="맑은 고딕" w:eastAsia="맑은 고딕"/>
-          <w:b w:val="0"/>
-          <w:sz w:val="17"/>
-          <w:u w:val="none"/>
-        </w:rPr>
-        <w:t xml:space="preserve"> 우리말과 같은 뜻이 되도록 &lt;조건&gt;에 맞게 영작하시오. [4.0점]</w:t>
-      </w:r>
-    </w:p>
-    <w:p>
-      <w:pPr>
-        <w:spacing w:before="0" w:after="0" w:line="336" w:lineRule="auto"/>
-        <w:ind w:left="40"/>
-        <w:snapToGrid w:val="0"/>
-        <w:pBdr>
-          <w:top w:val="single" w:sz="4" w:space="2" w:color="555555"/>
-          <w:left w:val="single" w:sz="4" w:space="2" w:color="555555"/>
-          <w:bottom w:val="single" w:sz="4" w:space="2" w:color="555555"/>
-          <w:right w:val="single" w:sz="4" w:space="2" w:color="555555"/>
-        </w:pBdr>
-        <w:shd w:val="clear" w:color="auto" w:fill="FFFFFF"/>
-      </w:pPr>
-      <w:r>
-        <w:rPr>
-          <w:rFonts w:ascii="맑은 고딕" w:hAnsi="맑은 고딕" w:eastAsia="맑은 고딕"/>
-          <w:b/>
-          <w:sz w:val="17"/>
-          <w:u w:val="none"/>
-        </w:rPr>
-        <w:t>조건 · 보기</w:t>
-      </w:r>
-    </w:p>
-    <w:p>
-      <w:pPr>
-        <w:spacing w:before="0" w:after="60" w:line="336" w:lineRule="auto"/>
-        <w:ind w:left="40"/>
-        <w:snapToGrid w:val="0"/>
-        <w:pBdr>
-          <w:top w:val="single" w:sz="4" w:space="2" w:color="555555"/>
-          <w:left w:val="single" w:sz="4" w:space="2" w:color="555555"/>
-          <w:bottom w:val="single" w:sz="4" w:space="2" w:color="555555"/>
-          <w:right w:val="single" w:sz="4" w:space="2" w:color="555555"/>
-        </w:pBdr>
-        <w:shd w:val="clear" w:color="auto" w:fill="FFFFFF"/>
-      </w:pPr>
-      <w:r>
-        <w:rPr>
-          <w:rFonts w:ascii="맑은 고딕" w:hAnsi="맑은 고딕" w:eastAsia="맑은 고딕"/>
-          <w:b/>
-          <w:sz w:val="17"/>
-          <w:u w:val="none"/>
-        </w:rPr>
-        <w:t>우리말: 또 하나는 당신이 느낄 수 있는 공기 저항으로, 당신과 자전거가 앞으로 움직일 때 당신을 뒤로 민다.</w:t>
-      </w:r>
-    </w:p>
-    <w:p>
-      <w:pPr>
-        <w:spacing w:before="0" w:after="0" w:line="336" w:lineRule="auto"/>
-        <w:ind w:left="40"/>
-        <w:snapToGrid w:val="0"/>
-        <w:pBdr>
-          <w:top w:val="single" w:sz="4" w:space="2" w:color="555555"/>
-          <w:left w:val="single" w:sz="4" w:space="2" w:color="555555"/>
-          <w:bottom w:val="single" w:sz="4" w:space="2" w:color="555555"/>
-          <w:right w:val="single" w:sz="4" w:space="2" w:color="555555"/>
-        </w:pBdr>
-        <w:shd w:val="clear" w:color="auto" w:fill="FFFFFF"/>
-      </w:pPr>
-      <w:r>
-        <w:rPr>
-          <w:rFonts w:ascii="맑은 고딕" w:hAnsi="맑은 고딕" w:eastAsia="맑은 고딕"/>
-          <w:b/>
-          <w:sz w:val="17"/>
-          <w:u w:val="none"/>
-        </w:rPr>
-        <w:t>조건 · 보기</w:t>
-      </w:r>
-    </w:p>
-    <w:p>
-      <w:pPr>
-        <w:spacing w:before="0" w:after="0" w:line="336" w:lineRule="auto"/>
-        <w:ind w:left="40"/>
-        <w:snapToGrid w:val="0"/>
-        <w:pBdr>
-          <w:top w:val="single" w:sz="4" w:space="2" w:color="555555"/>
-          <w:left w:val="single" w:sz="4" w:space="2" w:color="555555"/>
-          <w:bottom w:val="single" w:sz="4" w:space="2" w:color="555555"/>
-          <w:right w:val="single" w:sz="4" w:space="2" w:color="555555"/>
-        </w:pBdr>
-        <w:shd w:val="clear" w:color="auto" w:fill="FFFFFF"/>
-      </w:pPr>
-      <w:r>
-        <w:rPr>
-          <w:rFonts w:ascii="맑은 고딕" w:hAnsi="맑은 고딕" w:eastAsia="맑은 고딕"/>
-          <w:b w:val="0"/>
-          <w:sz w:val="17"/>
-          <w:u w:val="none"/>
-        </w:rPr>
-        <w:t>&lt;보기&gt;</w:t>
-      </w:r>
-    </w:p>
-    <w:p>
-      <w:pPr>
-        <w:spacing w:before="0" w:after="60" w:line="336" w:lineRule="auto"/>
-        <w:ind w:left="40"/>
-        <w:snapToGrid w:val="0"/>
-        <w:pBdr>
-          <w:top w:val="single" w:sz="4" w:space="2" w:color="555555"/>
-          <w:left w:val="single" w:sz="4" w:space="2" w:color="555555"/>
-          <w:bottom w:val="single" w:sz="4" w:space="2" w:color="555555"/>
-          <w:right w:val="single" w:sz="4" w:space="2" w:color="555555"/>
-        </w:pBdr>
-        <w:shd w:val="clear" w:color="auto" w:fill="FFFFFF"/>
-      </w:pPr>
-      <w:r>
-        <w:rPr>
-          <w:rFonts w:ascii="맑은 고딕" w:hAnsi="맑은 고딕" w:eastAsia="맑은 고딕"/>
-          <w:b w:val="0"/>
-          <w:sz w:val="17"/>
-          <w:u w:val="none"/>
-        </w:rPr>
-        <w:t>another / be / air resistance / which / you / can feel / push / you / backwards / as / you and the bicycle / move / forwards</w:t>
-      </w:r>
-    </w:p>
-    <w:p>
-      <w:pPr>
-        <w:spacing w:before="0" w:after="0" w:line="336" w:lineRule="auto"/>
-        <w:ind w:left="40"/>
-        <w:snapToGrid w:val="0"/>
-        <w:pBdr>
-          <w:top w:val="single" w:sz="4" w:space="2" w:color="555555"/>
-          <w:left w:val="single" w:sz="4" w:space="2" w:color="555555"/>
-          <w:bottom w:val="single" w:sz="4" w:space="2" w:color="555555"/>
-          <w:right w:val="single" w:sz="4" w:space="2" w:color="555555"/>
-        </w:pBdr>
-        <w:shd w:val="clear" w:color="auto" w:fill="FFFFFF"/>
-      </w:pPr>
-      <w:r>
-        <w:rPr>
-          <w:rFonts w:ascii="맑은 고딕" w:hAnsi="맑은 고딕" w:eastAsia="맑은 고딕"/>
-          <w:b/>
-          <w:sz w:val="17"/>
-          <w:u w:val="none"/>
-        </w:rPr>
-        <w:t>조건 · 보기</w:t>
-      </w:r>
-    </w:p>
-    <w:p>
-      <w:pPr>
-        <w:spacing w:before="0" w:after="0" w:line="336" w:lineRule="auto"/>
-        <w:ind w:left="40"/>
-        <w:snapToGrid w:val="0"/>
-        <w:pBdr>
-          <w:top w:val="single" w:sz="4" w:space="2" w:color="555555"/>
-          <w:left w:val="single" w:sz="4" w:space="2" w:color="555555"/>
-          <w:bottom w:val="single" w:sz="4" w:space="2" w:color="555555"/>
-          <w:right w:val="single" w:sz="4" w:space="2" w:color="555555"/>
-        </w:pBdr>
-        <w:shd w:val="clear" w:color="auto" w:fill="FFFFFF"/>
-      </w:pPr>
-      <w:r>
-        <w:rPr>
-          <w:rFonts w:ascii="맑은 고딕" w:hAnsi="맑은 고딕" w:eastAsia="맑은 고딕"/>
-          <w:b w:val="0"/>
-          <w:sz w:val="17"/>
-          <w:u w:val="none"/>
-        </w:rPr>
-        <w:t>&lt;조건&gt;</w:t>
-      </w:r>
-    </w:p>
-    <w:p>
-      <w:pPr>
-        <w:spacing w:before="0" w:after="0" w:line="336" w:lineRule="auto"/>
-        <w:ind w:left="40"/>
-        <w:snapToGrid w:val="0"/>
-        <w:pBdr>
-          <w:top w:val="single" w:sz="4" w:space="2" w:color="555555"/>
-          <w:left w:val="single" w:sz="4" w:space="2" w:color="555555"/>
-          <w:bottom w:val="single" w:sz="4" w:space="2" w:color="555555"/>
-          <w:right w:val="single" w:sz="4" w:space="2" w:color="555555"/>
-        </w:pBdr>
-        <w:shd w:val="clear" w:color="auto" w:fill="FFFFFF"/>
-      </w:pPr>
-      <w:r>
-        <w:rPr>
-          <w:rFonts w:ascii="맑은 고딕" w:hAnsi="맑은 고딕" w:eastAsia="맑은 고딕"/>
-          <w:b w:val="0"/>
-          <w:sz w:val="17"/>
-          <w:u w:val="none"/>
-        </w:rPr>
-        <w:t>1. 관계대명사 which의 계속적 용법을 사용할 것</w:t>
-      </w:r>
-    </w:p>
-    <w:p>
-      <w:pPr>
-        <w:spacing w:before="0" w:after="0" w:line="336" w:lineRule="auto"/>
-        <w:ind w:left="40"/>
-        <w:snapToGrid w:val="0"/>
-        <w:pBdr>
-          <w:top w:val="single" w:sz="4" w:space="2" w:color="555555"/>
-          <w:left w:val="single" w:sz="4" w:space="2" w:color="555555"/>
-          <w:bottom w:val="single" w:sz="4" w:space="2" w:color="555555"/>
-          <w:right w:val="single" w:sz="4" w:space="2" w:color="555555"/>
-        </w:pBdr>
-        <w:shd w:val="clear" w:color="auto" w:fill="FFFFFF"/>
-      </w:pPr>
-      <w:r>
-        <w:rPr>
-          <w:rFonts w:ascii="맑은 고딕" w:hAnsi="맑은 고딕" w:eastAsia="맑은 고딕"/>
-          <w:b w:val="0"/>
-          <w:sz w:val="17"/>
-          <w:u w:val="none"/>
-        </w:rPr>
-        <w:t>2. '당신을 뒤로 민다'는 분사구문(현재분사)으로 쓸 것</w:t>
-      </w:r>
-    </w:p>
-    <w:p>
-      <w:pPr>
-        <w:spacing w:before="0" w:after="60" w:line="336" w:lineRule="auto"/>
-        <w:ind w:left="40"/>
-        <w:snapToGrid w:val="0"/>
-        <w:pBdr>
-          <w:top w:val="single" w:sz="4" w:space="2" w:color="555555"/>
-          <w:left w:val="single" w:sz="4" w:space="2" w:color="555555"/>
-          <w:bottom w:val="single" w:sz="4" w:space="2" w:color="555555"/>
-          <w:right w:val="single" w:sz="4" w:space="2" w:color="555555"/>
-        </w:pBdr>
-        <w:shd w:val="clear" w:color="auto" w:fill="FFFFFF"/>
-      </w:pPr>
-      <w:r>
-        <w:rPr>
-          <w:rFonts w:ascii="맑은 고딕" w:hAnsi="맑은 고딕" w:eastAsia="맑은 고딕"/>
-          <w:b w:val="0"/>
-          <w:sz w:val="17"/>
-          <w:u w:val="none"/>
-        </w:rPr>
-        <w:t>3. &lt;보기&gt;의 어구를 모두 사용하되, 어형 변형이 필요한 것은 알맞게 바꿀 것</w:t>
-      </w:r>
-    </w:p>
-    <w:p>
-      <w:pPr>
-        <w:spacing w:before="0" w:after="40" w:line="360" w:lineRule="auto"/>
-        <w:snapToGrid w:val="0"/>
-      </w:pPr>
-      <w:r>
-        <w:rPr>
-          <w:rFonts w:ascii="맑은 고딕" w:hAnsi="맑은 고딕" w:eastAsia="맑은 고딕"/>
-          <w:b w:val="0"/>
-          <w:sz w:val="17"/>
-          <w:u w:val="none"/>
-        </w:rPr>
-        <w:t>→ ______________________________________________________________</w:t>
-      </w:r>
-    </w:p>
-    <w:p>
-      <w:pPr>
-        <w:spacing w:before="0" w:after="40" w:line="360" w:lineRule="auto"/>
-        <w:snapToGrid w:val="0"/>
-      </w:pPr>
-      <w:r>
-        <w:rPr>
-          <w:rFonts w:ascii="맑은 고딕" w:hAnsi="맑은 고딕" w:eastAsia="맑은 고딕"/>
-          <w:b w:val="0"/>
-          <w:sz w:val="17"/>
-          <w:u w:val="none"/>
-        </w:rPr>
-        <w:t>______________________________________________________________</w:t>
-      </w:r>
-    </w:p>
-    <w:p>
-      <w:pPr>
-        <w:keepNext/>
-        <w:spacing w:before="80" w:after="40" w:line="276" w:lineRule="auto"/>
-        <w:snapToGrid w:val="0"/>
-        <w:shd w:val="clear" w:color="auto" w:fill="8A3A12"/>
-      </w:pPr>
-      <w:r>
-        <w:rPr>
-          <w:rFonts w:ascii="맑은 고딕" w:hAnsi="맑은 고딕" w:eastAsia="맑은 고딕"/>
-          <w:b/>
-          <w:color w:val="FFFFFF"/>
-          <w:sz w:val="17"/>
-          <w:u w:val="none"/>
-        </w:rPr>
-        <w:t>서답형  37-서1 ~ 37-서1</w:t>
-      </w:r>
-    </w:p>
-    <w:p>
-      <w:pPr>
-        <w:keepNext/>
-        <w:spacing w:before="80" w:after="20" w:line="276" w:lineRule="auto"/>
-        <w:snapToGrid w:val="0"/>
-      </w:pPr>
-      <w:r>
-        <w:rPr>
-          <w:rFonts w:ascii="맑은 고딕" w:hAnsi="맑은 고딕" w:eastAsia="맑은 고딕"/>
-          <w:b/>
-          <w:sz w:val="17"/>
-          <w:u w:val="none"/>
-        </w:rPr>
-        <w:t>37-서1.</w:t>
-      </w:r>
-      <w:r>
-        <w:rPr>
-          <w:rFonts w:ascii="맑은 고딕" w:hAnsi="맑은 고딕" w:eastAsia="맑은 고딕"/>
-          <w:b w:val="0"/>
-          <w:sz w:val="17"/>
-          <w:u w:val="none"/>
-        </w:rPr>
-        <w:t xml:space="preserve"> 다음 글의 밑줄 친 ⓐ~ⓕ 중 어법상 </w:t>
-      </w:r>
-      <w:r>
-        <w:rPr>
-          <w:rFonts w:ascii="맑은 고딕" w:hAnsi="맑은 고딕" w:eastAsia="맑은 고딕"/>
-          <w:b/>
-          <w:sz w:val="17"/>
-          <w:u w:val="none"/>
-        </w:rPr>
-        <w:t>틀린 것 2개</w:t>
-      </w:r>
-      <w:r>
-        <w:rPr>
-          <w:rFonts w:ascii="맑은 고딕" w:hAnsi="맑은 고딕" w:eastAsia="맑은 고딕"/>
-          <w:b w:val="0"/>
-          <w:sz w:val="17"/>
-          <w:u w:val="none"/>
-        </w:rPr>
-        <w:t xml:space="preserve">를 찾아, 각각 </w:t>
-      </w:r>
-      <w:r>
-        <w:rPr>
-          <w:rFonts w:ascii="맑은 고딕" w:hAnsi="맑은 고딕" w:eastAsia="맑은 고딕"/>
-          <w:b/>
-          <w:sz w:val="17"/>
-          <w:u w:val="none"/>
-        </w:rPr>
-        <w:t>한 단어</w:t>
-      </w:r>
-      <w:r>
-        <w:rPr>
-          <w:rFonts w:ascii="맑은 고딕" w:hAnsi="맑은 고딕" w:eastAsia="맑은 고딕"/>
-          <w:b w:val="0"/>
-          <w:sz w:val="17"/>
-          <w:u w:val="none"/>
-        </w:rPr>
-        <w:t>로 고쳐 쓰시오. [4.0점]</w:t>
-      </w:r>
-    </w:p>
-    <w:p>
-      <w:pPr>
-        <w:spacing w:before="0" w:after="60" w:line="288" w:lineRule="auto"/>
-        <w:ind w:left="40"/>
-        <w:snapToGrid w:val="0"/>
-        <w:pBdr>
-          <w:top w:val="single" w:sz="4" w:space="2" w:color="999999"/>
-          <w:left w:val="single" w:sz="4" w:space="2" w:color="999999"/>
-          <w:bottom w:val="single" w:sz="4" w:space="2" w:color="999999"/>
-          <w:right w:val="single" w:sz="4" w:space="2" w:color="999999"/>
-        </w:pBdr>
-        <w:shd w:val="clear" w:color="auto" w:fill="F6F3EA"/>
-      </w:pPr>
-      <w:r>
-        <w:rPr>
-          <w:rFonts w:ascii="맑은 고딕" w:hAnsi="맑은 고딕" w:eastAsia="맑은 고딕"/>
-          <w:b w:val="0"/>
-          <w:sz w:val="17"/>
-          <w:u w:val="none"/>
-        </w:rPr>
-        <w:t>This is the force ⓐcalled friction, ⓑwhich tends to slow down moving things by ⓒact in the direction opposite to movement, that is backwards. Even without the brakes on, there ⓓis other friction forces ⓔacting on you and your bicycle, ⓕwhich also slow you down.</w:t>
-      </w:r>
-    </w:p>
-    <w:p>
-      <w:pPr>
-        <w:spacing w:before="0" w:after="40" w:line="360" w:lineRule="auto"/>
-        <w:snapToGrid w:val="0"/>
-      </w:pPr>
-      <w:r>
-        <w:rPr>
-          <w:rFonts w:ascii="맑은 고딕" w:hAnsi="맑은 고딕" w:eastAsia="맑은 고딕"/>
-          <w:b w:val="0"/>
-          <w:sz w:val="17"/>
-          <w:u w:val="none"/>
-        </w:rPr>
-        <w:t>(1) 기호 ______  →  ______________</w:t>
-      </w:r>
-    </w:p>
-    <w:p>
-      <w:pPr>
-        <w:spacing w:before="0" w:after="40" w:line="360" w:lineRule="auto"/>
-        <w:snapToGrid w:val="0"/>
-      </w:pPr>
-      <w:r>
-        <w:rPr>
-          <w:rFonts w:ascii="맑은 고딕" w:hAnsi="맑은 고딕" w:eastAsia="맑은 고딕"/>
-          <w:b w:val="0"/>
-          <w:sz w:val="17"/>
-          <w:u w:val="none"/>
-        </w:rPr>
-        <w:t>(2) 기호 ______  →  ______________</w:t>
-      </w:r>
-    </w:p>
-    <w:p>
-      <w:pPr>
-        <w:keepNext/>
-        <w:spacing w:before="80" w:after="40" w:line="276" w:lineRule="auto"/>
-        <w:snapToGrid w:val="0"/>
-        <w:shd w:val="clear" w:color="auto" w:fill="6B21A8"/>
-      </w:pPr>
-      <w:r>
-        <w:rPr>
-          <w:rFonts w:ascii="맑은 고딕" w:hAnsi="맑은 고딕" w:eastAsia="맑은 고딕"/>
-          <w:b/>
-          <w:color w:val="FFFFFF"/>
-          <w:sz w:val="17"/>
-          <w:u w:val="none"/>
-        </w:rPr>
-        <w:t>[지문 구조]  ※ 앞 문항을 모두 푼 뒤에 풀 것</w:t>
-      </w:r>
-    </w:p>
-    <w:p>
-      <w:pPr>
-        <w:keepNext/>
-        <w:spacing w:before="80" w:after="20" w:line="276" w:lineRule="auto"/>
-        <w:snapToGrid w:val="0"/>
-      </w:pPr>
-      <w:r>
-        <w:rPr>
-          <w:rFonts w:ascii="맑은 고딕" w:hAnsi="맑은 고딕" w:eastAsia="맑은 고딕"/>
-          <w:b/>
-          <w:sz w:val="17"/>
-          <w:u w:val="none"/>
-        </w:rPr>
-        <w:t>37-위치1.</w:t>
-      </w:r>
-      <w:r>
-        <w:rPr>
-          <w:rFonts w:ascii="맑은 고딕" w:hAnsi="맑은 고딕" w:eastAsia="맑은 고딕"/>
-          <w:b w:val="0"/>
-          <w:sz w:val="17"/>
-          <w:u w:val="none"/>
-        </w:rPr>
-        <w:t xml:space="preserve"> 글의 흐름으로 보아, 주어진 문장이 들어가기에 가장 적절한 곳은? [2.9점]</w:t>
-      </w:r>
-    </w:p>
-    <w:p>
-      <w:pPr>
-        <w:spacing w:before="0" w:after="0" w:line="336" w:lineRule="auto"/>
-        <w:ind w:left="40"/>
-        <w:snapToGrid w:val="0"/>
-        <w:pBdr>
-          <w:top w:val="single" w:sz="4" w:space="2" w:color="555555"/>
-          <w:left w:val="single" w:sz="4" w:space="2" w:color="555555"/>
-          <w:bottom w:val="single" w:sz="4" w:space="2" w:color="555555"/>
-          <w:right w:val="single" w:sz="4" w:space="2" w:color="555555"/>
-        </w:pBdr>
-        <w:shd w:val="clear" w:color="auto" w:fill="FFFFFF"/>
-      </w:pPr>
-      <w:r>
-        <w:rPr>
-          <w:rFonts w:ascii="맑은 고딕" w:hAnsi="맑은 고딕" w:eastAsia="맑은 고딕"/>
-          <w:b/>
-          <w:sz w:val="17"/>
-          <w:u w:val="none"/>
-        </w:rPr>
-        <w:t>조건 · 보기</w:t>
-      </w:r>
-    </w:p>
-    <w:p>
-      <w:pPr>
-        <w:spacing w:before="0" w:after="60" w:line="336" w:lineRule="auto"/>
-        <w:ind w:left="40"/>
-        <w:snapToGrid w:val="0"/>
-        <w:pBdr>
-          <w:top w:val="single" w:sz="4" w:space="2" w:color="555555"/>
-          <w:left w:val="single" w:sz="4" w:space="2" w:color="555555"/>
-          <w:bottom w:val="single" w:sz="4" w:space="2" w:color="555555"/>
-          <w:right w:val="single" w:sz="4" w:space="2" w:color="555555"/>
-        </w:pBdr>
-        <w:shd w:val="clear" w:color="auto" w:fill="FFFFFF"/>
-      </w:pPr>
-      <w:r>
-        <w:rPr>
-          <w:rFonts w:ascii="맑은 고딕" w:hAnsi="맑은 고딕" w:eastAsia="맑은 고딕"/>
-          <w:b w:val="0"/>
-          <w:sz w:val="17"/>
-          <w:u w:val="none"/>
-        </w:rPr>
-        <w:t>The brakes are not the only source of that force, however.</w:t>
-      </w:r>
-    </w:p>
-    <w:p>
-      <w:pPr>
-        <w:spacing w:before="0" w:after="60" w:line="288" w:lineRule="auto"/>
-        <w:ind w:left="40"/>
-        <w:snapToGrid w:val="0"/>
-        <w:pBdr>
-          <w:top w:val="single" w:sz="4" w:space="2" w:color="999999"/>
-          <w:left w:val="single" w:sz="4" w:space="2" w:color="999999"/>
-          <w:bottom w:val="single" w:sz="4" w:space="2" w:color="999999"/>
-          <w:right w:val="single" w:sz="4" w:space="2" w:color="999999"/>
-        </w:pBdr>
-        <w:shd w:val="clear" w:color="auto" w:fill="F6F3EA"/>
-      </w:pPr>
-      <w:r>
-        <w:rPr>
-          <w:rFonts w:ascii="맑은 고딕" w:hAnsi="맑은 고딕" w:eastAsia="맑은 고딕"/>
-          <w:b w:val="0"/>
-          <w:sz w:val="17"/>
-          <w:u w:val="none"/>
-        </w:rPr>
-        <w:t>Stop pedalling on a flat road and the bicycle slows, gradually at first. ( ① ) Squeeze the brakes and it slows much faster, because the pads grip the rims and apply a force against your motion. ( ② ) That force is friction, which always pushes the opposite way from the way you are moving. ( ③ ) The wheels rub on their axles, and the air presses against you as you ride, both slowing you down even with the brakes untouched. ( ④ ) A cart works the same way, most of its friction coming from the axles turning against the body. ( ⑤ ) Friction, in short, is everywhere a moving thing touches something else.</w:t>
-      </w:r>
-    </w:p>
-    <w:p>
-      <w:pPr>
-        <w:keepNext/>
-        <w:spacing w:before="80" w:after="20" w:line="276" w:lineRule="auto"/>
-        <w:snapToGrid w:val="0"/>
-      </w:pPr>
-      <w:r>
-        <w:rPr>
-          <w:rFonts w:ascii="맑은 고딕" w:hAnsi="맑은 고딕" w:eastAsia="맑은 고딕"/>
-          <w:b/>
-          <w:sz w:val="17"/>
-          <w:u w:val="none"/>
-        </w:rPr>
-        <w:t>37-위치2.</w:t>
-      </w:r>
-      <w:r>
-        <w:rPr>
-          <w:rFonts w:ascii="맑은 고딕" w:hAnsi="맑은 고딕" w:eastAsia="맑은 고딕"/>
-          <w:b w:val="0"/>
-          <w:sz w:val="17"/>
-          <w:u w:val="none"/>
-        </w:rPr>
-        <w:t xml:space="preserve"> 주어진 글 다음에 이어질 글의 순서로 가장 적절한 것은? [2.8점]</w:t>
-      </w:r>
-    </w:p>
-    <w:p>
-      <w:pPr>
-        <w:spacing w:before="0" w:after="0" w:line="336" w:lineRule="auto"/>
-        <w:ind w:left="40"/>
-        <w:snapToGrid w:val="0"/>
-        <w:pBdr>
-          <w:top w:val="single" w:sz="4" w:space="2" w:color="555555"/>
-          <w:left w:val="single" w:sz="4" w:space="2" w:color="555555"/>
-          <w:bottom w:val="single" w:sz="4" w:space="2" w:color="555555"/>
-          <w:right w:val="single" w:sz="4" w:space="2" w:color="555555"/>
-        </w:pBdr>
-        <w:shd w:val="clear" w:color="auto" w:fill="FFFFFF"/>
-      </w:pPr>
-      <w:r>
-        <w:rPr>
-          <w:rFonts w:ascii="맑은 고딕" w:hAnsi="맑은 고딕" w:eastAsia="맑은 고딕"/>
-          <w:b/>
-          <w:sz w:val="17"/>
-          <w:u w:val="none"/>
-        </w:rPr>
-        <w:t>조건 · 보기</w:t>
-      </w:r>
-    </w:p>
-    <w:p>
-      <w:pPr>
-        <w:spacing w:before="0" w:after="60" w:line="336" w:lineRule="auto"/>
-        <w:ind w:left="40"/>
-        <w:snapToGrid w:val="0"/>
-        <w:pBdr>
-          <w:top w:val="single" w:sz="4" w:space="2" w:color="555555"/>
-          <w:left w:val="single" w:sz="4" w:space="2" w:color="555555"/>
-          <w:bottom w:val="single" w:sz="4" w:space="2" w:color="555555"/>
-          <w:right w:val="single" w:sz="4" w:space="2" w:color="555555"/>
-        </w:pBdr>
-        <w:shd w:val="clear" w:color="auto" w:fill="FFFFFF"/>
-      </w:pPr>
-      <w:r>
-        <w:rPr>
-          <w:rFonts w:ascii="맑은 고딕" w:hAnsi="맑은 고딕" w:eastAsia="맑은 고딕"/>
-          <w:b w:val="0"/>
-          <w:sz w:val="17"/>
-          <w:u w:val="none"/>
-        </w:rPr>
-        <w:t>Imagine coasting along a level road on a bicycle after you stop pedalling.</w:t>
-      </w:r>
-    </w:p>
-    <w:p>
-      <w:pPr>
-        <w:spacing w:before="0" w:after="60" w:line="288" w:lineRule="auto"/>
-        <w:ind w:left="40"/>
-        <w:snapToGrid w:val="0"/>
-        <w:pBdr>
-          <w:top w:val="single" w:sz="4" w:space="2" w:color="999999"/>
-          <w:left w:val="single" w:sz="4" w:space="2" w:color="999999"/>
-          <w:bottom w:val="single" w:sz="4" w:space="2" w:color="999999"/>
-          <w:right w:val="single" w:sz="4" w:space="2" w:color="999999"/>
-        </w:pBdr>
-        <w:shd w:val="clear" w:color="auto" w:fill="F6F3EA"/>
-      </w:pPr>
-      <w:r>
-        <w:rPr>
-          <w:rFonts w:ascii="맑은 고딕" w:hAnsi="맑은 고딕" w:eastAsia="맑은 고딕"/>
-          <w:b w:val="0"/>
-          <w:sz w:val="17"/>
-          <w:u w:val="none"/>
-        </w:rPr>
-        <w:t>(A) Both are friction, the force that works against motion — and it never fully leaves you: the wheels rub on their axles and the air pushes you backwards even when the brakes are off.</w:t>
-      </w:r>
-    </w:p>
-    <w:p>
-      <w:pPr>
-        <w:spacing w:before="0" w:after="60" w:line="288" w:lineRule="auto"/>
-        <w:ind w:left="40"/>
-        <w:snapToGrid w:val="0"/>
-        <w:pBdr>
-          <w:top w:val="single" w:sz="4" w:space="2" w:color="999999"/>
-          <w:left w:val="single" w:sz="4" w:space="2" w:color="999999"/>
-          <w:bottom w:val="single" w:sz="4" w:space="2" w:color="999999"/>
-          <w:right w:val="single" w:sz="4" w:space="2" w:color="999999"/>
-        </w:pBdr>
-        <w:shd w:val="clear" w:color="auto" w:fill="F6F3EA"/>
-      </w:pPr>
-      <w:r>
-        <w:rPr>
-          <w:rFonts w:ascii="맑은 고딕" w:hAnsi="맑은 고딕" w:eastAsia="맑은 고딕"/>
-          <w:b w:val="0"/>
-          <w:sz w:val="17"/>
-          <w:u w:val="none"/>
-        </w:rPr>
-        <w:t>(B) You lose speed slowly; if you want to stop within a shorter distance, you put the brakes on.</w:t>
-      </w:r>
-    </w:p>
-    <w:p>
-      <w:pPr>
-        <w:spacing w:before="0" w:after="60" w:line="288" w:lineRule="auto"/>
-        <w:ind w:left="40"/>
-        <w:snapToGrid w:val="0"/>
-        <w:pBdr>
-          <w:top w:val="single" w:sz="4" w:space="2" w:color="999999"/>
-          <w:left w:val="single" w:sz="4" w:space="2" w:color="999999"/>
-          <w:bottom w:val="single" w:sz="4" w:space="2" w:color="999999"/>
-          <w:right w:val="single" w:sz="4" w:space="2" w:color="999999"/>
-        </w:pBdr>
-        <w:shd w:val="clear" w:color="auto" w:fill="F6F3EA"/>
-      </w:pPr>
-      <w:r>
-        <w:rPr>
-          <w:rFonts w:ascii="맑은 고딕" w:hAnsi="맑은 고딕" w:eastAsia="맑은 고딕"/>
-          <w:b w:val="0"/>
-          <w:sz w:val="17"/>
-          <w:u w:val="none"/>
-        </w:rPr>
-        <w:t>(C) The brakes work by gripping the rims, and since they change your motion they must be exerting a force — just as whatever slowed you before the brakes must have been.</w:t>
+        <w:t>⑤ (C) - (B) - (A)</w:t>
       </w:r>
     </w:p>
     <w:p>
@@ -4204,7 +4156,7 @@
           <w:sz w:val="15"/>
           <w:u w:val="none"/>
         </w:rPr>
-        <w:t xml:space="preserve"> 정답 ⑤</w:t>
+        <w:t xml:space="preserve"> 정답 ⑤ — (a) ○ (b) ✕ (c) ✕ (d) ○ (e) ✕</w:t>
       </w:r>
     </w:p>
     <w:p>
@@ -4229,7 +4181,7 @@
           <w:sz w:val="15"/>
           <w:u w:val="none"/>
         </w:rPr>
-        <w:t xml:space="preserve"> 정답 ④</w:t>
+        <w:t xml:space="preserve"> 정답 ③ — ⓑ to slow → slow / ⓔ tend → tends / ⓕ that → what</w:t>
       </w:r>
     </w:p>
     <w:p>
@@ -4254,7 +4206,7 @@
           <w:sz w:val="15"/>
           <w:u w:val="none"/>
         </w:rPr>
-        <w:t xml:space="preserve"> 정답 ③</w:t>
+        <w:t xml:space="preserve"> 정답 ① — level · opposite · rubbing</w:t>
       </w:r>
     </w:p>
     <w:p>
@@ -4279,7 +4231,7 @@
           <w:sz w:val="15"/>
           <w:u w:val="none"/>
         </w:rPr>
-        <w:t xml:space="preserve"> ③ made → making</w:t>
+        <w:t xml:space="preserve"> 정답 ④</w:t>
       </w:r>
     </w:p>
     <w:p>
@@ -4304,7 +4256,7 @@
           <w:sz w:val="15"/>
           <w:u w:val="none"/>
         </w:rPr>
-        <w:t xml:space="preserve"> 정답 ①</w:t>
+        <w:t xml:space="preserve"> 정답 ②</w:t>
       </w:r>
     </w:p>
     <w:p>
@@ -4329,7 +4281,7 @@
           <w:sz w:val="15"/>
           <w:u w:val="none"/>
         </w:rPr>
-        <w:t xml:space="preserve"> 정답 ①</w:t>
+        <w:t xml:space="preserve"> 정답 ⑤</w:t>
       </w:r>
     </w:p>
     <w:p>
@@ -4354,7 +4306,7 @@
           <w:sz w:val="15"/>
           <w:u w:val="none"/>
         </w:rPr>
-        <w:t xml:space="preserve"> ③ (ⓑ, ⓒ, ⓓ)</w:t>
+        <w:t xml:space="preserve"> 정답 ③</w:t>
       </w:r>
     </w:p>
     <w:p>
@@ -4370,7 +4322,7 @@
           <w:sz w:val="15"/>
           <w:u w:val="none"/>
         </w:rPr>
-        <w:t>37-8</w:t>
+        <w:t>37-서1</w:t>
       </w:r>
       <w:r>
         <w:rPr>
@@ -4379,7 +4331,7 @@
           <w:sz w:val="15"/>
           <w:u w:val="none"/>
         </w:rPr>
-        <w:t xml:space="preserve"> 정답 ④</w:t>
+        <w:t xml:space="preserve"> (1) resists  (2) sudden  (3) generated</w:t>
       </w:r>
     </w:p>
     <w:p>
@@ -4395,7 +4347,7 @@
           <w:sz w:val="15"/>
           <w:u w:val="none"/>
         </w:rPr>
-        <w:t>37-서1</w:t>
+        <w:t>37-서2</w:t>
       </w:r>
       <w:r>
         <w:rPr>
@@ -4404,7 +4356,7 @@
           <w:sz w:val="15"/>
           <w:u w:val="none"/>
         </w:rPr>
-        <w:t xml:space="preserve"> ⓒ act → acting / ⓓ is → are</w:t>
+        <w:t xml:space="preserve"> Applying these ideas to something around you, like a cart, you can see what could be generating friction</w:t>
       </w:r>
     </w:p>
     <w:p>
@@ -4420,7 +4372,7 @@
           <w:sz w:val="15"/>
           <w:u w:val="none"/>
         </w:rPr>
-        <w:t>37-추1</w:t>
+        <w:t>37-8</w:t>
       </w:r>
       <w:r>
         <w:rPr>
@@ -4429,107 +4381,7 @@
           <w:sz w:val="15"/>
           <w:u w:val="none"/>
         </w:rPr>
-        <w:t xml:space="preserve"> (A) gradually  (B) Applying  (C) opposite  (D) resistance</w:t>
-      </w:r>
-    </w:p>
-    <w:p>
-      <w:pPr>
-        <w:spacing w:before="0" w:after="0" w:line="259" w:lineRule="auto"/>
-        <w:ind w:left="160" w:hanging="160"/>
-        <w:snapToGrid w:val="0"/>
-      </w:pPr>
-      <w:r>
-        <w:rPr>
-          <w:rFonts w:ascii="맑은 고딕" w:hAnsi="맑은 고딕" w:eastAsia="맑은 고딕"/>
-          <w:b/>
-          <w:sz w:val="15"/>
-          <w:u w:val="none"/>
-        </w:rPr>
-        <w:t>37-추2</w:t>
-      </w:r>
-      <w:r>
-        <w:rPr>
-          <w:rFonts w:ascii="맑은 고딕" w:hAnsi="맑은 고딕" w:eastAsia="맑은 고딕"/>
-          <w:b w:val="0"/>
-          <w:sz w:val="15"/>
-          <w:u w:val="none"/>
-        </w:rPr>
-        <w:t xml:space="preserve"> (1) put  (2) exert  (3) friction  (4) opposite</w:t>
-      </w:r>
-    </w:p>
-    <w:p>
-      <w:pPr>
-        <w:spacing w:before="0" w:after="0" w:line="259" w:lineRule="auto"/>
-        <w:ind w:left="160" w:hanging="160"/>
-        <w:snapToGrid w:val="0"/>
-      </w:pPr>
-      <w:r>
-        <w:rPr>
-          <w:rFonts w:ascii="맑은 고딕" w:hAnsi="맑은 고딕" w:eastAsia="맑은 고딕"/>
-          <w:b/>
-          <w:sz w:val="15"/>
-          <w:u w:val="none"/>
-        </w:rPr>
-        <w:t>37-추3</w:t>
-      </w:r>
-      <w:r>
-        <w:rPr>
-          <w:rFonts w:ascii="맑은 고딕" w:hAnsi="맑은 고딕" w:eastAsia="맑은 고딕"/>
-          <w:b w:val="0"/>
-          <w:sz w:val="15"/>
-          <w:u w:val="none"/>
-        </w:rPr>
-        <w:t xml:space="preserve"> Another is air resistance, which you can feel, pushing you backwards as you and the bicycle move forwards.</w:t>
-      </w:r>
-    </w:p>
-    <w:p>
-      <w:pPr>
-        <w:spacing w:before="0" w:after="0" w:line="259" w:lineRule="auto"/>
-        <w:ind w:left="160" w:hanging="160"/>
-        <w:snapToGrid w:val="0"/>
-      </w:pPr>
-      <w:r>
-        <w:rPr>
-          <w:rFonts w:ascii="맑은 고딕" w:hAnsi="맑은 고딕" w:eastAsia="맑은 고딕"/>
-          <w:b/>
-          <w:sz w:val="15"/>
-          <w:u w:val="none"/>
-        </w:rPr>
-        <w:t>37-위치1</w:t>
-      </w:r>
-      <w:r>
-        <w:rPr>
-          <w:rFonts w:ascii="맑은 고딕" w:hAnsi="맑은 고딕" w:eastAsia="맑은 고딕"/>
-          <w:b w:val="0"/>
-          <w:sz w:val="15"/>
-          <w:u w:val="none"/>
-        </w:rPr>
-        <w:t xml:space="preserve"> 정답 ③</w:t>
-      </w:r>
-    </w:p>
-    <w:p>
-      <w:pPr>
-        <w:spacing w:before="0" w:after="0" w:line="259" w:lineRule="auto"/>
-        <w:ind w:left="160" w:hanging="160"/>
-        <w:snapToGrid w:val="0"/>
-      </w:pPr>
-      <w:r>
-        <w:rPr>
-          <w:rFonts w:ascii="맑은 고딕" w:hAnsi="맑은 고딕" w:eastAsia="맑은 고딕"/>
-          <w:b/>
-          <w:sz w:val="15"/>
-          <w:u w:val="none"/>
-        </w:rPr>
-        <w:t>37-위치2</w:t>
-      </w:r>
-      <w:r>
-        <w:rPr>
-          <w:rFonts w:ascii="맑은 고딕" w:hAnsi="맑은 고딕" w:eastAsia="맑은 고딕"/>
-          <w:b w:val="0"/>
-          <w:sz w:val="15"/>
-          <w:u w:val="none"/>
-        </w:rPr>
-        <w:t xml:space="preserve"> 정답 ③</w:t>
+        <w:t xml:space="preserve"> 정답 ①</w:t>
       </w:r>
     </w:p>
     <w:p>
@@ -4570,7 +4422,7 @@
           <w:sz w:val="14"/>
           <w:u w:val="none"/>
         </w:rPr>
-        <w:t xml:space="preserve"> 공기 저항은 앞으로 움직이는 사람을 </w:t>
+        <w:t xml:space="preserve"> </w:t>
       </w:r>
       <w:r>
         <w:rPr>
@@ -4579,7 +4431,7 @@
           <w:sz w:val="14"/>
           <w:u w:val="none"/>
         </w:rPr>
-        <w:t>뒤로</w:t>
+        <w:t>(e) [only 함정]</w:t>
       </w:r>
       <w:r>
         <w:rPr>
@@ -4588,7 +4440,43 @@
           <w:sz w:val="14"/>
           <w:u w:val="none"/>
         </w:rPr>
-        <w:t>(backwards) 민다. ⑤는 방향 반전(프린트 T/F 3번 축). ②은 원문 must be exerting의 추론 근거(움직임 변화)까지 담은 한 끗 선지로 일치.</w:t>
+        <w:t xml:space="preserve"> 브레이크 = 마찰이라는 첫인상을 그대로 이용한 진술. </w:t>
+      </w:r>
+      <w:r>
+        <w:rPr>
+          <w:rFonts w:ascii="맑은 고딕" w:hAnsi="맑은 고딕" w:eastAsia="맑은 고딕"/>
+          <w:b/>
+          <w:sz w:val="14"/>
+          <w:u w:val="none"/>
+        </w:rPr>
+        <w:t>(c)</w:t>
+      </w:r>
+      <w:r>
+        <w:rPr>
+          <w:rFonts w:ascii="맑은 고딕" w:hAnsi="맑은 고딕" w:eastAsia="맑은 고딕"/>
+          <w:b w:val="0"/>
+          <w:sz w:val="14"/>
+          <w:u w:val="none"/>
+        </w:rPr>
+        <w:t xml:space="preserve"> 페달을 멈추면 ‘서서히’, 브레이크를 걸면 ‘더 갑자기’ — 대비가 글의 뼈대. </w:t>
+      </w:r>
+      <w:r>
+        <w:rPr>
+          <w:rFonts w:ascii="맑은 고딕" w:hAnsi="맑은 고딕" w:eastAsia="맑은 고딕"/>
+          <w:b/>
+          <w:sz w:val="14"/>
+          <w:u w:val="none"/>
+        </w:rPr>
+        <w:t>(d)</w:t>
+      </w:r>
+      <w:r>
+        <w:rPr>
+          <w:rFonts w:ascii="맑은 고딕" w:hAnsi="맑은 고딕" w:eastAsia="맑은 고딕"/>
+          <w:b w:val="0"/>
+          <w:sz w:val="14"/>
+          <w:u w:val="none"/>
+        </w:rPr>
+        <w:t xml:space="preserve"> 옳으므로 고르면 ③.</w:t>
       </w:r>
     </w:p>
     <w:p>
@@ -4613,7 +4501,7 @@
           <w:sz w:val="14"/>
           <w:u w:val="none"/>
         </w:rPr>
-        <w:t xml:space="preserve"> 브레이크가 </w:t>
+        <w:t xml:space="preserve"> </w:t>
       </w:r>
       <w:r>
         <w:rPr>
@@ -4622,7 +4510,7 @@
           <w:sz w:val="14"/>
           <w:u w:val="none"/>
         </w:rPr>
-        <w:t>꺼져 있어도</w:t>
+        <w:t>ⓔ [수일치 함정]</w:t>
       </w:r>
       <w:r>
         <w:rPr>
@@ -4631,7 +4519,25 @@
           <w:sz w:val="14"/>
           <w:u w:val="none"/>
         </w:rPr>
-        <w:t xml:space="preserve"> 바퀴-축 마찰과 공기 저항이 작용한다(Even with the brakes off). ④은 '어떤 ~도'의 절대어 왜곡.</w:t>
+        <w:t xml:space="preserve"> 바로 앞 moving things(복수)에 끌리면 tend가 맞아 보이지만 which의 선행사는 friction. </w:t>
+      </w:r>
+      <w:r>
+        <w:rPr>
+          <w:rFonts w:ascii="맑은 고딕" w:hAnsi="맑은 고딕" w:eastAsia="맑은 고딕"/>
+          <w:b/>
+          <w:sz w:val="14"/>
+          <w:u w:val="none"/>
+        </w:rPr>
+        <w:t>ⓓ</w:t>
+      </w:r>
+      <w:r>
+        <w:rPr>
+          <w:rFonts w:ascii="맑은 고딕" w:hAnsi="맑은 고딕" w:eastAsia="맑은 고딕"/>
+          <w:b w:val="0"/>
+          <w:sz w:val="14"/>
+          <w:u w:val="none"/>
+        </w:rPr>
+        <w:t xml:space="preserve"> 바로 앞 they가 복수라 grip이 옳다 — ②는 이것을 고른 선지.</w:t>
       </w:r>
     </w:p>
     <w:p>
@@ -4656,7 +4562,7 @@
           <w:sz w:val="14"/>
           <w:u w:val="none"/>
         </w:rPr>
-        <w:t xml:space="preserve"> 마찰은 움직임과 </w:t>
+        <w:t xml:space="preserve"> </w:t>
       </w:r>
       <w:r>
         <w:rPr>
@@ -4665,7 +4571,7 @@
           <w:sz w:val="14"/>
           <w:u w:val="none"/>
         </w:rPr>
-        <w:t>반대</w:t>
+        <w:t>④ [한 끗]</w:t>
       </w:r>
       <w:r>
         <w:rPr>
@@ -4674,7 +4580,25 @@
           <w:sz w:val="14"/>
           <w:u w:val="none"/>
         </w:rPr>
-        <w:t>(원문 opposite) 방향, 즉 뒤쪽으로 작용한다. parallel(평행한)은 같은 방향을 뜻하므로 바로 뒤의 backwards와 충돌. ① gradually, ② suddenly, ④ resistance, ⑤ rotate는 프린트 표적 표현으로 적절.</w:t>
+        <w:t xml:space="preserve"> (A)(B)는 맞고 (C)만 rubbed — the wheels가 스스로 ‘문지르는’ 능동, 뒤 on the axles. </w:t>
+      </w:r>
+      <w:r>
+        <w:rPr>
+          <w:rFonts w:ascii="맑은 고딕" w:hAnsi="맑은 고딕" w:eastAsia="맑은 고딕"/>
+          <w:b/>
+          <w:sz w:val="14"/>
+          <w:u w:val="none"/>
+        </w:rPr>
+        <w:t>(A) steep</w:t>
+      </w:r>
+      <w:r>
+        <w:rPr>
+          <w:rFonts w:ascii="맑은 고딕" w:hAnsi="맑은 고딕" w:eastAsia="맑은 고딕"/>
+          <w:b w:val="0"/>
+          <w:sz w:val="14"/>
+          <w:u w:val="none"/>
+        </w:rPr>
+        <w:t xml:space="preserve"> 가파른 내리막이면 중력이 힘으로 작용해 ‘no force’ 전제와 충돌.</w:t>
       </w:r>
     </w:p>
     <w:p>
@@ -4699,7 +4623,7 @@
           <w:sz w:val="14"/>
           <w:u w:val="none"/>
         </w:rPr>
-        <w:t xml:space="preserve"> 브레이크가 '당신을 느려지게 </w:t>
+        <w:t xml:space="preserve"> </w:t>
       </w:r>
       <w:r>
         <w:rPr>
@@ -4708,7 +4632,7 @@
           <w:sz w:val="14"/>
           <w:u w:val="none"/>
         </w:rPr>
-        <w:t>만드는</w:t>
+        <w:t>④ [조건 반전]</w:t>
       </w:r>
       <w:r>
         <w:rPr>
@@ -4717,7 +4641,25 @@
           <w:sz w:val="14"/>
           <w:u w:val="none"/>
         </w:rPr>
-        <w:t>' 능동 분사구문 → making you slow down. ① 비교급, ② by + 동명사, ④ must be + -ing(진행 추측), ⑤ '~하면서'의 접속사 as는 옳다.</w:t>
+        <w:t xml:space="preserve"> Even without를 ‘without이면 없다’로 뒤집었다. </w:t>
+      </w:r>
+      <w:r>
+        <w:rPr>
+          <w:rFonts w:ascii="맑은 고딕" w:hAnsi="맑은 고딕" w:eastAsia="맑은 고딕"/>
+          <w:b/>
+          <w:sz w:val="14"/>
+          <w:u w:val="none"/>
+        </w:rPr>
+        <w:t>①</w:t>
+      </w:r>
+      <w:r>
+        <w:rPr>
+          <w:rFonts w:ascii="맑은 고딕" w:hAnsi="맑은 고딕" w:eastAsia="맑은 고딕"/>
+          <w:b w:val="0"/>
+          <w:sz w:val="14"/>
+          <w:u w:val="none"/>
+        </w:rPr>
+        <w:t xml:space="preserve"> 앞으로 미는 힘이 없을 뿐, 뒤로 작용하는 마찰은 있다 — 둘을 혼동하면 ①을 고른다.</w:t>
       </w:r>
     </w:p>
     <w:p>
@@ -4742,7 +4684,7 @@
           <w:sz w:val="14"/>
           <w:u w:val="none"/>
         </w:rPr>
-        <w:t xml:space="preserve"> 빈칸 뒤 세 가지 현상(감속·제동·공기 압박)이 모두 '진행 방향에 </w:t>
+        <w:t xml:space="preserve"> </w:t>
       </w:r>
       <w:r>
         <w:rPr>
@@ -4751,7 +4693,7 @@
           <w:sz w:val="14"/>
           <w:u w:val="none"/>
         </w:rPr>
-        <w:t>거스르는</w:t>
+        <w:t>③ [극단화]</w:t>
       </w:r>
       <w:r>
         <w:rPr>
@@ -4760,7 +4702,43 @@
           <w:sz w:val="14"/>
           <w:u w:val="none"/>
         </w:rPr>
-        <w:t xml:space="preserve"> 힘'으로 설명된다(2단계 재진술). ② only는 '브레이크 없이도 느려진다'는 첫 문장과 충돌하는 최강 함정.</w:t>
+        <w:t xml:space="preserve"> far less(훨씬 적은)를 ‘완전히 사라진다’로 과장 — Both pucks eventually stop과 모순. </w:t>
+      </w:r>
+      <w:r>
+        <w:rPr>
+          <w:rFonts w:ascii="맑은 고딕" w:hAnsi="맑은 고딕" w:eastAsia="맑은 고딕"/>
+          <w:b/>
+          <w:sz w:val="14"/>
+          <w:u w:val="none"/>
+        </w:rPr>
+        <w:t>④</w:t>
+      </w:r>
+      <w:r>
+        <w:rPr>
+          <w:rFonts w:ascii="맑은 고딕" w:hAnsi="맑은 고딕" w:eastAsia="맑은 고딕"/>
+          <w:b w:val="0"/>
+          <w:sz w:val="14"/>
+          <w:u w:val="none"/>
+        </w:rPr>
+        <w:t xml:space="preserve"> 공기 저항은 [A]의 여러 마찰 중 하나일 뿐. </w:t>
+      </w:r>
+      <w:r>
+        <w:rPr>
+          <w:rFonts w:ascii="맑은 고딕" w:hAnsi="맑은 고딕" w:eastAsia="맑은 고딕"/>
+          <w:b/>
+          <w:sz w:val="14"/>
+          <w:u w:val="none"/>
+        </w:rPr>
+        <w:t>⑤</w:t>
+      </w:r>
+      <w:r>
+        <w:rPr>
+          <w:rFonts w:ascii="맑은 고딕" w:hAnsi="맑은 고딕" w:eastAsia="맑은 고딕"/>
+          <w:b w:val="0"/>
+          <w:sz w:val="14"/>
+          <w:u w:val="none"/>
+        </w:rPr>
+        <w:t xml:space="preserve"> [A]는 브레이크 ‘없이도’ 작용하는 마찰까지 다룬다.</w:t>
       </w:r>
     </w:p>
     <w:p>
@@ -4785,7 +4763,7 @@
           <w:sz w:val="14"/>
           <w:u w:val="none"/>
         </w:rPr>
-        <w:t xml:space="preserve"> (A) 진행 방향에 </w:t>
+        <w:t xml:space="preserve"> </w:t>
       </w:r>
       <w:r>
         <w:rPr>
@@ -4794,7 +4772,7 @@
           <w:sz w:val="14"/>
           <w:u w:val="none"/>
         </w:rPr>
-        <w:t>거슬러</w:t>
+        <w:t>① [방향 반전]</w:t>
       </w:r>
       <w:r>
         <w:rPr>
@@ -4803,7 +4781,25 @@
           <w:sz w:val="14"/>
           <w:u w:val="none"/>
         </w:rPr>
-        <w:t>(against the direction) → against. (B) 브레이크는 마찰을 더해 더 빨리 세운다 → increase. ② remove는 브레이크의 역할을 반전시킨 한 끗 오답.</w:t>
+        <w:t xml:space="preserve"> pushing은 본문 어휘(pushing you backwards)를 재사용하되 방향을 앞으로 뒤집었다. </w:t>
+      </w:r>
+      <w:r>
+        <w:rPr>
+          <w:rFonts w:ascii="맑은 고딕" w:hAnsi="맑은 고딕" w:eastAsia="맑은 고딕"/>
+          <w:b/>
+          <w:sz w:val="14"/>
+          <w:u w:val="none"/>
+        </w:rPr>
+        <w:t>③</w:t>
+      </w:r>
+      <w:r>
+        <w:rPr>
+          <w:rFonts w:ascii="맑은 고딕" w:hAnsi="맑은 고딕" w:eastAsia="맑은 고딕"/>
+          <w:b w:val="0"/>
+          <w:sz w:val="14"/>
+          <w:u w:val="none"/>
+        </w:rPr>
+        <w:t xml:space="preserve"> 감속은 에너지를 ‘빼는’ 쪽이다.</w:t>
       </w:r>
     </w:p>
     <w:p>
@@ -4828,7 +4824,25 @@
           <w:sz w:val="14"/>
           <w:u w:val="none"/>
         </w:rPr>
-        <w:t xml:space="preserve"> 프린트 T/F 4문 확장. ⓐ same speed: 서서히 느려진다. ⓔ no ... at all: Even without the brakes on ... also slow you down과 정면 충돌.</w:t>
+        <w:t xml:space="preserve"> </w:t>
+      </w:r>
+      <w:r>
+        <w:rPr>
+          <w:rFonts w:ascii="맑은 고딕" w:hAnsi="맑은 고딕" w:eastAsia="맑은 고딕"/>
+          <w:b/>
+          <w:sz w:val="14"/>
+          <w:u w:val="none"/>
+        </w:rPr>
+        <w:t>③ [소재어 재사용 함정]</w:t>
+      </w:r>
+      <w:r>
+        <w:rPr>
+          <w:rFonts w:ascii="맑은 고딕" w:hAnsi="맑은 고딕" w:eastAsia="맑은 고딕"/>
+          <w:b w:val="0"/>
+          <w:sz w:val="14"/>
+          <w:u w:val="none"/>
+        </w:rPr>
+        <w:t xml:space="preserve"> brake·rubbing을 그대로 써서 자연스러워 보이지만 ‘힘의 원리’가 아니라 ‘정비’ 이야기. ③을 빼면 ②의 brakes → ④의 Because the brakes가 바로 이어진다.</w:t>
       </w:r>
     </w:p>
     <w:p>
@@ -4844,7 +4858,7 @@
           <w:sz w:val="14"/>
           <w:u w:val="none"/>
         </w:rPr>
-        <w:t>37-8</w:t>
+        <w:t>37-서1</w:t>
       </w:r>
       <w:r>
         <w:rPr>
@@ -4853,25 +4867,7 @@
           <w:sz w:val="14"/>
           <w:u w:val="none"/>
         </w:rPr>
-        <w:t xml:space="preserve"> B는 모든 마찰이 '</w:t>
-      </w:r>
-      <w:r>
-        <w:rPr>
-          <w:rFonts w:ascii="맑은 고딕" w:hAnsi="맑은 고딕" w:eastAsia="맑은 고딕"/>
-          <w:b/>
-          <w:sz w:val="14"/>
-          <w:u w:val="none"/>
-        </w:rPr>
-        <w:t>정확히 같은 방식</w:t>
-      </w:r>
-      <w:r>
-        <w:rPr>
-          <w:rFonts w:ascii="맑은 고딕" w:hAnsi="맑은 고딕" w:eastAsia="맑은 고딕"/>
-          <w:b w:val="0"/>
-          <w:sz w:val="14"/>
-          <w:u w:val="none"/>
-        </w:rPr>
-        <w:t xml:space="preserve"> — 움직이는 방향의 반대'로 작용한다고 했다. ④은 종류별 방향 차이를 날조했다.</w:t>
+        <w:t xml:space="preserve"> (1) resist ✕ — 3인칭 단수 -s. (2) suddenly ✕ — 목적격 보어는 형용사. (3) generating ✕ — 마찰이 ‘발생되는’ 수동. [채점] 각 1점.</w:t>
       </w:r>
     </w:p>
     <w:p>
@@ -4887,7 +4883,7 @@
           <w:sz w:val="14"/>
           <w:u w:val="none"/>
         </w:rPr>
-        <w:t>37-서1</w:t>
+        <w:t>37-서2</w:t>
       </w:r>
       <w:r>
         <w:rPr>
@@ -4896,7 +4892,7 @@
           <w:sz w:val="14"/>
           <w:u w:val="none"/>
         </w:rPr>
-        <w:t xml:space="preserve"> ⓒ 전치사 by 뒤 </w:t>
+        <w:t xml:space="preserve"> </w:t>
       </w:r>
       <w:r>
         <w:rPr>
@@ -4905,7 +4901,7 @@
           <w:sz w:val="14"/>
           <w:u w:val="none"/>
         </w:rPr>
-        <w:t>동명사</w:t>
+        <w:t>Applied these ideas</w:t>
       </w:r>
       <w:r>
         <w:rPr>
@@ -4914,7 +4910,25 @@
           <w:sz w:val="14"/>
           <w:u w:val="none"/>
         </w:rPr>
-        <w:t xml:space="preserve"> acting. ⓓ There + be의 주어는 other friction forces(복수) → are. ⓐ the force (which is) called, ⓑ friction을 받는 계속적 which, ⓔ forces를 수식하는 현재분사, ⓕ forces를 받는 which(복수 동사 slow)는 옳다.</w:t>
+        <w:t xml:space="preserve"> ✕ — 주어 you가 ‘적용하는’ 능동. </w:t>
+      </w:r>
+      <w:r>
+        <w:rPr>
+          <w:rFonts w:ascii="맑은 고딕" w:hAnsi="맑은 고딕" w:eastAsia="맑은 고딕"/>
+          <w:b/>
+          <w:sz w:val="14"/>
+          <w:u w:val="none"/>
+        </w:rPr>
+        <w:t>you can see friction what could be generating</w:t>
+      </w:r>
+      <w:r>
+        <w:rPr>
+          <w:rFonts w:ascii="맑은 고딕" w:hAnsi="맑은 고딕" w:eastAsia="맑은 고딕"/>
+          <w:b w:val="0"/>
+          <w:sz w:val="14"/>
+          <w:u w:val="none"/>
+        </w:rPr>
+        <w:t xml:space="preserve"> ✕ — what절 어순. [채점] 분사구문 1.5 / 명사절 어순 1 / 단어 수·철자 0.5.</w:t>
       </w:r>
     </w:p>
     <w:p>
@@ -4930,7 +4944,7 @@
           <w:sz w:val="14"/>
           <w:u w:val="none"/>
         </w:rPr>
-        <w:t>37-추1</w:t>
+        <w:t>37-8</w:t>
       </w:r>
       <w:r>
         <w:rPr>
@@ -4939,7 +4953,7 @@
           <w:sz w:val="14"/>
           <w:u w:val="none"/>
         </w:rPr>
-        <w:t xml:space="preserve"> (A) 동사 slows 수식 </w:t>
+        <w:t xml:space="preserve"> </w:t>
       </w:r>
       <w:r>
         <w:rPr>
@@ -4948,7 +4962,7 @@
           <w:sz w:val="14"/>
           <w:u w:val="none"/>
         </w:rPr>
-        <w:t>부사</w:t>
+        <w:t>⑤ [한 끗]</w:t>
       </w:r>
       <w:r>
         <w:rPr>
@@ -4957,15 +4971,8 @@
           <w:sz w:val="14"/>
           <w:u w:val="none"/>
         </w:rPr>
-        <w:t xml:space="preserve"> gradually. (B) 문장 주어 자리 → 동명사 Applying(대문자). (C) opposite to(형용사). (D) air + 명사 resistance. slow·grip·exert는 프린트 요약 정답어 미끼.</w:t>
-      </w:r>
-    </w:p>
-    <w:p>
-      <w:pPr>
-        <w:spacing w:before="0" w:after="20" w:line="259" w:lineRule="auto"/>
-        <w:jc w:val="both"/>
-        <w:snapToGrid w:val="0"/>
-      </w:pPr>
+        <w:t xml:space="preserve"> (C)를 먼저 두면 This is the force의 This가 가리킬 ‘브레이크의 힘’이 없다. </w:t>
+      </w:r>
       <w:r>
         <w:rPr>
           <w:rFonts w:ascii="맑은 고딕" w:hAnsi="맑은 고딕" w:eastAsia="맑은 고딕"/>
@@ -4973,7 +4980,7 @@
           <w:sz w:val="14"/>
           <w:u w:val="none"/>
         </w:rPr>
-        <w:t>37-추2</w:t>
+        <w:t>(B) 먼저</w:t>
       </w:r>
       <w:r>
         <w:rPr>
@@ -4982,100 +4989,7 @@
           <w:sz w:val="14"/>
           <w:u w:val="none"/>
         </w:rPr>
-        <w:t xml:space="preserve"> 프린트 A 표적 4행(1·2·4·5). (2) exert a force on = ~에 힘을 가하다. (4) opposite to ~ 의 전치사 to 확인.</w:t>
-      </w:r>
-    </w:p>
-    <w:p>
-      <w:pPr>
-        <w:spacing w:before="0" w:after="20" w:line="259" w:lineRule="auto"/>
-        <w:jc w:val="both"/>
-        <w:snapToGrid w:val="0"/>
-      </w:pPr>
-      <w:r>
-        <w:rPr>
-          <w:rFonts w:ascii="맑은 고딕" w:hAnsi="맑은 고딕" w:eastAsia="맑은 고딕"/>
-          <w:b/>
-          <w:sz w:val="14"/>
-          <w:u w:val="none"/>
-        </w:rPr>
-        <w:t>37-추3</w:t>
-      </w:r>
-      <w:r>
-        <w:rPr>
-          <w:rFonts w:ascii="맑은 고딕" w:hAnsi="맑은 고딕" w:eastAsia="맑은 고딕"/>
-          <w:b w:val="0"/>
-          <w:sz w:val="14"/>
-          <w:u w:val="none"/>
-        </w:rPr>
-        <w:t xml:space="preserve"> </w:t>
-      </w:r>
-      <w:r>
-        <w:rPr>
-          <w:rFonts w:ascii="맑은 고딕" w:hAnsi="맑은 고딕" w:eastAsia="맑은 고딕"/>
-          <w:b/>
-          <w:sz w:val="14"/>
-          <w:u w:val="none"/>
-        </w:rPr>
-        <w:t>조성 지점 2곳</w:t>
-      </w:r>
-      <w:r>
-        <w:rPr>
-          <w:rFonts w:ascii="맑은 고딕" w:hAnsi="맑은 고딕" w:eastAsia="맑은 고딕"/>
-          <w:b w:val="0"/>
-          <w:sz w:val="14"/>
-          <w:u w:val="none"/>
-        </w:rPr>
-        <w:t xml:space="preserve"> — be → is(주어 Another 단수), push → pushing(분사구문). which you can feel은 삽입된 계속적 관계절이므로 콤마 양쪽.</w:t>
-      </w:r>
-    </w:p>
-    <w:p>
-      <w:pPr>
-        <w:spacing w:before="0" w:after="20" w:line="259" w:lineRule="auto"/>
-        <w:jc w:val="both"/>
-        <w:snapToGrid w:val="0"/>
-      </w:pPr>
-      <w:r>
-        <w:rPr>
-          <w:rFonts w:ascii="맑은 고딕" w:hAnsi="맑은 고딕" w:eastAsia="맑은 고딕"/>
-          <w:b/>
-          <w:sz w:val="14"/>
-          <w:u w:val="none"/>
-        </w:rPr>
-        <w:t>37-위치1</w:t>
-      </w:r>
-      <w:r>
-        <w:rPr>
-          <w:rFonts w:ascii="맑은 고딕" w:hAnsi="맑은 고딕" w:eastAsia="맑은 고딕"/>
-          <w:b w:val="0"/>
-          <w:sz w:val="14"/>
-          <w:u w:val="none"/>
-        </w:rPr>
-        <w:t xml:space="preserve"> that force는 ③ 앞에서 정의된 friction을 받고, however로 '브레이크만이 아니다'를 꺾은 뒤 ③ 뒤에서 다른 마찰원(축·공기)이 열거된다. ②은 아직 that force(마찰)가 이름 붙기 전이라 부적절.</w:t>
-      </w:r>
-    </w:p>
-    <w:p>
-      <w:pPr>
-        <w:spacing w:before="0" w:after="20" w:line="259" w:lineRule="auto"/>
-        <w:jc w:val="both"/>
-        <w:snapToGrid w:val="0"/>
-      </w:pPr>
-      <w:r>
-        <w:rPr>
-          <w:rFonts w:ascii="맑은 고딕" w:hAnsi="맑은 고딕" w:eastAsia="맑은 고딕"/>
-          <w:b/>
-          <w:sz w:val="14"/>
-          <w:u w:val="none"/>
-        </w:rPr>
-        <w:t>37-위치2</w:t>
-      </w:r>
-      <w:r>
-        <w:rPr>
-          <w:rFonts w:ascii="맑은 고딕" w:hAnsi="맑은 고딕" w:eastAsia="맑은 고딕"/>
-          <w:b w:val="0"/>
-          <w:sz w:val="14"/>
-          <w:u w:val="none"/>
-        </w:rPr>
-        <w:t xml:space="preserve"> 주어진 글(관성 주행) → (B) 서서히 감속 + 브레이크 도입 → (C) The brakes를 받아 힘의 추론 + '이전 감속'도 힘 → (A) Both(두 힘)를 마찰로 명명. 원본 (B)(C)(A)와 문장 절단이 다르다.</w:t>
+        <w:t xml:space="preserve"> One of these가 받을 복수 명사(other friction forces)가 없다.</w:t>
       </w:r>
     </w:p>
     <w:p>

--- a/shinmok1/pack/2509/H1MOGO25-09_37_SET.docx
+++ b/shinmok1/pack/2509/H1MOGO25-09_37_SET.docx
@@ -107,7 +107,7 @@
     </w:p>
     <w:p>
       <w:pPr>
-        <w:spacing w:before="0" w:after="20" w:line="360" w:lineRule="auto"/>
+        <w:spacing w:before="0" w:after="20" w:line="300" w:lineRule="auto"/>
         <w:jc w:val="both"/>
         <w:snapToGrid w:val="0"/>
       </w:pPr>
@@ -118,7 +118,7 @@
           <w:sz w:val="17"/>
           <w:u w:val="none"/>
         </w:rPr>
-        <w:t xml:space="preserve">Imagine you are pedalling your bicycle on a </w:t>
+        <w:t xml:space="preserve">Imagine you are </w:t>
       </w:r>
       <w:r>
         <w:rPr>
@@ -134,20 +134,11 @@
       <w:r>
         <w:rPr>
           <w:rFonts w:ascii="맑은 고딕" w:hAnsi="맑은 고딕" w:eastAsia="맑은 고딕"/>
-          <w:b/>
-          <w:sz w:val="17"/>
-          <w:u w:val="none"/>
-        </w:rPr>
-        <w:t>[ level / steep ]</w:t>
-      </w:r>
-      <w:r>
-        <w:rPr>
-          <w:rFonts w:ascii="맑은 고딕" w:hAnsi="맑은 고딕" w:eastAsia="맑은 고딕"/>
           <w:b w:val="0"/>
           <w:sz w:val="17"/>
           <w:u w:val="none"/>
         </w:rPr>
-        <w:t xml:space="preserve"> road. You stop </w:t>
+        <w:t xml:space="preserve">________(pedal) your bicycle on a </w:t>
       </w:r>
       <w:r>
         <w:rPr>
@@ -167,7 +158,7 @@
           <w:sz w:val="17"/>
           <w:u w:val="none"/>
         </w:rPr>
-        <w:t>[ pedalling / to pedal ]</w:t>
+        <w:t>[ level / steep ]</w:t>
       </w:r>
       <w:r>
         <w:rPr>
@@ -176,7 +167,7 @@
           <w:sz w:val="17"/>
           <w:u w:val="none"/>
         </w:rPr>
-        <w:t xml:space="preserve">: no force is now acting to move you forward. What happens? You </w:t>
+        <w:t xml:space="preserve"> road. You stop </w:t>
       </w:r>
       <w:r>
         <w:rPr>
@@ -192,11 +183,20 @@
       <w:r>
         <w:rPr>
           <w:rFonts w:ascii="맑은 고딕" w:hAnsi="맑은 고딕" w:eastAsia="맑은 고딕"/>
+          <w:b/>
+          <w:sz w:val="17"/>
+          <w:u w:val="none"/>
+        </w:rPr>
+        <w:t>[ pedalling / to pedal ]</w:t>
+      </w:r>
+      <w:r>
+        <w:rPr>
+          <w:rFonts w:ascii="맑은 고딕" w:hAnsi="맑은 고딕" w:eastAsia="맑은 고딕"/>
           <w:b w:val="0"/>
           <w:sz w:val="17"/>
           <w:u w:val="none"/>
         </w:rPr>
-        <w:t xml:space="preserve">________(gradual) slow down. How could you slow down more </w:t>
+        <w:t xml:space="preserve">: no force is now acting to move you forward. What happens? You </w:t>
       </w:r>
       <w:r>
         <w:rPr>
@@ -216,7 +216,7 @@
           <w:sz w:val="17"/>
           <w:u w:val="none"/>
         </w:rPr>
-        <w:t>[ suddenly / sudden ]</w:t>
+        <w:t>[ gradually / gradual ]</w:t>
       </w:r>
       <w:r>
         <w:rPr>
@@ -225,7 +225,7 @@
           <w:sz w:val="17"/>
           <w:u w:val="none"/>
         </w:rPr>
-        <w:t xml:space="preserve">, in a </w:t>
+        <w:t xml:space="preserve"> slow down. How could you slow down more </w:t>
       </w:r>
       <w:r>
         <w:rPr>
@@ -241,11 +241,20 @@
       <w:r>
         <w:rPr>
           <w:rFonts w:ascii="맑은 고딕" w:hAnsi="맑은 고딕" w:eastAsia="맑은 고딕"/>
+          <w:b/>
+          <w:sz w:val="17"/>
+          <w:u w:val="none"/>
+        </w:rPr>
+        <w:t>[ suddenly / gradually ]</w:t>
+      </w:r>
+      <w:r>
+        <w:rPr>
+          <w:rFonts w:ascii="맑은 고딕" w:hAnsi="맑은 고딕" w:eastAsia="맑은 고딕"/>
           <w:b w:val="0"/>
           <w:sz w:val="17"/>
           <w:u w:val="none"/>
         </w:rPr>
-        <w:t xml:space="preserve">s________ distance? By putting the </w:t>
+        <w:t xml:space="preserve">, in a shorter </w:t>
       </w:r>
       <w:r>
         <w:rPr>
@@ -265,7 +274,7 @@
           <w:sz w:val="17"/>
           <w:u w:val="none"/>
         </w:rPr>
-        <w:t xml:space="preserve">b________ on. Because the brakes change your movement, </w:t>
+        <w:t xml:space="preserve">d________? By putting the brakes on. Because the brakes change your movement, </w:t>
       </w:r>
       <w:r>
         <w:rPr>
@@ -314,7 +323,7 @@
           <w:sz w:val="17"/>
           <w:u w:val="none"/>
         </w:rPr>
-        <w:t>[ exerting / exerted ]</w:t>
+        <w:t>[ exerting / to exert ]</w:t>
       </w:r>
       <w:r>
         <w:rPr>
@@ -372,7 +381,7 @@
           <w:sz w:val="17"/>
           <w:u w:val="none"/>
         </w:rPr>
-        <w:t xml:space="preserve">f________, which tends to slow down moving things by acting in the direction </w:t>
+        <w:t xml:space="preserve">f________, </w:t>
       </w:r>
       <w:r>
         <w:rPr>
@@ -392,7 +401,7 @@
           <w:sz w:val="17"/>
           <w:u w:val="none"/>
         </w:rPr>
-        <w:t>[ opposite / similar ]</w:t>
+        <w:t>[ which / what ]</w:t>
       </w:r>
       <w:r>
         <w:rPr>
@@ -401,7 +410,7 @@
           <w:sz w:val="17"/>
           <w:u w:val="none"/>
         </w:rPr>
-        <w:t xml:space="preserve"> to movement, that is backwards. Even without the brakes on, there </w:t>
+        <w:t xml:space="preserve"> tends to slow down </w:t>
       </w:r>
       <w:r>
         <w:rPr>
@@ -417,20 +426,11 @@
       <w:r>
         <w:rPr>
           <w:rFonts w:ascii="맑은 고딕" w:hAnsi="맑은 고딕" w:eastAsia="맑은 고딕"/>
-          <w:b/>
-          <w:sz w:val="17"/>
-          <w:u w:val="none"/>
-        </w:rPr>
-        <w:t>[ are / is ]</w:t>
-      </w:r>
-      <w:r>
-        <w:rPr>
-          <w:rFonts w:ascii="맑은 고딕" w:hAnsi="맑은 고딕" w:eastAsia="맑은 고딕"/>
           <w:b w:val="0"/>
           <w:sz w:val="17"/>
           <w:u w:val="none"/>
         </w:rPr>
-        <w:t xml:space="preserve"> other friction forces acting on you and your bicycle, </w:t>
+        <w:t xml:space="preserve">________(move) things by acting in the direction </w:t>
       </w:r>
       <w:r>
         <w:rPr>
@@ -450,7 +450,7 @@
           <w:sz w:val="17"/>
           <w:u w:val="none"/>
         </w:rPr>
-        <w:t>[ which / what ]</w:t>
+        <w:t>[ opposite / similar ]</w:t>
       </w:r>
       <w:r>
         <w:rPr>
@@ -459,7 +459,7 @@
           <w:sz w:val="17"/>
           <w:u w:val="none"/>
         </w:rPr>
-        <w:t xml:space="preserve"> also slow you down. One of these </w:t>
+        <w:t xml:space="preserve"> to movement, that is </w:t>
       </w:r>
       <w:r>
         <w:rPr>
@@ -475,20 +475,11 @@
       <w:r>
         <w:rPr>
           <w:rFonts w:ascii="맑은 고딕" w:hAnsi="맑은 고딕" w:eastAsia="맑은 고딕"/>
-          <w:b/>
-          <w:sz w:val="17"/>
-          <w:u w:val="none"/>
-        </w:rPr>
-        <w:t>[ is / are ]</w:t>
-      </w:r>
-      <w:r>
-        <w:rPr>
-          <w:rFonts w:ascii="맑은 고딕" w:hAnsi="맑은 고딕" w:eastAsia="맑은 고딕"/>
           <w:b w:val="0"/>
           <w:sz w:val="17"/>
           <w:u w:val="none"/>
         </w:rPr>
-        <w:t xml:space="preserve"> friction in the wheels </w:t>
+        <w:t xml:space="preserve">b________. Even without the brakes on, there </w:t>
       </w:r>
       <w:r>
         <w:rPr>
@@ -508,7 +499,7 @@
           <w:sz w:val="17"/>
           <w:u w:val="none"/>
         </w:rPr>
-        <w:t>[ rubbing / rubbed ]</w:t>
+        <w:t>[ are / is ]</w:t>
       </w:r>
       <w:r>
         <w:rPr>
@@ -517,7 +508,7 @@
           <w:sz w:val="17"/>
           <w:u w:val="none"/>
         </w:rPr>
-        <w:t xml:space="preserve"> on the </w:t>
+        <w:t xml:space="preserve"> other friction forces acting on you and your bicycle, which also slow you down. One of these </w:t>
       </w:r>
       <w:r>
         <w:rPr>
@@ -533,11 +524,20 @@
       <w:r>
         <w:rPr>
           <w:rFonts w:ascii="맑은 고딕" w:hAnsi="맑은 고딕" w:eastAsia="맑은 고딕"/>
+          <w:b/>
+          <w:sz w:val="17"/>
+          <w:u w:val="none"/>
+        </w:rPr>
+        <w:t>[ is / are ]</w:t>
+      </w:r>
+      <w:r>
+        <w:rPr>
+          <w:rFonts w:ascii="맑은 고딕" w:hAnsi="맑은 고딕" w:eastAsia="맑은 고딕"/>
           <w:b w:val="0"/>
           <w:sz w:val="17"/>
           <w:u w:val="none"/>
         </w:rPr>
-        <w:t xml:space="preserve">a________. Another is air </w:t>
+        <w:t xml:space="preserve"> friction in the wheels </w:t>
       </w:r>
       <w:r>
         <w:rPr>
@@ -557,7 +557,7 @@
           <w:sz w:val="17"/>
           <w:u w:val="none"/>
         </w:rPr>
-        <w:t xml:space="preserve">________(resist), which you can feel, pushing you backwards as you and the bicycle move </w:t>
+        <w:t xml:space="preserve">________(rub) on the </w:t>
       </w:r>
       <w:r>
         <w:rPr>
@@ -573,20 +573,11 @@
       <w:r>
         <w:rPr>
           <w:rFonts w:ascii="맑은 고딕" w:hAnsi="맑은 고딕" w:eastAsia="맑은 고딕"/>
-          <w:b/>
-          <w:sz w:val="17"/>
-          <w:u w:val="none"/>
-        </w:rPr>
-        <w:t>[ forwards / backwards ]</w:t>
-      </w:r>
-      <w:r>
-        <w:rPr>
-          <w:rFonts w:ascii="맑은 고딕" w:hAnsi="맑은 고딕" w:eastAsia="맑은 고딕"/>
           <w:b w:val="0"/>
           <w:sz w:val="17"/>
           <w:u w:val="none"/>
         </w:rPr>
-        <w:t xml:space="preserve">. When you apply these ideas to something around you, like a </w:t>
+        <w:t xml:space="preserve">a________. Another is air </w:t>
       </w:r>
       <w:r>
         <w:rPr>
@@ -606,7 +597,7 @@
           <w:sz w:val="17"/>
           <w:u w:val="none"/>
         </w:rPr>
-        <w:t xml:space="preserve">c________, you can see what could be </w:t>
+        <w:t xml:space="preserve">r________, which you can feel, </w:t>
       </w:r>
       <w:r>
         <w:rPr>
@@ -622,11 +613,20 @@
       <w:r>
         <w:rPr>
           <w:rFonts w:ascii="맑은 고딕" w:hAnsi="맑은 고딕" w:eastAsia="맑은 고딕"/>
+          <w:b/>
+          <w:sz w:val="17"/>
+          <w:u w:val="none"/>
+        </w:rPr>
+        <w:t>[ pushing / pushed ]</w:t>
+      </w:r>
+      <w:r>
+        <w:rPr>
+          <w:rFonts w:ascii="맑은 고딕" w:hAnsi="맑은 고딕" w:eastAsia="맑은 고딕"/>
           <w:b w:val="0"/>
           <w:sz w:val="17"/>
           <w:u w:val="none"/>
         </w:rPr>
-        <w:t xml:space="preserve">________(generate) friction: mainly the axles rubbing on the body as they </w:t>
+        <w:t xml:space="preserve"> you backwards as you and the bicycle move forwards. When you apply these ideas to something around you, like a cart, you can see what could be </w:t>
       </w:r>
       <w:r>
         <w:rPr>
@@ -646,7 +646,7 @@
           <w:sz w:val="17"/>
           <w:u w:val="none"/>
         </w:rPr>
-        <w:t>________(rotation).</w:t>
+        <w:t>________(generate) friction: mainly the axles rubbing on the body as they rotate.</w:t>
       </w:r>
     </w:p>
     <w:p>
@@ -698,7 +698,7 @@
           <w:sz w:val="17"/>
           <w:u w:val="none"/>
         </w:rPr>
-        <w:t xml:space="preserve">You stop </w:t>
+        <w:t xml:space="preserve">How could you slow down more suddenly, in a shorter distance? </w:t>
       </w:r>
       <w:r>
         <w:rPr>
@@ -707,7 +707,7 @@
           <w:sz w:val="17"/>
           <w:u w:val="single"/>
         </w:rPr>
-        <w:t>pedalling</w:t>
+        <w:t>By putting the brakes on.</w:t>
       </w:r>
       <w:r>
         <w:rPr>
@@ -716,7 +716,7 @@
           <w:sz w:val="17"/>
           <w:u w:val="none"/>
         </w:rPr>
-        <w:t xml:space="preserve">: no force is now acting to move you forward.  → 제시 교정: </w:t>
+        <w:t xml:space="preserve">  → 제시 교정: </w:t>
       </w:r>
       <w:r>
         <w:rPr>
@@ -725,7 +725,7 @@
           <w:sz w:val="17"/>
           <w:u w:val="none"/>
         </w:rPr>
-        <w:t>to pedal</w:t>
+        <w:t>By applying the brakes.</w:t>
       </w:r>
       <w:r>
         <w:rPr>
@@ -769,7 +769,7 @@
           <w:sz w:val="17"/>
           <w:u w:val="single"/>
         </w:rPr>
-        <w:t>which</w:t>
+        <w:t>which tends to slow down</w:t>
       </w:r>
       <w:r>
         <w:rPr>
@@ -778,7 +778,7 @@
           <w:sz w:val="17"/>
           <w:u w:val="none"/>
         </w:rPr>
-        <w:t xml:space="preserve"> tends to slow down moving things …  → 제시 교정: </w:t>
+        <w:t xml:space="preserve"> moving things by acting in the direction opposite to movement …  → 제시 교정: </w:t>
       </w:r>
       <w:r>
         <w:rPr>
@@ -787,7 +787,7 @@
           <w:sz w:val="17"/>
           <w:u w:val="none"/>
         </w:rPr>
-        <w:t>and it</w:t>
+        <w:t>tending to slow down</w:t>
       </w:r>
       <w:r>
         <w:rPr>
@@ -822,7 +822,7 @@
           <w:sz w:val="17"/>
           <w:u w:val="none"/>
         </w:rPr>
-        <w:t xml:space="preserve">… by acting in the direction opposite to movement, </w:t>
+        <w:t xml:space="preserve">Another is air resistance, </w:t>
       </w:r>
       <w:r>
         <w:rPr>
@@ -831,7 +831,7 @@
           <w:sz w:val="17"/>
           <w:u w:val="single"/>
         </w:rPr>
-        <w:t>that is</w:t>
+        <w:t>which you can feel</w:t>
       </w:r>
       <w:r>
         <w:rPr>
@@ -840,7 +840,7 @@
           <w:sz w:val="17"/>
           <w:u w:val="none"/>
         </w:rPr>
-        <w:t xml:space="preserve"> backwards.  → 제시 교정: </w:t>
+        <w:t xml:space="preserve">, pushing you backwards as you and the bicycle move forwards.  → 제시 교정: </w:t>
       </w:r>
       <w:r>
         <w:rPr>
@@ -849,7 +849,7 @@
           <w:sz w:val="17"/>
           <w:u w:val="none"/>
         </w:rPr>
-        <w:t>in other words</w:t>
+        <w:t>that you can feel it</w:t>
       </w:r>
       <w:r>
         <w:rPr>
@@ -910,7 +910,7 @@
           <w:sz w:val="17"/>
           <w:u w:val="none"/>
         </w:rPr>
-        <w:t>어떻게 하면 더 짧은 거리에서 더 갑자기 속도를 줄일 수 있을까?</w:t>
+        <w:t>브레이크를 걸지 않아도, 당신과 자전거에 작용하는 다른 마찰력들이 있으며, 이것들 또한 당신을 느리게 한다.</w:t>
       </w:r>
     </w:p>
     <w:p>
@@ -927,7 +927,7 @@
           <w:sz w:val="17"/>
           <w:u w:val="none"/>
         </w:rPr>
-        <w:t>how / could / you / slow / down / sudden / in / a / short / distance / slowly</w:t>
+        <w:t>the brakes on / even without / there / be / other friction forces / act / on / also / you and your bicycle / what / which / you down / slow</w:t>
       </w:r>
     </w:p>
     <w:p>
@@ -962,7 +962,7 @@
           <w:sz w:val="17"/>
           <w:u w:val="none"/>
         </w:rPr>
-        <w:t>또 하나는 공기 저항으로, 당신은 그것이 당신을 뒤로 미는 것을 느낄 수 있다.</w:t>
+        <w:t>브레이크는 당신의 움직임을 바꾸어 더 갑자기 느려지게 하므로, 바퀴 테두리를 잡고 문지르면서 자전거와 당신에게 힘을 가하고 있는 것이 틀림없다.</w:t>
       </w:r>
     </w:p>
     <w:p>
@@ -979,7 +979,7 @@
           <w:sz w:val="17"/>
           <w:u w:val="none"/>
         </w:rPr>
-        <w:t>another / is / air / resist / you / can / feel / push / you / backwards / what</w:t>
+        <w:t>change / because / the brakes / your movement / make / they / you / slow down / more suddenly / must / be / a force / the bicycle and you / as / exert / on / they / so / on the wheel-rims / grip and rub</w:t>
       </w:r>
     </w:p>
     <w:p>
@@ -1040,7 +1040,7 @@
           <w:sz w:val="17"/>
           <w:u w:val="none"/>
         </w:rPr>
-        <w:t>브레이크가 당신의 움직임을 바꾸므로, 그것은 자전거와 당신에게 힘을 가하고 있음이 틀림없다.</w:t>
+        <w:t>이것이 마찰이라 불리는 힘이며, 그것은 운동의 반대 방향, 즉 뒤쪽으로 작용함으로써 움직이는 물체를 느리게 하는 경향이 있다.</w:t>
       </w:r>
     </w:p>
     <w:p>
@@ -1057,7 +1057,7 @@
           <w:sz w:val="17"/>
           <w:u w:val="none"/>
         </w:rPr>
-        <w:t>because / the brakes / change / your movement / they / must / be / exert / a force / on the bicycle and you</w:t>
+        <w:t>the force / is / this / friction / which / call / tends to / slow down / moving things / by / in the direction / acting / that is / backwards / movement / opposite to</w:t>
       </w:r>
     </w:p>
     <w:p>
@@ -1118,7 +1118,7 @@
           <w:sz w:val="17"/>
           <w:u w:val="none"/>
         </w:rPr>
-        <w:t>This</w:t>
+        <w:t>they</w:t>
       </w:r>
       <w:r>
         <w:rPr>
@@ -1127,7 +1127,7 @@
           <w:sz w:val="17"/>
           <w:u w:val="none"/>
         </w:rPr>
-        <w:t xml:space="preserve"> is the force called friction — This가 가리키는 것을 우리말로: ______________________________________</w:t>
+        <w:t xml:space="preserve"> must be exerting a force on the bicycle and you — they가 가리키는 말(2단어): ______________</w:t>
       </w:r>
     </w:p>
     <w:p>
@@ -1153,7 +1153,7 @@
           <w:sz w:val="17"/>
           <w:u w:val="none"/>
         </w:rPr>
-        <w:t>One of these</w:t>
+        <w:t>This</w:t>
       </w:r>
       <w:r>
         <w:rPr>
@@ -1162,7 +1162,7 @@
           <w:sz w:val="17"/>
           <w:u w:val="none"/>
         </w:rPr>
-        <w:t xml:space="preserve"> is friction in the wheels — these가 가리키는 말을 본문에서(3단어): ______________________</w:t>
+        <w:t xml:space="preserve"> is the force called friction — This가 가리키는 내용을 우리말로: ____________________________________________</w:t>
       </w:r>
     </w:p>
     <w:p>
@@ -1188,7 +1188,7 @@
           <w:sz w:val="17"/>
           <w:u w:val="none"/>
         </w:rPr>
-        <w:t xml:space="preserve">When you apply </w:t>
+        <w:t xml:space="preserve">One of </w:t>
       </w:r>
       <w:r>
         <w:rPr>
@@ -1197,7 +1197,7 @@
           <w:sz w:val="17"/>
           <w:u w:val="none"/>
         </w:rPr>
-        <w:t>these ideas</w:t>
+        <w:t>these</w:t>
       </w:r>
       <w:r>
         <w:rPr>
@@ -1206,7 +1206,7 @@
           <w:sz w:val="17"/>
           <w:u w:val="none"/>
         </w:rPr>
-        <w:t xml:space="preserve"> — 가리키는 내용을 우리말로: ______________________________________</w:t>
+        <w:t xml:space="preserve"> is friction in the wheels — these가 가리키는 말을 본문에서(3단어): ______________________</w:t>
       </w:r>
     </w:p>
     <w:p>
@@ -1281,7 +1281,7 @@
     </w:p>
     <w:p>
       <w:pPr>
-        <w:spacing w:before="0" w:after="20" w:line="360" w:lineRule="auto"/>
+        <w:spacing w:before="0" w:after="20" w:line="300" w:lineRule="auto"/>
         <w:jc w:val="both"/>
         <w:snapToGrid w:val="0"/>
       </w:pPr>
@@ -1292,7 +1292,7 @@
           <w:sz w:val="17"/>
           <w:u w:val="none"/>
         </w:rPr>
-        <w:t xml:space="preserve">Skaters on ice show the same rule from the other side. Because ice </w:t>
+        <w:t xml:space="preserve">Think about a sledge pulled across a snowy field. As long as you keep pulling, it moves; the moment you let go of the rope, it slides a little further and then stops. Nothing has pushed it backwards, yet it </w:t>
       </w:r>
       <w:r>
         <w:rPr>
@@ -1312,7 +1312,7 @@
           <w:sz w:val="17"/>
           <w:u w:val="none"/>
         </w:rPr>
-        <w:t>[ offers / offer ]</w:t>
+        <w:t>[ has / have ]</w:t>
       </w:r>
       <w:r>
         <w:rPr>
@@ -1321,7 +1321,7 @@
           <w:sz w:val="17"/>
           <w:u w:val="none"/>
         </w:rPr>
-        <w:t xml:space="preserve"> very little friction, a skater who stops pushing keeps gliding for a long time. To stop quickly, she turns her blades sideways, </w:t>
+        <w:t xml:space="preserve"> lost its motion, because the runners rub against the snow and the air presses against the front. On smooth ice the same sledge </w:t>
       </w:r>
       <w:r>
         <w:rPr>
@@ -1341,7 +1341,7 @@
           <w:sz w:val="17"/>
           <w:u w:val="none"/>
         </w:rPr>
-        <w:t>[ scraping / scraped ]</w:t>
+        <w:t>[ travels / travelled ]</w:t>
       </w:r>
       <w:r>
         <w:rPr>
@@ -1350,7 +1350,7 @@
           <w:sz w:val="17"/>
           <w:u w:val="none"/>
         </w:rPr>
-        <w:t xml:space="preserve"> the ice and creating exactly the backward force </w:t>
+        <w:t xml:space="preserve"> much further after you let go, since there is less to rub against. Friction, not some mysterious ‘running out of force’, is </w:t>
       </w:r>
       <w:r>
         <w:rPr>
@@ -1370,7 +1370,7 @@
           <w:sz w:val="17"/>
           <w:u w:val="none"/>
         </w:rPr>
-        <w:t>[ that / what ]</w:t>
+        <w:t>[ what / that ]</w:t>
       </w:r>
       <w:r>
         <w:rPr>
@@ -1379,7 +1379,7 @@
           <w:sz w:val="17"/>
           <w:u w:val="none"/>
         </w:rPr>
-        <w:t xml:space="preserve"> she needs.</w:t>
+        <w:t xml:space="preserve"> brings moving things to rest.</w:t>
       </w:r>
     </w:p>
     <w:p>
@@ -1431,7 +1431,7 @@
           <w:sz w:val="17"/>
           <w:u w:val="none"/>
         </w:rPr>
-        <w:t>Friction is a force that acts o____________ to the direction of movement and slows things down.</w:t>
+        <w:t>Friction is a force that acts against the direction of m____________ and slows moving things down.</w:t>
       </w:r>
     </w:p>
     <w:p>
@@ -1474,7 +1474,7 @@
           <w:sz w:val="17"/>
           <w:u w:val="none"/>
         </w:rPr>
-        <w:t xml:space="preserve"> 다음 글에 대한 &lt;보기&gt;의 설명 중 </w:t>
+        <w:t xml:space="preserve"> 다음 글에서 정의한 </w:t>
       </w:r>
       <w:r>
         <w:rPr>
@@ -1483,7 +1483,7 @@
           <w:sz w:val="17"/>
           <w:u w:val="single"/>
         </w:rPr>
-        <w:t>틀린</w:t>
+        <w:t>friction</w:t>
       </w:r>
       <w:r>
         <w:rPr>
@@ -1492,7 +1492,7 @@
           <w:sz w:val="17"/>
           <w:u w:val="none"/>
         </w:rPr>
-        <w:t xml:space="preserve"> 것만을 있는 대로 고른 것은? [3.2점]</w:t>
+        <w:t>이 작용하여 물체가 느려지는 사례만을 &lt;보기&gt;에서 고른 것은? [3.3점]</w:t>
       </w:r>
     </w:p>
     <w:p>
@@ -1515,43 +1515,7 @@
           <w:sz w:val="17"/>
           <w:u w:val="none"/>
         </w:rPr>
-        <w:t>Imagine you are pedalling your bicycle on a level road. You stop pedalling: no force is now acting to move you forward. What happens? You ⓐ</w:t>
-      </w:r>
-      <w:r>
-        <w:rPr>
-          <w:rFonts w:ascii="맑은 고딕" w:hAnsi="맑은 고딕" w:eastAsia="맑은 고딕"/>
-          <w:b w:val="0"/>
-          <w:sz w:val="17"/>
-          <w:u w:val="single"/>
-        </w:rPr>
-        <w:t>gradually</w:t>
-      </w:r>
-      <w:r>
-        <w:rPr>
-          <w:rFonts w:ascii="맑은 고딕" w:hAnsi="맑은 고딕" w:eastAsia="맑은 고딕"/>
-          <w:b w:val="0"/>
-          <w:sz w:val="17"/>
-          <w:u w:val="none"/>
-        </w:rPr>
-        <w:t xml:space="preserve"> slow down. How could you slow down more suddenly, in a shorter distance? By putting the brakes on. Because the brakes change your movement, making you slow down more suddenly, they must be ⓑ</w:t>
-      </w:r>
-      <w:r>
-        <w:rPr>
-          <w:rFonts w:ascii="맑은 고딕" w:hAnsi="맑은 고딕" w:eastAsia="맑은 고딕"/>
-          <w:b w:val="0"/>
-          <w:sz w:val="17"/>
-          <w:u w:val="single"/>
-        </w:rPr>
-        <w:t>exerting</w:t>
-      </w:r>
-      <w:r>
-        <w:rPr>
-          <w:rFonts w:ascii="맑은 고딕" w:hAnsi="맑은 고딕" w:eastAsia="맑은 고딕"/>
-          <w:b w:val="0"/>
-          <w:sz w:val="17"/>
-          <w:u w:val="none"/>
-        </w:rPr>
-        <w:t xml:space="preserve"> a force on the bicycle and you, as they grip and rub on the wheel-rims. This is the force called friction, which tends to slow down moving things by acting in the direction opposite to movement, (A) ________ backwards. Even without the brakes on, there are other friction forces acting on you and your bicycle, which also slow you down. One of these is friction in the wheels rubbing on the axles. Another is air resistance, which you can feel, pushing you backwards as you and the bicycle move forwards. When you apply these ideas to something around you, like a cart, you can see what could be generating friction: mainly the axles rubbing on the body as they rotate.</w:t>
+        <w:t>Because the brakes change your movement, making you slow down more suddenly, they must be exerting a force on the bicycle and you, as they grip and rub on the wheel-rims. This is the force called friction, which tends to slow down moving things by acting in the direction opposite to movement, that is backwards. Even without the brakes on, there are other friction forces acting on you and your bicycle, which also slow you down. One of these is friction in the wheels rubbing on the axles. Another is air resistance, which you can feel, pushing you backwards as you and the bicycle move forwards.</w:t>
       </w:r>
     </w:p>
     <w:p>
@@ -1597,7 +1561,7 @@
           <w:sz w:val="17"/>
           <w:u w:val="none"/>
         </w:rPr>
-        <w:t>(a) The writer uses an everyday experience to explain the force of friction.</w:t>
+        <w:t>(a) A skateboard rolling across a rough carpet comes to a stop within a short distance as its wheels rub against the fibres.</w:t>
       </w:r>
     </w:p>
     <w:p>
@@ -1620,7 +1584,7 @@
           <w:sz w:val="17"/>
           <w:u w:val="none"/>
         </w:rPr>
-        <w:t>(b) The appropriate expression for (A) is ‘for instance’.</w:t>
+        <w:t>(b) A ball thrown straight up slows down as it rises because the Earth keeps pulling it toward the ground.</w:t>
       </w:r>
     </w:p>
     <w:p>
@@ -1643,7 +1607,7 @@
           <w:sz w:val="17"/>
           <w:u w:val="none"/>
         </w:rPr>
-        <w:t>(c) ⓐ ‘gradually’ can be replaced by ‘suddenly’ without changing the meaning.</w:t>
+        <w:t>(c) A swimmer who stops kicking glides forward for a moment and then comes to a halt as the water drags against her body.</w:t>
       </w:r>
     </w:p>
     <w:p>
@@ -1666,7 +1630,7 @@
           <w:sz w:val="17"/>
           <w:u w:val="none"/>
         </w:rPr>
-        <w:t>(d) ⓑ ‘exerting’ is close in meaning to ‘applying’.</w:t>
+        <w:t>(d) A cyclist going down a hill gains speed even though she has stopped pedalling.</w:t>
       </w:r>
     </w:p>
     <w:p>
@@ -1689,7 +1653,7 @@
           <w:sz w:val="17"/>
           <w:u w:val="none"/>
         </w:rPr>
-        <w:t>(e) According to the passage, friction acts on a bicycle only when the brakes are on.</w:t>
+        <w:t>(e) A spacecraft in empty space keeps moving at the same speed after its engine is switched off.</w:t>
       </w:r>
     </w:p>
     <w:p>
@@ -1705,7 +1669,7 @@
           <w:sz w:val="17"/>
           <w:u w:val="none"/>
         </w:rPr>
-        <w:t>① (a), (d)    ② (b), (c)    ③ (c), (d), (e)    ④ (a), (b), (e)    ⑤ (b), (c), (e)</w:t>
+        <w:t>① (a), (c)    ② (a), (d)    ③ (b), (c)    ④ (b), (e)    ⑤ (c), (e)</w:t>
       </w:r>
     </w:p>
     <w:p>
@@ -1748,7 +1712,7 @@
           <w:sz w:val="17"/>
           <w:u w:val="none"/>
         </w:rPr>
-        <w:t xml:space="preserve"> 것을 모두 고른 것은? [3.0점]</w:t>
+        <w:t xml:space="preserve"> 것을 모두 고른 것은? [3.1점]</w:t>
       </w:r>
     </w:p>
     <w:p>
@@ -1771,7 +1735,7 @@
           <w:sz w:val="17"/>
           <w:u w:val="none"/>
         </w:rPr>
-        <w:t>Imagine you are pedalling your bicycle on a level road. You stop pedalling: no force is now ⓐ</w:t>
+        <w:t>Imagine you are pedalling your bicycle on a level road. You stop ⓐ</w:t>
       </w:r>
       <w:r>
         <w:rPr>
@@ -1780,7 +1744,7 @@
           <w:sz w:val="17"/>
           <w:u w:val="single"/>
         </w:rPr>
-        <w:t>acting</w:t>
+        <w:t>pedalling</w:t>
       </w:r>
       <w:r>
         <w:rPr>
@@ -1789,7 +1753,7 @@
           <w:sz w:val="17"/>
           <w:u w:val="none"/>
         </w:rPr>
-        <w:t xml:space="preserve"> to move you forward. What happens? You gradually slow down. How could you slow down more suddenly, in a shorter distance? By putting the brakes on. Because the brakes change your movement, making you ⓑ</w:t>
+        <w:t>: no force is now acting to move you forward. What happens? You ⓑ</w:t>
       </w:r>
       <w:r>
         <w:rPr>
@@ -1798,7 +1762,7 @@
           <w:sz w:val="17"/>
           <w:u w:val="single"/>
         </w:rPr>
-        <w:t>to slow</w:t>
+        <w:t>gradual</w:t>
       </w:r>
       <w:r>
         <w:rPr>
@@ -1807,7 +1771,7 @@
           <w:sz w:val="17"/>
           <w:u w:val="none"/>
         </w:rPr>
-        <w:t xml:space="preserve"> down more suddenly, they must be ⓒ</w:t>
+        <w:t xml:space="preserve"> slow down. How could you slow down more suddenly, in a shorter distance? By putting the brakes on. Because the brakes change your movement, ⓒ</w:t>
       </w:r>
       <w:r>
         <w:rPr>
@@ -1816,7 +1780,7 @@
           <w:sz w:val="17"/>
           <w:u w:val="single"/>
         </w:rPr>
-        <w:t>exerting</w:t>
+        <w:t>making</w:t>
       </w:r>
       <w:r>
         <w:rPr>
@@ -1825,7 +1789,7 @@
           <w:sz w:val="17"/>
           <w:u w:val="none"/>
         </w:rPr>
-        <w:t xml:space="preserve"> a force on the bicycle and you, as they ⓓ</w:t>
+        <w:t xml:space="preserve"> you slow down more suddenly, they must be exerting a force on the bicycle and you, as they grip and rub on the wheel-rims. This is the force ⓓ</w:t>
       </w:r>
       <w:r>
         <w:rPr>
@@ -1834,7 +1798,7 @@
           <w:sz w:val="17"/>
           <w:u w:val="single"/>
         </w:rPr>
-        <w:t>grip</w:t>
+        <w:t>calling</w:t>
       </w:r>
       <w:r>
         <w:rPr>
@@ -1843,7 +1807,7 @@
           <w:sz w:val="17"/>
           <w:u w:val="none"/>
         </w:rPr>
-        <w:t xml:space="preserve"> and rub on the wheel-rims. This is the force called friction, which ⓔ</w:t>
+        <w:t xml:space="preserve"> friction, which tends to slow down moving things by acting in the direction opposite to movement, that is backwards. Even without the brakes on, there ⓔ</w:t>
       </w:r>
       <w:r>
         <w:rPr>
@@ -1852,7 +1816,7 @@
           <w:sz w:val="17"/>
           <w:u w:val="single"/>
         </w:rPr>
-        <w:t>tend</w:t>
+        <w:t>is</w:t>
       </w:r>
       <w:r>
         <w:rPr>
@@ -1861,7 +1825,7 @@
           <w:sz w:val="17"/>
           <w:u w:val="none"/>
         </w:rPr>
-        <w:t xml:space="preserve"> to slow down moving things by acting in the direction opposite to movement, that is backwards. Even without the brakes on, there are other friction forces acting on you and your bicycle, which also slow you down. One of these is friction in the wheels rubbing on the axles. Another is air resistance, which you can feel, pushing you backwards as you and the bicycle move forwards. When you apply these ideas to something around you, like a cart, you can see ⓕ</w:t>
+        <w:t xml:space="preserve"> other friction forces acting on you and your bicycle, which also slow you down. One of these is friction in the wheels rubbing on the axles. Another is air resistance, which you can feel, ⓕ</w:t>
       </w:r>
       <w:r>
         <w:rPr>
@@ -1870,7 +1834,7 @@
           <w:sz w:val="17"/>
           <w:u w:val="single"/>
         </w:rPr>
-        <w:t>that</w:t>
+        <w:t>pushing</w:t>
       </w:r>
       <w:r>
         <w:rPr>
@@ -1879,7 +1843,7 @@
           <w:sz w:val="17"/>
           <w:u w:val="none"/>
         </w:rPr>
-        <w:t xml:space="preserve"> could be generating friction: mainly the axles rubbing on the body as they rotate.</w:t>
+        <w:t xml:space="preserve"> you backwards as you and the bicycle move forwards.</w:t>
       </w:r>
     </w:p>
     <w:p>
@@ -1895,7 +1859,7 @@
           <w:sz w:val="17"/>
           <w:u w:val="none"/>
         </w:rPr>
-        <w:t>① ⓐ, ⓒ    ② ⓑ, ⓓ, ⓔ    ③ ⓑ, ⓔ, ⓕ    ④ ⓒ, ⓕ    ⑤ ⓐ, ⓑ, ⓕ</w:t>
+        <w:t>① ⓐ, ⓒ    ② ⓑ, ⓓ    ③ ⓐ, ⓔ, ⓕ    ④ ⓑ, ⓓ, ⓔ    ⑤ ⓒ, ⓔ, ⓕ</w:t>
       </w:r>
     </w:p>
     <w:p>
@@ -1920,7 +1884,25 @@
           <w:sz w:val="17"/>
           <w:u w:val="none"/>
         </w:rPr>
-        <w:t xml:space="preserve"> 다음 글의 (A), (B), (C)의 각 괄호 안에서 문맥과 어법에 맞는 표현으로 가장 적절한 것은? [2.9점]</w:t>
+        <w:t xml:space="preserve"> 윗글의 밑줄 친 </w:t>
+      </w:r>
+      <w:r>
+        <w:rPr>
+          <w:rFonts w:ascii="맑은 고딕" w:hAnsi="맑은 고딕" w:eastAsia="맑은 고딕"/>
+          <w:b w:val="0"/>
+          <w:sz w:val="17"/>
+          <w:u w:val="single"/>
+        </w:rPr>
+        <w:t>they must be exerting a force on the bicycle and you</w:t>
+      </w:r>
+      <w:r>
+        <w:rPr>
+          <w:rFonts w:ascii="맑은 고딕" w:hAnsi="맑은 고딕" w:eastAsia="맑은 고딕"/>
+          <w:b w:val="0"/>
+          <w:sz w:val="17"/>
+          <w:u w:val="none"/>
+        </w:rPr>
+        <w:t>가 의미하는 바로 가장 적절한 것은? [2.9점]</w:t>
       </w:r>
     </w:p>
     <w:p>
@@ -1943,7 +1925,25 @@
           <w:sz w:val="17"/>
           <w:u w:val="none"/>
         </w:rPr>
-        <w:t>Imagine you are pedalling your bicycle on a (A) [level / steep] road. You stop pedalling: no force is now acting to move you forward. What happens? You gradually slow down. How could you slow down more suddenly, in a shorter distance? By putting the brakes on. Because the brakes change your movement, making you slow down more suddenly, they must be exerting a force on the bicycle and you, as they grip and rub on the wheel-rims. This is the force called friction, which tends to slow down moving things by acting in the direction (B) [opposite / similar] to movement, that is backwards. Even without the brakes on, there are other friction forces acting on you and your bicycle, which also slow you down. One of these is friction in the wheels (C) [rubbing / rubbed] on the axles. Another is air resistance, which you can feel, pushing you backwards as you and the bicycle move forwards. When you apply these ideas to something around you, like a cart, you can see what could be generating friction: mainly the axles rubbing on the body as they rotate.</w:t>
+        <w:t xml:space="preserve">How could you slow down more suddenly, in a shorter distance? By putting the brakes on. Because the brakes change your movement, making you slow down more suddenly, </w:t>
+      </w:r>
+      <w:r>
+        <w:rPr>
+          <w:rFonts w:ascii="맑은 고딕" w:hAnsi="맑은 고딕" w:eastAsia="맑은 고딕"/>
+          <w:b w:val="0"/>
+          <w:sz w:val="17"/>
+          <w:u w:val="single"/>
+        </w:rPr>
+        <w:t>they must be exerting a force on the bicycle and you</w:t>
+      </w:r>
+      <w:r>
+        <w:rPr>
+          <w:rFonts w:ascii="맑은 고딕" w:hAnsi="맑은 고딕" w:eastAsia="맑은 고딕"/>
+          <w:b w:val="0"/>
+          <w:sz w:val="17"/>
+          <w:u w:val="none"/>
+        </w:rPr>
+        <w:t>, as they grip and rub on the wheel-rims. This is the force called friction, which tends to slow down moving things by acting in the direction opposite to movement, that is backwards.</w:t>
       </w:r>
     </w:p>
     <w:p>
@@ -1959,7 +1959,7 @@
           <w:sz w:val="17"/>
           <w:u w:val="none"/>
         </w:rPr>
-        <w:t>① (A) level  (B) opposite  (C) rubbing</w:t>
+        <w:t>① the rider has to push harder on the brakes to make the bicycle stop</w:t>
       </w:r>
     </w:p>
     <w:p>
@@ -1975,7 +1975,7 @@
           <w:sz w:val="17"/>
           <w:u w:val="none"/>
         </w:rPr>
-        <w:t>② (A) steep  (B) opposite  (C) rubbed</w:t>
+        <w:t>② since only a force can change how something moves, the brakes must be pushing against your motion</w:t>
       </w:r>
     </w:p>
     <w:p>
@@ -1991,7 +1991,7 @@
           <w:sz w:val="17"/>
           <w:u w:val="none"/>
         </w:rPr>
-        <w:t>③ (A) level  (B) similar  (C) rubbing</w:t>
+        <w:t>③ the brakes are powered by the energy of the rider’s legs</w:t>
       </w:r>
     </w:p>
     <w:p>
@@ -2007,7 +2007,7 @@
           <w:sz w:val="17"/>
           <w:u w:val="none"/>
         </w:rPr>
-        <w:t>④ (A) level  (B) opposite  (C) rubbed</w:t>
+        <w:t>④ the bicycle and the rider exert a force on the brakes when they slow down</w:t>
       </w:r>
     </w:p>
     <w:p>
@@ -2023,7 +2023,7 @@
           <w:sz w:val="17"/>
           <w:u w:val="none"/>
         </w:rPr>
-        <w:t>⑤ (A) steep  (B) similar  (C) rubbing</w:t>
+        <w:t>⑤ the brakes work by pulling the bicycle forward more slowly</w:t>
       </w:r>
     </w:p>
     <w:p>
@@ -2048,25 +2048,7 @@
           <w:sz w:val="17"/>
           <w:u w:val="none"/>
         </w:rPr>
-        <w:t xml:space="preserve"> 윗글의 내용과 일치하지 </w:t>
-      </w:r>
-      <w:r>
-        <w:rPr>
-          <w:rFonts w:ascii="맑은 고딕" w:hAnsi="맑은 고딕" w:eastAsia="맑은 고딕"/>
-          <w:b w:val="0"/>
-          <w:sz w:val="17"/>
-          <w:u w:val="single"/>
-        </w:rPr>
-        <w:t>않는</w:t>
-      </w:r>
-      <w:r>
-        <w:rPr>
-          <w:rFonts w:ascii="맑은 고딕" w:hAnsi="맑은 고딕" w:eastAsia="맑은 고딕"/>
-          <w:b w:val="0"/>
-          <w:sz w:val="17"/>
-          <w:u w:val="none"/>
-        </w:rPr>
-        <w:t xml:space="preserve"> 것은? [2.6점]</w:t>
+        <w:t xml:space="preserve"> 다음 글의 내용을 한 문장으로 요약하고자 한다. 빈칸 (A), (B)에 들어갈 말로 가장 적절한 것은? [3.0점]</w:t>
       </w:r>
     </w:p>
     <w:p>
@@ -2089,7 +2071,30 @@
           <w:sz w:val="17"/>
           <w:u w:val="none"/>
         </w:rPr>
-        <w:t>Imagine you are pedalling your bicycle on a level road. You stop pedalling: no force is now acting to move you forward. What happens? You gradually slow down. How could you slow down more suddenly, in a shorter distance? By putting the brakes on. Because the brakes change your movement, making you slow down more suddenly, they must be exerting a force on the bicycle and you, as they grip and rub on the wheel-rims. This is the force called friction, which tends to slow down moving things by acting in the direction opposite to movement, that is backwards. Even without the brakes on, there are other friction forces acting on you and your bicycle, which also slow you down. One of these is friction in the wheels rubbing on the axles. Another is air resistance, which you can feel, pushing you backwards as you and the bicycle move forwards. When you apply these ideas to something around you, like a cart, you can see what could be generating friction: mainly the axles rubbing on the body as they rotate.</w:t>
+        <w:t>Picture yourself riding a bicycle along a flat road. If you stop turning the pedals, nothing is pushing you forward any longer. So what follows? Little by little you lose speed. Suppose you wanted to stop far more quickly, within a much shorter distance — you would squeeze the brakes. Since the brakes alter your motion and make you lose speed abruptly, they must be applying a force to you and your bicycle as they clamp onto the wheel-rims and scrape against them. This force is known as friction; it works against the direction of motion — that is, backwards — and so it tends to slow moving objects down. Even when the brakes are off, further friction forces are at work on you and your bicycle, and these too reduce your speed. One is the friction of the wheels turning against the axles. Another is the resistance of the air, which you can actually feel pressing you back as you and the bicycle go forward. Apply these ideas to an object near you, such as a cart, and you can work out where friction is likely to come from: chiefly from the axles scraping against the body as they turn.</w:t>
+      </w:r>
+    </w:p>
+    <w:p>
+      <w:pPr>
+        <w:spacing w:before="0" w:after="60" w:line="288" w:lineRule="auto"/>
+        <w:ind w:left="40"/>
+        <w:snapToGrid w:val="0"/>
+        <w:pBdr>
+          <w:top w:val="single" w:sz="4" w:space="2" w:color="C99B4E"/>
+          <w:left w:val="single" w:sz="4" w:space="2" w:color="C99B4E"/>
+          <w:bottom w:val="single" w:sz="4" w:space="2" w:color="C99B4E"/>
+          <w:right w:val="single" w:sz="4" w:space="2" w:color="C99B4E"/>
+        </w:pBdr>
+        <w:shd w:val="clear" w:color="auto" w:fill="FFF8E1"/>
+      </w:pPr>
+      <w:r>
+        <w:rPr>
+          <w:rFonts w:ascii="맑은 고딕" w:hAnsi="맑은 고딕" w:eastAsia="맑은 고딕"/>
+          <w:b w:val="0"/>
+          <w:sz w:val="17"/>
+          <w:u w:val="none"/>
+        </w:rPr>
+        <w:t>When nothing pushes a bicycle forward, it slows down because friction, a force that acts (A) ________ the direction of motion, arises wherever surfaces (B) ________ against each other.</w:t>
       </w:r>
     </w:p>
     <w:p>
@@ -2105,7 +2110,7 @@
           <w:sz w:val="17"/>
           <w:u w:val="none"/>
         </w:rPr>
-        <w:t>① 페달 밟기를 멈추면 자전거를 앞으로 미는 힘은 작용하지 않는다.</w:t>
+        <w:t>① (A) along  (B) rub</w:t>
       </w:r>
     </w:p>
     <w:p>
@@ -2121,7 +2126,7 @@
           <w:sz w:val="17"/>
           <w:u w:val="none"/>
         </w:rPr>
-        <w:t>② 브레이크는 바퀴 테두리를 잡고 문지르면서 힘을 가한다.</w:t>
+        <w:t>② (A) against  (B) rest</w:t>
       </w:r>
     </w:p>
     <w:p>
@@ -2137,7 +2142,7 @@
           <w:sz w:val="17"/>
           <w:u w:val="none"/>
         </w:rPr>
-        <w:t>③ 마찰은 움직이는 방향의 반대쪽으로 작용한다.</w:t>
+        <w:t>③ (A) beyond  (B) rub</w:t>
       </w:r>
     </w:p>
     <w:p>
@@ -2153,7 +2158,7 @@
           <w:sz w:val="17"/>
           <w:u w:val="none"/>
         </w:rPr>
-        <w:t>④ 브레이크를 걸지 않으면 자전거에는 마찰력이 작용하지 않는다.</w:t>
+        <w:t>④ (A) along  (B) rest</w:t>
       </w:r>
     </w:p>
     <w:p>
@@ -2169,7 +2174,7 @@
           <w:sz w:val="17"/>
           <w:u w:val="none"/>
         </w:rPr>
-        <w:t>⑤ 공기 저항도 자전거를 느리게 하는 마찰력의 하나이다.</w:t>
+        <w:t>⑤ (A) against  (B) rub</w:t>
       </w:r>
     </w:p>
     <w:p>
@@ -2194,7 +2199,25 @@
           <w:sz w:val="17"/>
           <w:u w:val="none"/>
         </w:rPr>
-        <w:t xml:space="preserve"> [A]와 [B]를 읽고 이해한 것으로 가장 적절한 것은? [3.3점]</w:t>
+        <w:t xml:space="preserve"> According to the passage, which of the following is </w:t>
+      </w:r>
+      <w:r>
+        <w:rPr>
+          <w:rFonts w:ascii="맑은 고딕" w:hAnsi="맑은 고딕" w:eastAsia="맑은 고딕"/>
+          <w:b w:val="0"/>
+          <w:sz w:val="17"/>
+          <w:u w:val="single"/>
+        </w:rPr>
+        <w:t>NOT</w:t>
+      </w:r>
+      <w:r>
+        <w:rPr>
+          <w:rFonts w:ascii="맑은 고딕" w:hAnsi="맑은 고딕" w:eastAsia="맑은 고딕"/>
+          <w:b w:val="0"/>
+          <w:sz w:val="17"/>
+          <w:u w:val="none"/>
+        </w:rPr>
+        <w:t xml:space="preserve"> true? [2.9점]</w:t>
       </w:r>
     </w:p>
     <w:p>
@@ -2217,30 +2240,7 @@
           <w:sz w:val="17"/>
           <w:u w:val="none"/>
         </w:rPr>
-        <w:t>[A] You gradually slow down. How could you slow down more suddenly, in a shorter distance? By putting the brakes on. Because the brakes change your movement, making you slow down more suddenly, they must be exerting a force on the bicycle and you, as they grip and rub on the wheel-rims. This is the force called friction, which tends to slow down moving things by acting in the direction opposite to movement, that is backwards. Even without the brakes on, there are other friction forces acting on you and your bicycle, which also slow you down.</w:t>
-      </w:r>
-    </w:p>
-    <w:p>
-      <w:pPr>
-        <w:spacing w:before="0" w:after="60" w:line="288" w:lineRule="auto"/>
-        <w:ind w:left="40"/>
-        <w:snapToGrid w:val="0"/>
-        <w:pBdr>
-          <w:top w:val="single" w:sz="4" w:space="2" w:color="6B7FB8"/>
-          <w:left w:val="single" w:sz="4" w:space="2" w:color="6B7FB8"/>
-          <w:bottom w:val="single" w:sz="4" w:space="2" w:color="6B7FB8"/>
-          <w:right w:val="single" w:sz="4" w:space="2" w:color="6B7FB8"/>
-        </w:pBdr>
-        <w:shd w:val="clear" w:color="auto" w:fill="EEF2FF"/>
-      </w:pPr>
-      <w:r>
-        <w:rPr>
-          <w:rFonts w:ascii="맑은 고딕" w:hAnsi="맑은 고딕" w:eastAsia="맑은 고딕"/>
-          <w:b w:val="0"/>
-          <w:sz w:val="17"/>
-          <w:u w:val="none"/>
-        </w:rPr>
-        <w:t>[B] A hockey puck sliding across ice travels much farther than one pushed across a carpet. Both pucks eventually stop, because some friction acts on them in each case, but smooth ice offers far less of it. This is why rinks are carefully resurfaced: the fewer scratches there are on the ice, the longer a puck keeps moving.</w:t>
+        <w:t>Picture yourself riding a bicycle along a flat road. If you stop turning the pedals, nothing is pushing you forward any longer. So what follows? Little by little you lose speed. Suppose you wanted to stop far more quickly, within a much shorter distance — you would squeeze the brakes. Since the brakes alter your motion and make you lose speed abruptly, they must be applying a force to you and your bicycle as they clamp onto the wheel-rims and scrape against them. This force is known as friction; it works against the direction of motion — that is, backwards — and so it tends to slow moving objects down. Even when the brakes are off, further friction forces are at work on you and your bicycle, and these too reduce your speed. One is the friction of the wheels turning against the axles. Another is the resistance of the air, which you can actually feel pressing you back as you and the bicycle go forward. Apply these ideas to an object near you, such as a cart, and you can work out where friction is likely to come from: chiefly from the axles scraping against the body as they turn.</w:t>
       </w:r>
     </w:p>
     <w:p>
@@ -2256,7 +2256,7 @@
           <w:sz w:val="17"/>
           <w:u w:val="none"/>
         </w:rPr>
-        <w:t>① [A] says friction speeds moving things up, while [B] says it slows them down.</w:t>
+        <w:t>① A bicycle on a flat road loses speed slowly once the rider stops pedalling.</w:t>
       </w:r>
     </w:p>
     <w:p>
@@ -2272,7 +2272,7 @@
           <w:sz w:val="17"/>
           <w:u w:val="none"/>
         </w:rPr>
-        <w:t>② Both texts show that friction slows moving objects and that the amount of friction affects how quickly they stop.</w:t>
+        <w:t>② Braking shows that a force is being applied, because the rider’s motion changes.</w:t>
       </w:r>
     </w:p>
     <w:p>
@@ -2288,7 +2288,7 @@
           <w:sz w:val="17"/>
           <w:u w:val="none"/>
         </w:rPr>
-        <w:t>③ [B] claims that friction disappears completely on smooth ice.</w:t>
+        <w:t>③ Without the brakes, nothing slows a bicycle down on a level road.</w:t>
       </w:r>
     </w:p>
     <w:p>
@@ -2304,7 +2304,7 @@
           <w:sz w:val="17"/>
           <w:u w:val="none"/>
         </w:rPr>
-        <w:t>④ Both texts argue that air resistance is the main cause of friction.</w:t>
+        <w:t>④ Air pushing against a moving rider is one kind of friction.</w:t>
       </w:r>
     </w:p>
     <w:p>
@@ -2320,7 +2320,7 @@
           <w:sz w:val="17"/>
           <w:u w:val="none"/>
         </w:rPr>
-        <w:t>⑤ [A] focuses only on brakes, while [B] focuses on the weight of the puck.</w:t>
+        <w:t>⑤ In a cart, friction comes mostly from the axles scraping against the body.</w:t>
       </w:r>
     </w:p>
     <w:p>
@@ -2345,7 +2345,25 @@
           <w:sz w:val="17"/>
           <w:u w:val="none"/>
         </w:rPr>
-        <w:t xml:space="preserve"> 다음 빈칸에 들어갈 말로 가장 적절한 것은? [3.1점]</w:t>
+        <w:t xml:space="preserve"> 다음 글을 읽고 답할 수 </w:t>
+      </w:r>
+      <w:r>
+        <w:rPr>
+          <w:rFonts w:ascii="맑은 고딕" w:hAnsi="맑은 고딕" w:eastAsia="맑은 고딕"/>
+          <w:b w:val="0"/>
+          <w:sz w:val="17"/>
+          <w:u w:val="single"/>
+        </w:rPr>
+        <w:t>없는</w:t>
+      </w:r>
+      <w:r>
+        <w:rPr>
+          <w:rFonts w:ascii="맑은 고딕" w:hAnsi="맑은 고딕" w:eastAsia="맑은 고딕"/>
+          <w:b w:val="0"/>
+          <w:sz w:val="17"/>
+          <w:u w:val="none"/>
+        </w:rPr>
+        <w:t xml:space="preserve"> 질문은? [2.8점]</w:t>
       </w:r>
     </w:p>
     <w:p>
@@ -2368,7 +2386,7 @@
           <w:sz w:val="17"/>
           <w:u w:val="none"/>
         </w:rPr>
-        <w:t>Imagine you are pedalling your bicycle on a level road. You stop pedalling: no force is now acting to move you forward. What happens? You gradually slow down. How could you slow down more suddenly, in a shorter distance? By putting the brakes on. Because the brakes change your movement, making you slow down more suddenly, they must be exerting a force on the bicycle and you, as they grip and rub on the wheel-rims. This is the force called friction, which tends to slow down moving things by ________________. Even without the brakes on, there are other friction forces acting on you and your bicycle, which also slow you down. One of these is friction in the wheels rubbing on the axles. Another is air resistance, which you can feel, pushing you backwards as you and the bicycle move forwards. When you apply these ideas to something around you, like a cart, you can see what could be generating friction: mainly the axles rubbing on the body as they rotate.</w:t>
+        <w:t>Picture yourself riding a bicycle along a flat road. If you stop turning the pedals, nothing is pushing you forward any longer. So what follows? Little by little you lose speed. Suppose you wanted to stop far more quickly, within a much shorter distance — you would squeeze the brakes. Since the brakes alter your motion and make you lose speed abruptly, they must be applying a force to you and your bicycle as they clamp onto the wheel-rims and scrape against them. This force is known as friction; it works against the direction of motion — that is, backwards — and so it tends to slow moving objects down. Even when the brakes are off, further friction forces are at work on you and your bicycle, and these too reduce your speed. One is the friction of the wheels turning against the axles. Another is the resistance of the air, which you can actually feel pressing you back as you and the bicycle go forward. Apply these ideas to an object near you, such as a cart, and you can work out where friction is likely to come from: chiefly from the axles scraping against the body as they turn.</w:t>
       </w:r>
     </w:p>
     <w:p>
@@ -2384,7 +2402,7 @@
           <w:sz w:val="17"/>
           <w:u w:val="none"/>
         </w:rPr>
-        <w:t>① pushing them forward a little faster</w:t>
+        <w:t>① What happens to a bicycle on a flat road when the rider stops pedalling?</w:t>
       </w:r>
     </w:p>
     <w:p>
@@ -2400,7 +2418,7 @@
           <w:sz w:val="17"/>
           <w:u w:val="none"/>
         </w:rPr>
-        <w:t>② changing their shape as they move</w:t>
+        <w:t>② How much force do the brakes apply to the wheel-rims when a rider stops?</w:t>
       </w:r>
     </w:p>
     <w:p>
@@ -2416,7 +2434,7 @@
           <w:sz w:val="17"/>
           <w:u w:val="none"/>
         </w:rPr>
-        <w:t>③ adding extra energy to the wheels</w:t>
+        <w:t>③ In which direction does friction act on a moving object?</w:t>
       </w:r>
     </w:p>
     <w:p>
@@ -2432,7 +2450,7 @@
           <w:sz w:val="17"/>
           <w:u w:val="none"/>
         </w:rPr>
-        <w:t>④ making them lighter than before</w:t>
+        <w:t>④ What two friction forces act on a bicycle even when the brakes are off?</w:t>
       </w:r>
     </w:p>
     <w:p>
@@ -2448,7 +2466,7 @@
           <w:sz w:val="17"/>
           <w:u w:val="none"/>
         </w:rPr>
-        <w:t>⑤ acting in the direction opposite to movement</w:t>
+        <w:t>⑤ Where does most of the friction in a cart come from?</w:t>
       </w:r>
     </w:p>
     <w:p>
@@ -2473,7 +2491,7 @@
           <w:sz w:val="17"/>
           <w:u w:val="none"/>
         </w:rPr>
-        <w:t xml:space="preserve"> 다음 글에서 전체 흐름과 관계 </w:t>
+        <w:t xml:space="preserve"> 다음 글의 밑줄 친 부분 중, 문맥상 낱말의 쓰임이 적절하지 </w:t>
       </w:r>
       <w:r>
         <w:rPr>
@@ -2482,7 +2500,7 @@
           <w:sz w:val="17"/>
           <w:u w:val="single"/>
         </w:rPr>
-        <w:t>없는</w:t>
+        <w:t>않은</w:t>
       </w:r>
       <w:r>
         <w:rPr>
@@ -2491,7 +2509,7 @@
           <w:sz w:val="17"/>
           <w:u w:val="none"/>
         </w:rPr>
-        <w:t xml:space="preserve"> 문장은? [2.8점]</w:t>
+        <w:t xml:space="preserve"> 것은? [3.0점]</w:t>
       </w:r>
     </w:p>
     <w:p>
@@ -2514,7 +2532,97 @@
           <w:sz w:val="17"/>
           <w:u w:val="none"/>
         </w:rPr>
-        <w:t>Imagine you are pedalling your bicycle on a level road. You stop pedalling: no force is now acting to move you forward. What happens? ① You gradually slow down. ② How could you slow down more suddenly, in a shorter distance? By putting the brakes on. ③ Many cyclists replace their brake pads every year because they wear out from constant rubbing. ④ Because the brakes change your movement, making you slow down more suddenly, they must be exerting a force on the bicycle and you, as they grip and rub on the wheel-rims. ⑤ This is the force called friction, which tends to slow down moving things by acting in the direction opposite to movement, that is backwards.</w:t>
+        <w:t>Imagine you are pedalling your bicycle on a level road. You stop pedalling: no force is now acting to move you forward. What happens? You ①</w:t>
+      </w:r>
+      <w:r>
+        <w:rPr>
+          <w:rFonts w:ascii="맑은 고딕" w:hAnsi="맑은 고딕" w:eastAsia="맑은 고딕"/>
+          <w:b w:val="0"/>
+          <w:sz w:val="17"/>
+          <w:u w:val="single"/>
+        </w:rPr>
+        <w:t>gradually</w:t>
+      </w:r>
+      <w:r>
+        <w:rPr>
+          <w:rFonts w:ascii="맑은 고딕" w:hAnsi="맑은 고딕" w:eastAsia="맑은 고딕"/>
+          <w:b w:val="0"/>
+          <w:sz w:val="17"/>
+          <w:u w:val="none"/>
+        </w:rPr>
+        <w:t xml:space="preserve"> slow down. How could you slow down more ②</w:t>
+      </w:r>
+      <w:r>
+        <w:rPr>
+          <w:rFonts w:ascii="맑은 고딕" w:hAnsi="맑은 고딕" w:eastAsia="맑은 고딕"/>
+          <w:b w:val="0"/>
+          <w:sz w:val="17"/>
+          <w:u w:val="single"/>
+        </w:rPr>
+        <w:t>suddenly</w:t>
+      </w:r>
+      <w:r>
+        <w:rPr>
+          <w:rFonts w:ascii="맑은 고딕" w:hAnsi="맑은 고딕" w:eastAsia="맑은 고딕"/>
+          <w:b w:val="0"/>
+          <w:sz w:val="17"/>
+          <w:u w:val="none"/>
+        </w:rPr>
+        <w:t>, in a shorter distance? By putting the brakes on. Because the brakes change your movement, making you slow down more suddenly, they must be exerting a force on the bicycle and you, as they grip and rub on the wheel-rims. This is the force called friction, which tends to ③</w:t>
+      </w:r>
+      <w:r>
+        <w:rPr>
+          <w:rFonts w:ascii="맑은 고딕" w:hAnsi="맑은 고딕" w:eastAsia="맑은 고딕"/>
+          <w:b w:val="0"/>
+          <w:sz w:val="17"/>
+          <w:u w:val="single"/>
+        </w:rPr>
+        <w:t>speed up</w:t>
+      </w:r>
+      <w:r>
+        <w:rPr>
+          <w:rFonts w:ascii="맑은 고딕" w:hAnsi="맑은 고딕" w:eastAsia="맑은 고딕"/>
+          <w:b w:val="0"/>
+          <w:sz w:val="17"/>
+          <w:u w:val="none"/>
+        </w:rPr>
+        <w:t xml:space="preserve"> moving things by acting in the direction ④</w:t>
+      </w:r>
+      <w:r>
+        <w:rPr>
+          <w:rFonts w:ascii="맑은 고딕" w:hAnsi="맑은 고딕" w:eastAsia="맑은 고딕"/>
+          <w:b w:val="0"/>
+          <w:sz w:val="17"/>
+          <w:u w:val="single"/>
+        </w:rPr>
+        <w:t>opposite</w:t>
+      </w:r>
+      <w:r>
+        <w:rPr>
+          <w:rFonts w:ascii="맑은 고딕" w:hAnsi="맑은 고딕" w:eastAsia="맑은 고딕"/>
+          <w:b w:val="0"/>
+          <w:sz w:val="17"/>
+          <w:u w:val="none"/>
+        </w:rPr>
+        <w:t xml:space="preserve"> to movement, that is backwards. Even without the brakes on, there are other friction forces acting on you and your bicycle, which also slow you down. One of these is friction in the wheels rubbing on the axles. Another is air resistance, which you can feel, pushing you ⑤</w:t>
+      </w:r>
+      <w:r>
+        <w:rPr>
+          <w:rFonts w:ascii="맑은 고딕" w:hAnsi="맑은 고딕" w:eastAsia="맑은 고딕"/>
+          <w:b w:val="0"/>
+          <w:sz w:val="17"/>
+          <w:u w:val="single"/>
+        </w:rPr>
+        <w:t>backwards</w:t>
+      </w:r>
+      <w:r>
+        <w:rPr>
+          <w:rFonts w:ascii="맑은 고딕" w:hAnsi="맑은 고딕" w:eastAsia="맑은 고딕"/>
+          <w:b w:val="0"/>
+          <w:sz w:val="17"/>
+          <w:u w:val="none"/>
+        </w:rPr>
+        <w:t xml:space="preserve"> as you and the bicycle move forwards.</w:t>
       </w:r>
     </w:p>
     <w:p>
@@ -2573,25 +2681,7 @@
           <w:sz w:val="17"/>
           <w:u w:val="none"/>
         </w:rPr>
-        <w:t xml:space="preserve"> 다음 글의 내용을 요약하고자 한다. 빈칸 (1)~(3)에 들어갈 말을 본문에서 찾아 </w:t>
-      </w:r>
-      <w:r>
-        <w:rPr>
-          <w:rFonts w:ascii="맑은 고딕" w:hAnsi="맑은 고딕" w:eastAsia="맑은 고딕"/>
-          <w:b w:val="0"/>
-          <w:sz w:val="17"/>
-          <w:u w:val="single"/>
-        </w:rPr>
-        <w:t>반드시 변형하여</w:t>
-      </w:r>
-      <w:r>
-        <w:rPr>
-          <w:rFonts w:ascii="맑은 고딕" w:hAnsi="맑은 고딕" w:eastAsia="맑은 고딕"/>
-          <w:b w:val="0"/>
-          <w:sz w:val="17"/>
-          <w:u w:val="none"/>
-        </w:rPr>
-        <w:t xml:space="preserve"> 쓰시오. (한 칸에 한 단어) [각 1점, 총 3점] [3.0점]</w:t>
+        <w:t xml:space="preserve"> 다음 글의 밑줄 친 문장과 같은 뜻이 되도록 &lt;보기&gt;의 표현을 모두 사용하여 &lt;조건&gt;에 맞게 영작하시오. [3점] [3.0점]</w:t>
       </w:r>
     </w:p>
     <w:p>
@@ -2614,7 +2704,267 @@
           <w:sz w:val="17"/>
           <w:u w:val="none"/>
         </w:rPr>
-        <w:t>Imagine you are pedalling your bicycle on a level road. You stop pedalling: no force is now acting to move you forward. What happens? You gradually slow down. How could you slow down more suddenly, in a shorter distance? By putting the brakes on. Because the brakes change your movement, making you slow down more suddenly, they must be exerting a force on the bicycle and you, as they grip and rub on the wheel-rims. This is the force called friction, which tends to slow down moving things by acting in the direction opposite to movement, that is backwards. Even without the brakes on, there are other friction forces acting on you and your bicycle, which also slow you down. One of these is friction in the wheels rubbing on the axles. Another is air resistance, which you can feel, pushing you backwards as you and the bicycle move forwards. When you apply these ideas to something around you, like a cart, you can see what could be generating friction: mainly the axles rubbing on the body as they rotate.</w:t>
+        <w:t xml:space="preserve">Another is air resistance, which you can feel, pushing you backwards as you and the bicycle move forwards. </w:t>
+      </w:r>
+      <w:r>
+        <w:rPr>
+          <w:rFonts w:ascii="맑은 고딕" w:hAnsi="맑은 고딕" w:eastAsia="맑은 고딕"/>
+          <w:b w:val="0"/>
+          <w:sz w:val="17"/>
+          <w:u w:val="single"/>
+        </w:rPr>
+        <w:t>When you apply these ideas to something around you, like a cart, you can see what could be generating friction.</w:t>
+      </w:r>
+    </w:p>
+    <w:p>
+      <w:pPr>
+        <w:spacing w:before="0" w:after="60" w:line="288" w:lineRule="auto"/>
+        <w:ind w:left="40"/>
+        <w:snapToGrid w:val="0"/>
+        <w:pBdr>
+          <w:top w:val="single" w:sz="4" w:space="2" w:color="9B6BD0"/>
+          <w:left w:val="single" w:sz="4" w:space="2" w:color="9B6BD0"/>
+          <w:bottom w:val="single" w:sz="4" w:space="2" w:color="9B6BD0"/>
+          <w:right w:val="single" w:sz="4" w:space="2" w:color="9B6BD0"/>
+        </w:pBdr>
+        <w:shd w:val="clear" w:color="auto" w:fill="FAF5FF"/>
+      </w:pPr>
+      <w:r>
+        <w:rPr>
+          <w:rFonts w:ascii="맑은 고딕" w:hAnsi="맑은 고딕" w:eastAsia="맑은 고딕"/>
+          <w:b/>
+          <w:sz w:val="17"/>
+          <w:u w:val="none"/>
+        </w:rPr>
+        <w:t>&lt;보 기&gt;</w:t>
+      </w:r>
+      <w:r>
+        <w:rPr>
+          <w:rFonts w:ascii="맑은 고딕" w:hAnsi="맑은 고딕" w:eastAsia="맑은 고딕"/>
+          <w:b w:val="0"/>
+          <w:sz w:val="17"/>
+          <w:u w:val="none"/>
+        </w:rPr>
+        <w:t xml:space="preserve"> applying / these ideas / to / something / around you / like a cart / you / can see / what / could be / generating / friction</w:t>
+      </w:r>
+    </w:p>
+    <w:p>
+      <w:pPr>
+        <w:spacing w:before="0" w:after="0" w:line="288" w:lineRule="auto"/>
+        <w:ind w:left="40"/>
+        <w:snapToGrid w:val="0"/>
+        <w:pBdr>
+          <w:top w:val="single" w:sz="4" w:space="2" w:color="9B6BD0"/>
+          <w:left w:val="single" w:sz="4" w:space="2" w:color="9B6BD0"/>
+          <w:bottom w:val="single" w:sz="4" w:space="2" w:color="9B6BD0"/>
+          <w:right w:val="single" w:sz="4" w:space="2" w:color="9B6BD0"/>
+        </w:pBdr>
+        <w:shd w:val="clear" w:color="auto" w:fill="FAF5FF"/>
+      </w:pPr>
+      <w:r>
+        <w:rPr>
+          <w:rFonts w:ascii="맑은 고딕" w:hAnsi="맑은 고딕" w:eastAsia="맑은 고딕"/>
+          <w:b/>
+          <w:sz w:val="17"/>
+          <w:u w:val="none"/>
+        </w:rPr>
+        <w:t>&lt;조 건&gt;</w:t>
+      </w:r>
+    </w:p>
+    <w:p>
+      <w:pPr>
+        <w:spacing w:before="0" w:after="0" w:line="288" w:lineRule="auto"/>
+        <w:ind w:left="40"/>
+        <w:snapToGrid w:val="0"/>
+        <w:pBdr>
+          <w:top w:val="single" w:sz="4" w:space="2" w:color="9B6BD0"/>
+          <w:left w:val="single" w:sz="4" w:space="2" w:color="9B6BD0"/>
+          <w:bottom w:val="single" w:sz="4" w:space="2" w:color="9B6BD0"/>
+          <w:right w:val="single" w:sz="4" w:space="2" w:color="9B6BD0"/>
+        </w:pBdr>
+        <w:shd w:val="clear" w:color="auto" w:fill="FAF5FF"/>
+      </w:pPr>
+      <w:r>
+        <w:rPr>
+          <w:rFonts w:ascii="맑은 고딕" w:hAnsi="맑은 고딕" w:eastAsia="맑은 고딕"/>
+          <w:b w:val="0"/>
+          <w:sz w:val="17"/>
+          <w:u w:val="none"/>
+        </w:rPr>
+        <w:t>1. Use ALL the expressions in the box, each only once.</w:t>
+      </w:r>
+    </w:p>
+    <w:p>
+      <w:pPr>
+        <w:spacing w:before="0" w:after="0" w:line="288" w:lineRule="auto"/>
+        <w:ind w:left="40"/>
+        <w:snapToGrid w:val="0"/>
+        <w:pBdr>
+          <w:top w:val="single" w:sz="4" w:space="2" w:color="9B6BD0"/>
+          <w:left w:val="single" w:sz="4" w:space="2" w:color="9B6BD0"/>
+          <w:bottom w:val="single" w:sz="4" w:space="2" w:color="9B6BD0"/>
+          <w:right w:val="single" w:sz="4" w:space="2" w:color="9B6BD0"/>
+        </w:pBdr>
+        <w:shd w:val="clear" w:color="auto" w:fill="FAF5FF"/>
+      </w:pPr>
+      <w:r>
+        <w:rPr>
+          <w:rFonts w:ascii="맑은 고딕" w:hAnsi="맑은 고딕" w:eastAsia="맑은 고딕"/>
+          <w:b w:val="0"/>
+          <w:sz w:val="17"/>
+          <w:u w:val="none"/>
+        </w:rPr>
+        <w:t>2. Do NOT change the form of any word, and do NOT add any other words.</w:t>
+      </w:r>
+    </w:p>
+    <w:p>
+      <w:pPr>
+        <w:spacing w:before="0" w:after="0" w:line="288" w:lineRule="auto"/>
+        <w:ind w:left="40"/>
+        <w:snapToGrid w:val="0"/>
+        <w:pBdr>
+          <w:top w:val="single" w:sz="4" w:space="2" w:color="9B6BD0"/>
+          <w:left w:val="single" w:sz="4" w:space="2" w:color="9B6BD0"/>
+          <w:bottom w:val="single" w:sz="4" w:space="2" w:color="9B6BD0"/>
+          <w:right w:val="single" w:sz="4" w:space="2" w:color="9B6BD0"/>
+        </w:pBdr>
+        <w:shd w:val="clear" w:color="auto" w:fill="FAF5FF"/>
+      </w:pPr>
+      <w:r>
+        <w:rPr>
+          <w:rFonts w:ascii="맑은 고딕" w:hAnsi="맑은 고딕" w:eastAsia="맑은 고딕"/>
+          <w:b w:val="0"/>
+          <w:sz w:val="17"/>
+          <w:u w:val="none"/>
+        </w:rPr>
+        <w:t>3. Rewrite the ‘When you …’ clause as a participial phrase beginning with ‘Applying’.</w:t>
+      </w:r>
+    </w:p>
+    <w:p>
+      <w:pPr>
+        <w:spacing w:before="0" w:after="0" w:line="288" w:lineRule="auto"/>
+        <w:ind w:left="40"/>
+        <w:snapToGrid w:val="0"/>
+        <w:pBdr>
+          <w:top w:val="single" w:sz="4" w:space="2" w:color="9B6BD0"/>
+          <w:left w:val="single" w:sz="4" w:space="2" w:color="9B6BD0"/>
+          <w:bottom w:val="single" w:sz="4" w:space="2" w:color="9B6BD0"/>
+          <w:right w:val="single" w:sz="4" w:space="2" w:color="9B6BD0"/>
+        </w:pBdr>
+        <w:shd w:val="clear" w:color="auto" w:fill="FAF5FF"/>
+      </w:pPr>
+      <w:r>
+        <w:rPr>
+          <w:rFonts w:ascii="맑은 고딕" w:hAnsi="맑은 고딕" w:eastAsia="맑은 고딕"/>
+          <w:b w:val="0"/>
+          <w:sz w:val="17"/>
+          <w:u w:val="none"/>
+        </w:rPr>
+        <w:t>4. Write 17 words in total (count “around you” as two words and “like a cart” as three words).</w:t>
+      </w:r>
+    </w:p>
+    <w:p>
+      <w:pPr>
+        <w:spacing w:before="0" w:after="60" w:line="288" w:lineRule="auto"/>
+        <w:ind w:left="40"/>
+        <w:snapToGrid w:val="0"/>
+        <w:pBdr>
+          <w:top w:val="single" w:sz="4" w:space="2" w:color="9B6BD0"/>
+          <w:left w:val="single" w:sz="4" w:space="2" w:color="9B6BD0"/>
+          <w:bottom w:val="single" w:sz="4" w:space="2" w:color="9B6BD0"/>
+          <w:right w:val="single" w:sz="4" w:space="2" w:color="9B6BD0"/>
+        </w:pBdr>
+        <w:shd w:val="clear" w:color="auto" w:fill="FAF5FF"/>
+      </w:pPr>
+      <w:r>
+        <w:rPr>
+          <w:rFonts w:ascii="맑은 고딕" w:hAnsi="맑은 고딕" w:eastAsia="맑은 고딕"/>
+          <w:b w:val="0"/>
+          <w:sz w:val="17"/>
+          <w:u w:val="none"/>
+        </w:rPr>
+        <w:t>5. 답안지에 소문항 번호를 정확하게 기입할 것</w:t>
+      </w:r>
+    </w:p>
+    <w:p>
+      <w:pPr>
+        <w:spacing w:before="0" w:after="40" w:line="360" w:lineRule="auto"/>
+        <w:snapToGrid w:val="0"/>
+      </w:pPr>
+      <w:r>
+        <w:rPr>
+          <w:rFonts w:ascii="맑은 고딕" w:hAnsi="맑은 고딕" w:eastAsia="맑은 고딕"/>
+          <w:b w:val="0"/>
+          <w:sz w:val="17"/>
+          <w:u w:val="none"/>
+        </w:rPr>
+        <w:t>⇒ Applying ________________________________________________________________________ .</w:t>
+      </w:r>
+    </w:p>
+    <w:p>
+      <w:pPr>
+        <w:keepNext/>
+        <w:spacing w:before="80" w:after="20" w:line="276" w:lineRule="auto"/>
+        <w:snapToGrid w:val="0"/>
+      </w:pPr>
+      <w:r>
+        <w:rPr>
+          <w:rFonts w:ascii="맑은 고딕" w:hAnsi="맑은 고딕" w:eastAsia="맑은 고딕"/>
+          <w:b/>
+          <w:sz w:val="17"/>
+          <w:u w:val="none"/>
+        </w:rPr>
+        <w:t>37-서2.</w:t>
+      </w:r>
+      <w:r>
+        <w:rPr>
+          <w:rFonts w:ascii="맑은 고딕" w:hAnsi="맑은 고딕" w:eastAsia="맑은 고딕"/>
+          <w:b w:val="0"/>
+          <w:sz w:val="17"/>
+          <w:u w:val="none"/>
+        </w:rPr>
+        <w:t xml:space="preserve"> 다음 글의 요약문을 완성하시오. 빈칸 (1)~(4)에 &lt;보기&gt;에서 알맞은 단어를 골라 </w:t>
+      </w:r>
+      <w:r>
+        <w:rPr>
+          <w:rFonts w:ascii="맑은 고딕" w:hAnsi="맑은 고딕" w:eastAsia="맑은 고딕"/>
+          <w:b w:val="0"/>
+          <w:sz w:val="17"/>
+          <w:u w:val="single"/>
+        </w:rPr>
+        <w:t>필요하면 어형을 바꾸어</w:t>
+      </w:r>
+      <w:r>
+        <w:rPr>
+          <w:rFonts w:ascii="맑은 고딕" w:hAnsi="맑은 고딕" w:eastAsia="맑은 고딕"/>
+          <w:b w:val="0"/>
+          <w:sz w:val="17"/>
+          <w:u w:val="none"/>
+        </w:rPr>
+        <w:t xml:space="preserve"> 쓰시오. (한 칸에 한 단어, 중복 사용 불가) [각 0.75점, 총 3점] [3.0점]</w:t>
+      </w:r>
+    </w:p>
+    <w:p>
+      <w:pPr>
+        <w:spacing w:before="0" w:after="60" w:line="288" w:lineRule="auto"/>
+        <w:ind w:left="40"/>
+        <w:snapToGrid w:val="0"/>
+        <w:pBdr>
+          <w:top w:val="single" w:sz="4" w:space="2" w:color="999999"/>
+          <w:left w:val="single" w:sz="4" w:space="2" w:color="999999"/>
+          <w:bottom w:val="single" w:sz="4" w:space="2" w:color="999999"/>
+          <w:right w:val="single" w:sz="4" w:space="2" w:color="999999"/>
+        </w:pBdr>
+        <w:shd w:val="clear" w:color="auto" w:fill="F6F3EA"/>
+      </w:pPr>
+      <w:r>
+        <w:rPr>
+          <w:rFonts w:ascii="맑은 고딕" w:hAnsi="맑은 고딕" w:eastAsia="맑은 고딕"/>
+          <w:b w:val="0"/>
+          <w:sz w:val="17"/>
+          <w:u w:val="none"/>
+        </w:rPr>
+        <w:t>Picture yourself riding a bicycle along a flat road. If you stop turning the pedals, nothing is pushing you forward any longer. So what follows? Little by little you lose speed. Suppose you wanted to stop far more quickly, within a much shorter distance — you would squeeze the brakes. Since the brakes alter your motion and make you lose speed abruptly, they must be applying a force to you and your bicycle as they clamp onto the wheel-rims and scrape against them. This force is known as friction; it works against the direction of motion — that is, backwards — and so it tends to slow moving objects down. Even when the brakes are off, further friction forces are at work on you and your bicycle, and these too reduce your speed. One is the friction of the wheels turning against the axles. Another is the resistance of the air, which you can actually feel pressing you back as you and the bicycle go forward. Apply these ideas to an object near you, such as a cart, and you can work out where friction is likely to come from: chiefly from the axles scraping against the body as they turn.</w:t>
       </w:r>
     </w:p>
     <w:p>
@@ -2637,7 +2987,39 @@
           <w:sz w:val="17"/>
           <w:u w:val="none"/>
         </w:rPr>
-        <w:t>A moving bicycle slows down because friction (1) ________ its movement; the brakes make this slowing more (2) ________, and in a cart, most friction is (3) ________ by the axles rubbing on the body.</w:t>
+        <w:t>A moving bicycle (1) ________ loses speed once you stop pedalling, and braking makes it stop more (2) ________ because the brakes (3) ________ a backward force on it; this force, called friction, is also (4) ________ by the wheels rubbing on the axles and by the resistance of the air.</w:t>
+      </w:r>
+    </w:p>
+    <w:p>
+      <w:pPr>
+        <w:spacing w:before="0" w:after="60" w:line="288" w:lineRule="auto"/>
+        <w:ind w:left="40"/>
+        <w:snapToGrid w:val="0"/>
+        <w:pBdr>
+          <w:top w:val="single" w:sz="4" w:space="2" w:color="9B6BD0"/>
+          <w:left w:val="single" w:sz="4" w:space="2" w:color="9B6BD0"/>
+          <w:bottom w:val="single" w:sz="4" w:space="2" w:color="9B6BD0"/>
+          <w:right w:val="single" w:sz="4" w:space="2" w:color="9B6BD0"/>
+        </w:pBdr>
+        <w:shd w:val="clear" w:color="auto" w:fill="FAF5FF"/>
+      </w:pPr>
+      <w:r>
+        <w:rPr>
+          <w:rFonts w:ascii="맑은 고딕" w:hAnsi="맑은 고딕" w:eastAsia="맑은 고딕"/>
+          <w:b/>
+          <w:sz w:val="17"/>
+          <w:u w:val="none"/>
+        </w:rPr>
+        <w:t>&lt;보 기&gt;</w:t>
+      </w:r>
+      <w:r>
+        <w:rPr>
+          <w:rFonts w:ascii="맑은 고딕" w:hAnsi="맑은 고딕" w:eastAsia="맑은 고딕"/>
+          <w:b w:val="0"/>
+          <w:sz w:val="17"/>
+          <w:u w:val="none"/>
+        </w:rPr>
+        <w:t xml:space="preserve"> gradual / sudden / exert / produce / forward / increase / speed / rotate / resist / level</w:t>
       </w:r>
     </w:p>
     <w:p>
@@ -2683,7 +3065,7 @@
           <w:sz w:val="17"/>
           <w:u w:val="none"/>
         </w:rPr>
-        <w:t>1. 본문의 단어를 반드시 변형(품사·어형)하여 쓸 것 — 본문 형태 그대로 쓰면 0점</w:t>
+        <w:t>1. &lt;보기&gt;의 단어를 골라 필요하면 어형(품사·시제·태)을 바꾸어 쓸 것</w:t>
       </w:r>
     </w:p>
     <w:p>
@@ -2706,7 +3088,7 @@
           <w:sz w:val="17"/>
           <w:u w:val="none"/>
         </w:rPr>
-        <w:t>2. 답안지에 소문항 번호를 정확하게 기입할 것  예) 1-(1) 1-(2) 1-(3)</w:t>
+        <w:t>2. 답안지에 소문항 번호를 정확하게 기입할 것  예) 2-(1) 2-(2)</w:t>
       </w:r>
     </w:p>
     <w:p>
@@ -2721,7 +3103,25 @@
           <w:sz w:val="17"/>
           <w:u w:val="none"/>
         </w:rPr>
-        <w:t>(1) ______________   (2) ______________   (3) ______________</w:t>
+        <w:t>(1) ______________  (2) ______________  (3) ______________  (4) ______________</w:t>
+      </w:r>
+    </w:p>
+    <w:p>
+      <w:pPr>
+        <w:keepNext/>
+        <w:spacing w:before="80" w:after="40" w:line="276" w:lineRule="auto"/>
+        <w:snapToGrid w:val="0"/>
+        <w:shd w:val="clear" w:color="auto" w:fill="6B21A8"/>
+      </w:pPr>
+      <w:r>
+        <w:rPr>
+          <w:rFonts w:ascii="맑은 고딕" w:hAnsi="맑은 고딕" w:eastAsia="맑은 고딕"/>
+          <w:b/>
+          <w:color w:val="FFFFFF"/>
+          <w:sz w:val="17"/>
+          <w:u w:val="none"/>
+        </w:rPr>
+        <w:t>[지문 구조]  ※ 앞 문항을 모두 푼 뒤에 풀 것</w:t>
       </w:r>
     </w:p>
     <w:p>
@@ -2737,7 +3137,7 @@
           <w:sz w:val="17"/>
           <w:u w:val="none"/>
         </w:rPr>
-        <w:t>37-서2.</w:t>
+        <w:t>37-8.</w:t>
       </w:r>
       <w:r>
         <w:rPr>
@@ -2746,7 +3146,76 @@
           <w:sz w:val="17"/>
           <w:u w:val="none"/>
         </w:rPr>
-        <w:t xml:space="preserve"> 다음 글의 밑줄 친 부분과 같은 뜻이 되도록 &lt;보기&gt;의 표현을 모두 사용하여 &lt;조건&gt;에 맞게 영작하시오. [3점] [3.0점]</w:t>
+        <w:t xml:space="preserve"> 주어진 글 다음에 이어질 글의 순서로 가장 적절한 것은? [3.0점]</w:t>
+      </w:r>
+    </w:p>
+    <w:p>
+      <w:pPr>
+        <w:spacing w:before="0" w:after="60" w:line="288" w:lineRule="auto"/>
+        <w:ind w:left="40"/>
+        <w:snapToGrid w:val="0"/>
+        <w:pBdr>
+          <w:top w:val="single" w:sz="4" w:space="2" w:color="C99B4E"/>
+          <w:left w:val="single" w:sz="4" w:space="2" w:color="C99B4E"/>
+          <w:bottom w:val="single" w:sz="4" w:space="2" w:color="C99B4E"/>
+          <w:right w:val="single" w:sz="4" w:space="2" w:color="C99B4E"/>
+        </w:pBdr>
+        <w:shd w:val="clear" w:color="auto" w:fill="FFF8E1"/>
+      </w:pPr>
+      <w:r>
+        <w:rPr>
+          <w:rFonts w:ascii="맑은 고딕" w:hAnsi="맑은 고딕" w:eastAsia="맑은 고딕"/>
+          <w:b w:val="0"/>
+          <w:sz w:val="17"/>
+          <w:u w:val="none"/>
+        </w:rPr>
+        <w:t>Imagine you are pedalling your bicycle on a level road. You stop pedalling: no force is now acting to move you forward. What happens?</w:t>
+      </w:r>
+    </w:p>
+    <w:p>
+      <w:pPr>
+        <w:spacing w:before="0" w:after="0" w:line="288" w:lineRule="auto"/>
+        <w:ind w:left="40"/>
+        <w:snapToGrid w:val="0"/>
+        <w:pBdr>
+          <w:top w:val="single" w:sz="4" w:space="2" w:color="999999"/>
+          <w:left w:val="single" w:sz="4" w:space="2" w:color="999999"/>
+          <w:bottom w:val="single" w:sz="4" w:space="2" w:color="999999"/>
+          <w:right w:val="single" w:sz="4" w:space="2" w:color="999999"/>
+        </w:pBdr>
+        <w:shd w:val="clear" w:color="auto" w:fill="F6F3EA"/>
+      </w:pPr>
+      <w:r>
+        <w:rPr>
+          <w:rFonts w:ascii="맑은 고딕" w:hAnsi="맑은 고딕" w:eastAsia="맑은 고딕"/>
+          <w:b w:val="0"/>
+          <w:sz w:val="17"/>
+          <w:u w:val="none"/>
+        </w:rPr>
+        <w:t>(A) One of these is friction in the wheels rubbing on the axles. Another is air resistance, which you can feel, pushing you backwards as you and the bicycle move forwards. When you apply these ideas to something around you, like a cart, you can see what could be generating friction: mainly the axles rubbing on the body as they rotate.</w:t>
+      </w:r>
+    </w:p>
+    <w:p>
+      <w:pPr>
+        <w:spacing w:before="0" w:after="0" w:line="288" w:lineRule="auto"/>
+        <w:ind w:left="40"/>
+        <w:snapToGrid w:val="0"/>
+        <w:pBdr>
+          <w:top w:val="single" w:sz="4" w:space="2" w:color="999999"/>
+          <w:left w:val="single" w:sz="4" w:space="2" w:color="999999"/>
+          <w:bottom w:val="single" w:sz="4" w:space="2" w:color="999999"/>
+          <w:right w:val="single" w:sz="4" w:space="2" w:color="999999"/>
+        </w:pBdr>
+        <w:shd w:val="clear" w:color="auto" w:fill="F6F3EA"/>
+      </w:pPr>
+      <w:r>
+        <w:rPr>
+          <w:rFonts w:ascii="맑은 고딕" w:hAnsi="맑은 고딕" w:eastAsia="맑은 고딕"/>
+          <w:b w:val="0"/>
+          <w:sz w:val="17"/>
+          <w:u w:val="none"/>
+        </w:rPr>
+        <w:t>(B) You gradually slow down. How could you slow down more suddenly, in a shorter distance? By putting the brakes on. Because the brakes change your movement, making you slow down more suddenly, they must be exerting a force on the bicycle and you, as they grip and rub on the wheel-rims.</w:t>
       </w:r>
     </w:p>
     <w:p>
@@ -2769,344 +3238,6 @@
           <w:sz w:val="17"/>
           <w:u w:val="none"/>
         </w:rPr>
-        <w:t xml:space="preserve">Another is air resistance, which you can feel, pushing you backwards as you and the bicycle move forwards. </w:t>
-      </w:r>
-      <w:r>
-        <w:rPr>
-          <w:rFonts w:ascii="맑은 고딕" w:hAnsi="맑은 고딕" w:eastAsia="맑은 고딕"/>
-          <w:b w:val="0"/>
-          <w:sz w:val="17"/>
-          <w:u w:val="single"/>
-        </w:rPr>
-        <w:t>When you apply these ideas to something around you, like a cart, you can see what could be generating friction</w:t>
-      </w:r>
-      <w:r>
-        <w:rPr>
-          <w:rFonts w:ascii="맑은 고딕" w:hAnsi="맑은 고딕" w:eastAsia="맑은 고딕"/>
-          <w:b w:val="0"/>
-          <w:sz w:val="17"/>
-          <w:u w:val="none"/>
-        </w:rPr>
-        <w:t>: mainly the axles rubbing on the body as they rotate.</w:t>
-      </w:r>
-    </w:p>
-    <w:p>
-      <w:pPr>
-        <w:spacing w:before="0" w:after="60" w:line="288" w:lineRule="auto"/>
-        <w:ind w:left="40"/>
-        <w:snapToGrid w:val="0"/>
-        <w:pBdr>
-          <w:top w:val="single" w:sz="4" w:space="2" w:color="9B6BD0"/>
-          <w:left w:val="single" w:sz="4" w:space="2" w:color="9B6BD0"/>
-          <w:bottom w:val="single" w:sz="4" w:space="2" w:color="9B6BD0"/>
-          <w:right w:val="single" w:sz="4" w:space="2" w:color="9B6BD0"/>
-        </w:pBdr>
-        <w:shd w:val="clear" w:color="auto" w:fill="FAF5FF"/>
-      </w:pPr>
-      <w:r>
-        <w:rPr>
-          <w:rFonts w:ascii="맑은 고딕" w:hAnsi="맑은 고딕" w:eastAsia="맑은 고딕"/>
-          <w:b/>
-          <w:sz w:val="17"/>
-          <w:u w:val="none"/>
-        </w:rPr>
-        <w:t>&lt;보 기&gt;</w:t>
-      </w:r>
-      <w:r>
-        <w:rPr>
-          <w:rFonts w:ascii="맑은 고딕" w:hAnsi="맑은 고딕" w:eastAsia="맑은 고딕"/>
-          <w:b w:val="0"/>
-          <w:sz w:val="17"/>
-          <w:u w:val="none"/>
-        </w:rPr>
-        <w:t xml:space="preserve"> apply / these ideas / to something around you / like a cart / you / can see / what / could be generating / friction</w:t>
-      </w:r>
-    </w:p>
-    <w:p>
-      <w:pPr>
-        <w:spacing w:before="0" w:after="0" w:line="288" w:lineRule="auto"/>
-        <w:ind w:left="40"/>
-        <w:snapToGrid w:val="0"/>
-        <w:pBdr>
-          <w:top w:val="single" w:sz="4" w:space="2" w:color="9B6BD0"/>
-          <w:left w:val="single" w:sz="4" w:space="2" w:color="9B6BD0"/>
-          <w:bottom w:val="single" w:sz="4" w:space="2" w:color="9B6BD0"/>
-          <w:right w:val="single" w:sz="4" w:space="2" w:color="9B6BD0"/>
-        </w:pBdr>
-        <w:shd w:val="clear" w:color="auto" w:fill="FAF5FF"/>
-      </w:pPr>
-      <w:r>
-        <w:rPr>
-          <w:rFonts w:ascii="맑은 고딕" w:hAnsi="맑은 고딕" w:eastAsia="맑은 고딕"/>
-          <w:b/>
-          <w:sz w:val="17"/>
-          <w:u w:val="none"/>
-        </w:rPr>
-        <w:t>&lt;조 건&gt;</w:t>
-      </w:r>
-    </w:p>
-    <w:p>
-      <w:pPr>
-        <w:spacing w:before="0" w:after="0" w:line="288" w:lineRule="auto"/>
-        <w:ind w:left="40"/>
-        <w:snapToGrid w:val="0"/>
-        <w:pBdr>
-          <w:top w:val="single" w:sz="4" w:space="2" w:color="9B6BD0"/>
-          <w:left w:val="single" w:sz="4" w:space="2" w:color="9B6BD0"/>
-          <w:bottom w:val="single" w:sz="4" w:space="2" w:color="9B6BD0"/>
-          <w:right w:val="single" w:sz="4" w:space="2" w:color="9B6BD0"/>
-        </w:pBdr>
-        <w:shd w:val="clear" w:color="auto" w:fill="FAF5FF"/>
-      </w:pPr>
-      <w:r>
-        <w:rPr>
-          <w:rFonts w:ascii="맑은 고딕" w:hAnsi="맑은 고딕" w:eastAsia="맑은 고딕"/>
-          <w:b w:val="0"/>
-          <w:sz w:val="17"/>
-          <w:u w:val="none"/>
-        </w:rPr>
-        <w:t>1. &lt;보기&gt;의 표현을 모두 한 번씩만 사용할 것</w:t>
-      </w:r>
-    </w:p>
-    <w:p>
-      <w:pPr>
-        <w:spacing w:before="0" w:after="0" w:line="288" w:lineRule="auto"/>
-        <w:ind w:left="40"/>
-        <w:snapToGrid w:val="0"/>
-        <w:pBdr>
-          <w:top w:val="single" w:sz="4" w:space="2" w:color="9B6BD0"/>
-          <w:left w:val="single" w:sz="4" w:space="2" w:color="9B6BD0"/>
-          <w:bottom w:val="single" w:sz="4" w:space="2" w:color="9B6BD0"/>
-          <w:right w:val="single" w:sz="4" w:space="2" w:color="9B6BD0"/>
-        </w:pBdr>
-        <w:shd w:val="clear" w:color="auto" w:fill="FAF5FF"/>
-      </w:pPr>
-      <w:r>
-        <w:rPr>
-          <w:rFonts w:ascii="맑은 고딕" w:hAnsi="맑은 고딕" w:eastAsia="맑은 고딕"/>
-          <w:b w:val="0"/>
-          <w:sz w:val="17"/>
-          <w:u w:val="none"/>
-        </w:rPr>
-        <w:t>2. 분사구문으로 시작하고 접속사 When과 주어 you를 앞 절에 쓰지 말 것</w:t>
-      </w:r>
-    </w:p>
-    <w:p>
-      <w:pPr>
-        <w:spacing w:before="0" w:after="0" w:line="288" w:lineRule="auto"/>
-        <w:ind w:left="40"/>
-        <w:snapToGrid w:val="0"/>
-        <w:pBdr>
-          <w:top w:val="single" w:sz="4" w:space="2" w:color="9B6BD0"/>
-          <w:left w:val="single" w:sz="4" w:space="2" w:color="9B6BD0"/>
-          <w:bottom w:val="single" w:sz="4" w:space="2" w:color="9B6BD0"/>
-          <w:right w:val="single" w:sz="4" w:space="2" w:color="9B6BD0"/>
-        </w:pBdr>
-        <w:shd w:val="clear" w:color="auto" w:fill="FAF5FF"/>
-      </w:pPr>
-      <w:r>
-        <w:rPr>
-          <w:rFonts w:ascii="맑은 고딕" w:hAnsi="맑은 고딕" w:eastAsia="맑은 고딕"/>
-          <w:b w:val="0"/>
-          <w:sz w:val="17"/>
-          <w:u w:val="none"/>
-        </w:rPr>
-        <w:t>3. &lt;보기&gt; 중 한 단어는 어법에 맞게 형태를 바꿀 것 (다른 단어 추가 금지)</w:t>
-      </w:r>
-    </w:p>
-    <w:p>
-      <w:pPr>
-        <w:spacing w:before="0" w:after="0" w:line="288" w:lineRule="auto"/>
-        <w:ind w:left="40"/>
-        <w:snapToGrid w:val="0"/>
-        <w:pBdr>
-          <w:top w:val="single" w:sz="4" w:space="2" w:color="9B6BD0"/>
-          <w:left w:val="single" w:sz="4" w:space="2" w:color="9B6BD0"/>
-          <w:bottom w:val="single" w:sz="4" w:space="2" w:color="9B6BD0"/>
-          <w:right w:val="single" w:sz="4" w:space="2" w:color="9B6BD0"/>
-        </w:pBdr>
-        <w:shd w:val="clear" w:color="auto" w:fill="FAF5FF"/>
-      </w:pPr>
-      <w:r>
-        <w:rPr>
-          <w:rFonts w:ascii="맑은 고딕" w:hAnsi="맑은 고딕" w:eastAsia="맑은 고딕"/>
-          <w:b w:val="0"/>
-          <w:sz w:val="17"/>
-          <w:u w:val="none"/>
-        </w:rPr>
-        <w:t>4. 총 18단어로 쓸 것</w:t>
-      </w:r>
-    </w:p>
-    <w:p>
-      <w:pPr>
-        <w:spacing w:before="0" w:after="60" w:line="288" w:lineRule="auto"/>
-        <w:ind w:left="40"/>
-        <w:snapToGrid w:val="0"/>
-        <w:pBdr>
-          <w:top w:val="single" w:sz="4" w:space="2" w:color="9B6BD0"/>
-          <w:left w:val="single" w:sz="4" w:space="2" w:color="9B6BD0"/>
-          <w:bottom w:val="single" w:sz="4" w:space="2" w:color="9B6BD0"/>
-          <w:right w:val="single" w:sz="4" w:space="2" w:color="9B6BD0"/>
-        </w:pBdr>
-        <w:shd w:val="clear" w:color="auto" w:fill="FAF5FF"/>
-      </w:pPr>
-      <w:r>
-        <w:rPr>
-          <w:rFonts w:ascii="맑은 고딕" w:hAnsi="맑은 고딕" w:eastAsia="맑은 고딕"/>
-          <w:b w:val="0"/>
-          <w:sz w:val="17"/>
-          <w:u w:val="none"/>
-        </w:rPr>
-        <w:t>5. 답안지에 소문항 번호를 정확하게 기입할 것</w:t>
-      </w:r>
-    </w:p>
-    <w:p>
-      <w:pPr>
-        <w:spacing w:before="0" w:after="40" w:line="360" w:lineRule="auto"/>
-        <w:snapToGrid w:val="0"/>
-      </w:pPr>
-      <w:r>
-        <w:rPr>
-          <w:rFonts w:ascii="맑은 고딕" w:hAnsi="맑은 고딕" w:eastAsia="맑은 고딕"/>
-          <w:b w:val="0"/>
-          <w:sz w:val="17"/>
-          <w:u w:val="none"/>
-        </w:rPr>
-        <w:t>⇒ ______________________________________________________________ .</w:t>
-      </w:r>
-    </w:p>
-    <w:p>
-      <w:pPr>
-        <w:keepNext/>
-        <w:spacing w:before="80" w:after="40" w:line="276" w:lineRule="auto"/>
-        <w:snapToGrid w:val="0"/>
-        <w:shd w:val="clear" w:color="auto" w:fill="6B21A8"/>
-      </w:pPr>
-      <w:r>
-        <w:rPr>
-          <w:rFonts w:ascii="맑은 고딕" w:hAnsi="맑은 고딕" w:eastAsia="맑은 고딕"/>
-          <w:b/>
-          <w:color w:val="FFFFFF"/>
-          <w:sz w:val="17"/>
-          <w:u w:val="none"/>
-        </w:rPr>
-        <w:t>[지문 구조]  ※ 앞 문항을 모두 푼 뒤에 풀 것</w:t>
-      </w:r>
-    </w:p>
-    <w:p>
-      <w:pPr>
-        <w:keepNext/>
-        <w:spacing w:before="80" w:after="20" w:line="276" w:lineRule="auto"/>
-        <w:snapToGrid w:val="0"/>
-      </w:pPr>
-      <w:r>
-        <w:rPr>
-          <w:rFonts w:ascii="맑은 고딕" w:hAnsi="맑은 고딕" w:eastAsia="맑은 고딕"/>
-          <w:b/>
-          <w:sz w:val="17"/>
-          <w:u w:val="none"/>
-        </w:rPr>
-        <w:t>37-8.</w:t>
-      </w:r>
-      <w:r>
-        <w:rPr>
-          <w:rFonts w:ascii="맑은 고딕" w:hAnsi="맑은 고딕" w:eastAsia="맑은 고딕"/>
-          <w:b w:val="0"/>
-          <w:sz w:val="17"/>
-          <w:u w:val="none"/>
-        </w:rPr>
-        <w:t xml:space="preserve"> 주어진 글 다음에 이어질 글의 순서로 가장 적절한 것은? [3.1점]</w:t>
-      </w:r>
-    </w:p>
-    <w:p>
-      <w:pPr>
-        <w:spacing w:before="0" w:after="60" w:line="288" w:lineRule="auto"/>
-        <w:ind w:left="40"/>
-        <w:snapToGrid w:val="0"/>
-        <w:pBdr>
-          <w:top w:val="single" w:sz="4" w:space="2" w:color="C99B4E"/>
-          <w:left w:val="single" w:sz="4" w:space="2" w:color="C99B4E"/>
-          <w:bottom w:val="single" w:sz="4" w:space="2" w:color="C99B4E"/>
-          <w:right w:val="single" w:sz="4" w:space="2" w:color="C99B4E"/>
-        </w:pBdr>
-        <w:shd w:val="clear" w:color="auto" w:fill="FFF8E1"/>
-      </w:pPr>
-      <w:r>
-        <w:rPr>
-          <w:rFonts w:ascii="맑은 고딕" w:hAnsi="맑은 고딕" w:eastAsia="맑은 고딕"/>
-          <w:b w:val="0"/>
-          <w:sz w:val="17"/>
-          <w:u w:val="none"/>
-        </w:rPr>
-        <w:t>Imagine you are pedalling your bicycle on a level road. You stop pedalling: no force is now acting to move you forward. What happens?</w:t>
-      </w:r>
-    </w:p>
-    <w:p>
-      <w:pPr>
-        <w:spacing w:before="0" w:after="0" w:line="288" w:lineRule="auto"/>
-        <w:ind w:left="40"/>
-        <w:snapToGrid w:val="0"/>
-        <w:pBdr>
-          <w:top w:val="single" w:sz="4" w:space="2" w:color="999999"/>
-          <w:left w:val="single" w:sz="4" w:space="2" w:color="999999"/>
-          <w:bottom w:val="single" w:sz="4" w:space="2" w:color="999999"/>
-          <w:right w:val="single" w:sz="4" w:space="2" w:color="999999"/>
-        </w:pBdr>
-        <w:shd w:val="clear" w:color="auto" w:fill="F6F3EA"/>
-      </w:pPr>
-      <w:r>
-        <w:rPr>
-          <w:rFonts w:ascii="맑은 고딕" w:hAnsi="맑은 고딕" w:eastAsia="맑은 고딕"/>
-          <w:b w:val="0"/>
-          <w:sz w:val="17"/>
-          <w:u w:val="none"/>
-        </w:rPr>
-        <w:t>(A) You gradually slow down. How could you slow down more suddenly, in a shorter distance? By putting the brakes on. Because the brakes change your movement, making you slow down more suddenly, they must be exerting a force on the bicycle and you, as they grip and rub on the wheel-rims.</w:t>
-      </w:r>
-    </w:p>
-    <w:p>
-      <w:pPr>
-        <w:spacing w:before="0" w:after="0" w:line="288" w:lineRule="auto"/>
-        <w:ind w:left="40"/>
-        <w:snapToGrid w:val="0"/>
-        <w:pBdr>
-          <w:top w:val="single" w:sz="4" w:space="2" w:color="999999"/>
-          <w:left w:val="single" w:sz="4" w:space="2" w:color="999999"/>
-          <w:bottom w:val="single" w:sz="4" w:space="2" w:color="999999"/>
-          <w:right w:val="single" w:sz="4" w:space="2" w:color="999999"/>
-        </w:pBdr>
-        <w:shd w:val="clear" w:color="auto" w:fill="F6F3EA"/>
-      </w:pPr>
-      <w:r>
-        <w:rPr>
-          <w:rFonts w:ascii="맑은 고딕" w:hAnsi="맑은 고딕" w:eastAsia="맑은 고딕"/>
-          <w:b w:val="0"/>
-          <w:sz w:val="17"/>
-          <w:u w:val="none"/>
-        </w:rPr>
-        <w:t>(B) One of these is friction in the wheels rubbing on the axles. Another is air resistance, which you can feel, pushing you backwards as you and the bicycle move forwards. When you apply these ideas to something around you, like a cart, you can see what could be generating friction: mainly the axles rubbing on the body as they rotate.</w:t>
-      </w:r>
-    </w:p>
-    <w:p>
-      <w:pPr>
-        <w:spacing w:before="0" w:after="60" w:line="288" w:lineRule="auto"/>
-        <w:ind w:left="40"/>
-        <w:snapToGrid w:val="0"/>
-        <w:pBdr>
-          <w:top w:val="single" w:sz="4" w:space="2" w:color="999999"/>
-          <w:left w:val="single" w:sz="4" w:space="2" w:color="999999"/>
-          <w:bottom w:val="single" w:sz="4" w:space="2" w:color="999999"/>
-          <w:right w:val="single" w:sz="4" w:space="2" w:color="999999"/>
-        </w:pBdr>
-        <w:shd w:val="clear" w:color="auto" w:fill="F6F3EA"/>
-      </w:pPr>
-      <w:r>
-        <w:rPr>
-          <w:rFonts w:ascii="맑은 고딕" w:hAnsi="맑은 고딕" w:eastAsia="맑은 고딕"/>
-          <w:b w:val="0"/>
-          <w:sz w:val="17"/>
-          <w:u w:val="none"/>
-        </w:rPr>
         <w:t>(C) This is the force called friction, which tends to slow down moving things by acting in the direction opposite to movement, that is backwards. Even without the brakes on, there are other friction forces acting on you and your bicycle, which also slow you down.</w:t>
       </w:r>
     </w:p>
@@ -3123,7 +3254,7 @@
           <w:sz w:val="17"/>
           <w:u w:val="none"/>
         </w:rPr>
-        <w:t>① (A) - (C) - (B)</w:t>
+        <w:t>① (A) - (B) - (C)</w:t>
       </w:r>
     </w:p>
     <w:p>
@@ -3139,7 +3270,7 @@
           <w:sz w:val="17"/>
           <w:u w:val="none"/>
         </w:rPr>
-        <w:t>② (B) - (A) - (C)</w:t>
+        <w:t>② (A) - (C) - (B)</w:t>
       </w:r>
     </w:p>
     <w:p>
@@ -3155,7 +3286,7 @@
           <w:sz w:val="17"/>
           <w:u w:val="none"/>
         </w:rPr>
-        <w:t>③ (B) - (C) - (A)</w:t>
+        <w:t>③ (B) - (A) - (C)</w:t>
       </w:r>
     </w:p>
     <w:p>
@@ -3171,7 +3302,7 @@
           <w:sz w:val="17"/>
           <w:u w:val="none"/>
         </w:rPr>
-        <w:t>④ (C) - (A) - (B)</w:t>
+        <w:t>④ (B) - (C) - (A)</w:t>
       </w:r>
     </w:p>
     <w:p>
@@ -3187,7 +3318,7 @@
           <w:sz w:val="17"/>
           <w:u w:val="none"/>
         </w:rPr>
-        <w:t>⑤ (C) - (B) - (A)</w:t>
+        <w:t>⑤ (C) - (A) - (B)</w:t>
       </w:r>
     </w:p>
     <w:p>
@@ -3265,7 +3396,7 @@
           <w:sz w:val="15"/>
           <w:u w:val="none"/>
         </w:rPr>
-        <w:t xml:space="preserve"> level (평평한 ↔ steep — 미는 힘이 없는 상황)</w:t>
+        <w:t xml:space="preserve"> pedalling (are + -ing 진행형 — 원문 영국식 철자)</w:t>
       </w:r>
     </w:p>
     <w:p>
@@ -3290,7 +3421,7 @@
           <w:sz w:val="15"/>
           <w:u w:val="none"/>
         </w:rPr>
-        <w:t xml:space="preserve"> ★pedalling (stop + 동명사 ‘~하던 것을 멈추다’)</w:t>
+        <w:t xml:space="preserve"> level (평평한 길 — 힘을 멈추면 서서히 느려지는 상황 설정; steep는 다른 결과)</w:t>
       </w:r>
     </w:p>
     <w:p>
@@ -3315,7 +3446,7 @@
           <w:sz w:val="15"/>
           <w:u w:val="none"/>
         </w:rPr>
-        <w:t xml:space="preserve"> gradually (동사 slow down 수식 → 부사)</w:t>
+        <w:t xml:space="preserve"> ★pedalling (stop + 동명사 ‘~하기를 멈추다’; stop to-v는 ‘~하려고 멈추다’)</w:t>
       </w:r>
     </w:p>
     <w:p>
@@ -3340,7 +3471,7 @@
           <w:sz w:val="15"/>
           <w:u w:val="none"/>
         </w:rPr>
-        <w:t xml:space="preserve"> ★suddenly (동사 slow down 수식 → 부사)</w:t>
+        <w:t xml:space="preserve"> ★gradually (동사구 slow down 수식 → 부사)</w:t>
       </w:r>
     </w:p>
     <w:p>
@@ -3365,7 +3496,7 @@
           <w:sz w:val="15"/>
           <w:u w:val="none"/>
         </w:rPr>
-        <w:t xml:space="preserve"> shorter</w:t>
+        <w:t xml:space="preserve"> suddenly (더 갑자기 — in a shorter distance와 호응; gradually는 반대)</w:t>
       </w:r>
     </w:p>
     <w:p>
@@ -3390,7 +3521,7 @@
           <w:sz w:val="15"/>
           <w:u w:val="none"/>
         </w:rPr>
-        <w:t xml:space="preserve"> brakes</w:t>
+        <w:t xml:space="preserve"> distance</w:t>
       </w:r>
     </w:p>
     <w:p>
@@ -3415,7 +3546,7 @@
           <w:sz w:val="15"/>
           <w:u w:val="none"/>
         </w:rPr>
-        <w:t xml:space="preserve"> ★making (결과 분사구문 능동 — make + O + 동사원형)</w:t>
+        <w:t xml:space="preserve"> ★making (분사구문 능동 — 브레이크가 당신을 ‘느려지게 만들면서’, 뒤에 목적어 you)</w:t>
       </w:r>
     </w:p>
     <w:p>
@@ -3440,7 +3571,7 @@
           <w:sz w:val="15"/>
           <w:u w:val="none"/>
         </w:rPr>
-        <w:t xml:space="preserve"> ★exerting (must be + -ing 진행 — 힘을 ‘가하는’ 능동)</w:t>
+        <w:t xml:space="preserve"> ★exerting (must be + -ing ‘가하고 있는 것이 틀림없다’ 진행형 추정)</w:t>
       </w:r>
     </w:p>
     <w:p>
@@ -3465,7 +3596,7 @@
           <w:sz w:val="15"/>
           <w:u w:val="none"/>
         </w:rPr>
-        <w:t xml:space="preserve"> ★called (힘이 ‘불리는’ 수동)</w:t>
+        <w:t xml:space="preserve"> ★called (명사 force 뒤 과거분사 ‘~라 불리는’)</w:t>
       </w:r>
     </w:p>
     <w:p>
@@ -3515,7 +3646,7 @@
           <w:sz w:val="15"/>
           <w:u w:val="none"/>
         </w:rPr>
-        <w:t xml:space="preserve"> opposite (반대의 ↔ similar — 뒤 backwards)</w:t>
+        <w:t xml:space="preserve"> ★which (선행사 friction, 콤마 뒤 계속적 용법 → which; what은 선행사 불가)</w:t>
       </w:r>
     </w:p>
     <w:p>
@@ -3540,7 +3671,7 @@
           <w:sz w:val="15"/>
           <w:u w:val="none"/>
         </w:rPr>
-        <w:t xml:space="preserve"> ★are (주어 other friction forces 복수)</w:t>
+        <w:t xml:space="preserve"> moving (things를 꾸미는 현재분사 ‘움직이는’)</w:t>
       </w:r>
     </w:p>
     <w:p>
@@ -3565,7 +3696,7 @@
           <w:sz w:val="15"/>
           <w:u w:val="none"/>
         </w:rPr>
-        <w:t xml:space="preserve"> ★which (선행사 other friction forces — what 불가)</w:t>
+        <w:t xml:space="preserve"> opposite (운동의 반대 방향 — that is backwards와 호응; similar는 반대)</w:t>
       </w:r>
     </w:p>
     <w:p>
@@ -3590,7 +3721,7 @@
           <w:sz w:val="15"/>
           <w:u w:val="none"/>
         </w:rPr>
-        <w:t xml:space="preserve"> ★is (주어 One 단수)</w:t>
+        <w:t xml:space="preserve"> backwards</w:t>
       </w:r>
     </w:p>
     <w:p>
@@ -3615,7 +3746,7 @@
           <w:sz w:val="15"/>
           <w:u w:val="none"/>
         </w:rPr>
-        <w:t xml:space="preserve"> ★rubbing (바퀴가 차축에 ‘문질러지는’ — 현재분사 능동)</w:t>
+        <w:t xml:space="preserve"> ★are (there 뒤 진짜 주어 other friction forces 복수)</w:t>
       </w:r>
     </w:p>
     <w:p>
@@ -3640,7 +3771,7 @@
           <w:sz w:val="15"/>
           <w:u w:val="none"/>
         </w:rPr>
-        <w:t xml:space="preserve"> axles</w:t>
+        <w:t xml:space="preserve"> ★is (주어 One 단수 — of these에 현혹되지 말 것)</w:t>
       </w:r>
     </w:p>
     <w:p>
@@ -3665,7 +3796,7 @@
           <w:sz w:val="15"/>
           <w:u w:val="none"/>
         </w:rPr>
-        <w:t xml:space="preserve"> resistance (air 뒤 명사 → 공기 저항)</w:t>
+        <w:t xml:space="preserve"> rubbing (명사 wheels 뒤 현재분사 ‘문질러지는’)</w:t>
       </w:r>
     </w:p>
     <w:p>
@@ -3690,7 +3821,7 @@
           <w:sz w:val="15"/>
           <w:u w:val="none"/>
         </w:rPr>
-        <w:t xml:space="preserve"> forwards (앞으로 갈 때 공기가 뒤로 민다)</w:t>
+        <w:t xml:space="preserve"> axles</w:t>
       </w:r>
     </w:p>
     <w:p>
@@ -3715,7 +3846,7 @@
           <w:sz w:val="15"/>
           <w:u w:val="none"/>
         </w:rPr>
-        <w:t xml:space="preserve"> cart</w:t>
+        <w:t xml:space="preserve"> resistance</w:t>
       </w:r>
     </w:p>
     <w:p>
@@ -3740,7 +3871,7 @@
           <w:sz w:val="15"/>
           <w:u w:val="none"/>
         </w:rPr>
-        <w:t xml:space="preserve"> generating (could be + -ing 진행)</w:t>
+        <w:t xml:space="preserve"> ★pushing (분사구문 능동 — 공기 저항이 당신을 ‘밀면서’, 뒤에 목적어 you)</w:t>
       </w:r>
     </w:p>
     <w:p>
@@ -3765,7 +3896,7 @@
           <w:sz w:val="15"/>
           <w:u w:val="none"/>
         </w:rPr>
-        <w:t xml:space="preserve"> rotate (they + 동사)</w:t>
+        <w:t xml:space="preserve"> generating (could be + -ing ‘일으키고 있을 수 있는’)</w:t>
       </w:r>
     </w:p>
     <w:p>
@@ -3790,7 +3921,7 @@
           <w:sz w:val="15"/>
           <w:u w:val="none"/>
         </w:rPr>
-        <w:t xml:space="preserve"> ★✕ — 바른 형태: pedalling (stop to-v는 ‘~하려고 멈추다’ — 의미 변화)</w:t>
+        <w:t xml:space="preserve"> ○ (putting the brakes on = applying the brakes)</w:t>
       </w:r>
     </w:p>
     <w:p>
@@ -3815,7 +3946,7 @@
           <w:sz w:val="15"/>
           <w:u w:val="none"/>
         </w:rPr>
-        <w:t xml:space="preserve"> ○ (계속적 which = and it)</w:t>
+        <w:t xml:space="preserve"> ○ (관계절 which tends to = 현재분사 tending to 축약 가능)</w:t>
       </w:r>
     </w:p>
     <w:p>
@@ -3840,7 +3971,7 @@
           <w:sz w:val="15"/>
           <w:u w:val="none"/>
         </w:rPr>
-        <w:t xml:space="preserve"> ○ (that is = in other words 즉)</w:t>
+        <w:t xml:space="preserve"> ★✕ — 바른 형태: which you can feel (목적격 관계대명사절 안에는 목적어 it을 다시 쓰지 않음)</w:t>
       </w:r>
     </w:p>
     <w:p>
@@ -3865,7 +3996,7 @@
           <w:sz w:val="15"/>
           <w:u w:val="none"/>
         </w:rPr>
-        <w:t xml:space="preserve"> How could you slow down more suddenly, in a shorter distance? (보충 more / 제외 slowly / sudden→suddenly · short→shorter)</w:t>
+        <w:t xml:space="preserve"> Even without the brakes on, there are other friction forces acting on you and your bicycle, which also slow you down. (보충 which / 제외 what / be→are, act→acting)</w:t>
       </w:r>
     </w:p>
     <w:p>
@@ -3890,7 +4021,7 @@
           <w:sz w:val="15"/>
           <w:u w:val="none"/>
         </w:rPr>
-        <w:t xml:space="preserve"> Another is air resistance, which you can feel, pushing you backwards. (보충 which / 제외 what / resist→resistance · push→pushing)</w:t>
+        <w:t xml:space="preserve"> Because the brakes change your movement, making you slow down more suddenly, they must be exerting a force on the bicycle and you, as they grip and rub on the wheel-rims. (보충 as / 제외 so / make→making, exert→exerting)</w:t>
       </w:r>
     </w:p>
     <w:p>
@@ -3915,7 +4046,7 @@
           <w:sz w:val="15"/>
           <w:u w:val="none"/>
         </w:rPr>
-        <w:t xml:space="preserve"> Because the brakes change your movement, they must be exerting a force on the bicycle and you. (exert→exerting)</w:t>
+        <w:t xml:space="preserve"> This is the force called friction, which tends to slow down moving things by acting in the direction opposite to movement, that is backwards. (call→called)</w:t>
       </w:r>
     </w:p>
     <w:p>
@@ -3940,7 +4071,7 @@
           <w:sz w:val="15"/>
           <w:u w:val="none"/>
         </w:rPr>
-        <w:t xml:space="preserve"> 브레이크가 바퀴 테를 잡고 문지르며 자전거와 당신에게 가하는 힘</w:t>
+        <w:t xml:space="preserve"> the brakes</w:t>
       </w:r>
     </w:p>
     <w:p>
@@ -3965,7 +4096,7 @@
           <w:sz w:val="15"/>
           <w:u w:val="none"/>
         </w:rPr>
-        <w:t xml:space="preserve"> other friction forces</w:t>
+        <w:t xml:space="preserve"> 브레이크가 바퀴 테두리를 잡고 문지르며 자전거와 당신에게 가하는 힘</w:t>
       </w:r>
     </w:p>
     <w:p>
@@ -3990,7 +4121,7 @@
           <w:sz w:val="15"/>
           <w:u w:val="none"/>
         </w:rPr>
-        <w:t xml:space="preserve"> 마찰은 움직임의 반대 방향으로 작용해 움직이는 것을 느리게 한다는 생각</w:t>
+        <w:t xml:space="preserve"> other friction forces</w:t>
       </w:r>
     </w:p>
     <w:p>
@@ -4040,7 +4171,7 @@
           <w:sz w:val="15"/>
           <w:u w:val="none"/>
         </w:rPr>
-        <w:t xml:space="preserve"> ★offers (주어 ice 단수 — 불가산)</w:t>
+        <w:t xml:space="preserve"> ★has (주어 it 단수 — 현재완료 has lost)</w:t>
       </w:r>
     </w:p>
     <w:p>
@@ -4065,7 +4196,7 @@
           <w:sz w:val="15"/>
           <w:u w:val="none"/>
         </w:rPr>
-        <w:t xml:space="preserve"> ★scraping (동시 동작 분사구문 능동)</w:t>
+        <w:t xml:space="preserve"> ★travels (주어 the same sledge의 본동사, 일반적 사실 → 현재)</w:t>
       </w:r>
     </w:p>
     <w:p>
@@ -4090,7 +4221,7 @@
           <w:sz w:val="15"/>
           <w:u w:val="none"/>
         </w:rPr>
-        <w:t xml:space="preserve"> ★that (선행사 the backward force — what 불가)</w:t>
+        <w:t xml:space="preserve"> ★what (선행사 없이 ‘~하는 것’ → what; that은 선행사 필요)</w:t>
       </w:r>
     </w:p>
     <w:p>
@@ -4115,7 +4246,7 @@
           <w:sz w:val="15"/>
           <w:u w:val="none"/>
         </w:rPr>
-        <w:t xml:space="preserve"> opposite</w:t>
+        <w:t xml:space="preserve"> movement</w:t>
       </w:r>
     </w:p>
     <w:p>
@@ -4156,7 +4287,7 @@
           <w:sz w:val="15"/>
           <w:u w:val="none"/>
         </w:rPr>
-        <w:t xml:space="preserve"> 정답 ⑤ — (a) ○ (b) ✕ (c) ✕ (d) ○ (e) ✕</w:t>
+        <w:t xml:space="preserve"> 정답 ①</w:t>
       </w:r>
     </w:p>
     <w:p>
@@ -4181,7 +4312,7 @@
           <w:sz w:val="15"/>
           <w:u w:val="none"/>
         </w:rPr>
-        <w:t xml:space="preserve"> 정답 ③ — ⓑ to slow → slow / ⓔ tend → tends / ⓕ that → what</w:t>
+        <w:t xml:space="preserve"> 정답 ④ — ⓑ gradual → gradually / ⓓ calling → called / ⓔ is → are</w:t>
       </w:r>
     </w:p>
     <w:p>
@@ -4206,7 +4337,7 @@
           <w:sz w:val="15"/>
           <w:u w:val="none"/>
         </w:rPr>
-        <w:t xml:space="preserve"> 정답 ① — level · opposite · rubbing</w:t>
+        <w:t xml:space="preserve"> 정답 ②</w:t>
       </w:r>
     </w:p>
     <w:p>
@@ -4231,7 +4362,7 @@
           <w:sz w:val="15"/>
           <w:u w:val="none"/>
         </w:rPr>
-        <w:t xml:space="preserve"> 정답 ④</w:t>
+        <w:t xml:space="preserve"> 정답 ⑤ — against · rub</w:t>
       </w:r>
     </w:p>
     <w:p>
@@ -4256,7 +4387,7 @@
           <w:sz w:val="15"/>
           <w:u w:val="none"/>
         </w:rPr>
-        <w:t xml:space="preserve"> 정답 ②</w:t>
+        <w:t xml:space="preserve"> 정답 ③</w:t>
       </w:r>
     </w:p>
     <w:p>
@@ -4281,7 +4412,7 @@
           <w:sz w:val="15"/>
           <w:u w:val="none"/>
         </w:rPr>
-        <w:t xml:space="preserve"> 정답 ⑤</w:t>
+        <w:t xml:space="preserve"> 정답 ②</w:t>
       </w:r>
     </w:p>
     <w:p>
@@ -4306,7 +4437,7 @@
           <w:sz w:val="15"/>
           <w:u w:val="none"/>
         </w:rPr>
-        <w:t xml:space="preserve"> 정답 ③</w:t>
+        <w:t xml:space="preserve"> 정답 ③ — speed up → slow down</w:t>
       </w:r>
     </w:p>
     <w:p>
@@ -4331,7 +4462,7 @@
           <w:sz w:val="15"/>
           <w:u w:val="none"/>
         </w:rPr>
-        <w:t xml:space="preserve"> (1) resists  (2) sudden  (3) generated</w:t>
+        <w:t xml:space="preserve"> Applying these ideas to something around you, like a cart, you can see what could be generating friction.</w:t>
       </w:r>
     </w:p>
     <w:p>
@@ -4356,7 +4487,7 @@
           <w:sz w:val="15"/>
           <w:u w:val="none"/>
         </w:rPr>
-        <w:t xml:space="preserve"> Applying these ideas to something around you, like a cart, you can see what could be generating friction</w:t>
+        <w:t xml:space="preserve"> (1) gradually  (2) suddenly  (3) exert  (4) produced</w:t>
       </w:r>
     </w:p>
     <w:p>
@@ -4381,7 +4512,7 @@
           <w:sz w:val="15"/>
           <w:u w:val="none"/>
         </w:rPr>
-        <w:t xml:space="preserve"> 정답 ①</w:t>
+        <w:t xml:space="preserve"> 정답 ④</w:t>
       </w:r>
     </w:p>
     <w:p>
@@ -4431,7 +4562,7 @@
           <w:sz w:val="14"/>
           <w:u w:val="none"/>
         </w:rPr>
-        <w:t>(e) [only 함정]</w:t>
+        <w:t>(b) [한 끗]</w:t>
       </w:r>
       <w:r>
         <w:rPr>
@@ -4440,7 +4571,7 @@
           <w:sz w:val="14"/>
           <w:u w:val="none"/>
         </w:rPr>
-        <w:t xml:space="preserve"> 브레이크 = 마찰이라는 첫인상을 그대로 이용한 진술. </w:t>
+        <w:t xml:space="preserve"> ‘느려진다’는 결과만 보면 마찰 같지만 원인은 중력 — 정의의 핵심은 ‘표면이 잡고 문질러짐·운동 반대 방향의 힘’. </w:t>
       </w:r>
       <w:r>
         <w:rPr>
@@ -4449,7 +4580,7 @@
           <w:sz w:val="14"/>
           <w:u w:val="none"/>
         </w:rPr>
-        <w:t>(c)</w:t>
+        <w:t>(e) [역방향 함정]</w:t>
       </w:r>
       <w:r>
         <w:rPr>
@@ -4458,25 +4589,7 @@
           <w:sz w:val="14"/>
           <w:u w:val="none"/>
         </w:rPr>
-        <w:t xml:space="preserve"> 페달을 멈추면 ‘서서히’, 브레이크를 걸면 ‘더 갑자기’ — 대비가 글의 뼈대. </w:t>
-      </w:r>
-      <w:r>
-        <w:rPr>
-          <w:rFonts w:ascii="맑은 고딕" w:hAnsi="맑은 고딕" w:eastAsia="맑은 고딕"/>
-          <w:b/>
-          <w:sz w:val="14"/>
-          <w:u w:val="none"/>
-        </w:rPr>
-        <w:t>(d)</w:t>
-      </w:r>
-      <w:r>
-        <w:rPr>
-          <w:rFonts w:ascii="맑은 고딕" w:hAnsi="맑은 고딕" w:eastAsia="맑은 고딕"/>
-          <w:b w:val="0"/>
-          <w:sz w:val="14"/>
-          <w:u w:val="none"/>
-        </w:rPr>
-        <w:t xml:space="preserve"> 옳으므로 고르면 ③.</w:t>
+        <w:t xml:space="preserve"> 마찰 개념을 보여 주지만 ‘마찰이 없을 때’의 예이므로 ‘마찰이 작용하여 느려지는 사례’가 아니다. ③·⑤는 각각 이 함정에 걸린 조합.</w:t>
       </w:r>
     </w:p>
     <w:p>
@@ -4510,7 +4623,7 @@
           <w:sz w:val="14"/>
           <w:u w:val="none"/>
         </w:rPr>
-        <w:t>ⓔ [수일치 함정]</w:t>
+        <w:t>ⓐ [decoy]</w:t>
       </w:r>
       <w:r>
         <w:rPr>
@@ -4519,7 +4632,7 @@
           <w:sz w:val="14"/>
           <w:u w:val="none"/>
         </w:rPr>
-        <w:t xml:space="preserve"> 바로 앞 moving things(복수)에 끌리면 tend가 맞아 보이지만 which의 선행사는 friction. </w:t>
+        <w:t xml:space="preserve"> stop to-v(~하려고 멈추다)와 혼동해 틀렸다고 보면 ①·③. </w:t>
       </w:r>
       <w:r>
         <w:rPr>
@@ -4528,7 +4641,7 @@
           <w:sz w:val="14"/>
           <w:u w:val="none"/>
         </w:rPr>
-        <w:t>ⓓ</w:t>
+        <w:t>ⓓ [수동 분사 함정]</w:t>
       </w:r>
       <w:r>
         <w:rPr>
@@ -4537,7 +4650,25 @@
           <w:sz w:val="14"/>
           <w:u w:val="none"/>
         </w:rPr>
-        <w:t xml:space="preserve"> 바로 앞 they가 복수라 grip이 옳다 — ②는 이것을 고른 선지.</w:t>
+        <w:t xml:space="preserve"> ‘friction이라고 부르는’ 능동으로 읽으면 calling이 맞아 보이지만 force가 ‘불리는’ 대상. </w:t>
+      </w:r>
+      <w:r>
+        <w:rPr>
+          <w:rFonts w:ascii="맑은 고딕" w:hAnsi="맑은 고딕" w:eastAsia="맑은 고딕"/>
+          <w:b/>
+          <w:sz w:val="14"/>
+          <w:u w:val="none"/>
+        </w:rPr>
+        <w:t>②</w:t>
+      </w:r>
+      <w:r>
+        <w:rPr>
+          <w:rFonts w:ascii="맑은 고딕" w:hAnsi="맑은 고딕" w:eastAsia="맑은 고딕"/>
+          <w:b w:val="0"/>
+          <w:sz w:val="14"/>
+          <w:u w:val="none"/>
+        </w:rPr>
+        <w:t xml:space="preserve"> ⓔ의 there is를 놓친 선지.</w:t>
       </w:r>
     </w:p>
     <w:p>
@@ -4571,7 +4702,7 @@
           <w:sz w:val="14"/>
           <w:u w:val="none"/>
         </w:rPr>
-        <w:t>④ [한 끗]</w:t>
+        <w:t>④ [주체 교체]</w:t>
       </w:r>
       <w:r>
         <w:rPr>
@@ -4580,7 +4711,7 @@
           <w:sz w:val="14"/>
           <w:u w:val="none"/>
         </w:rPr>
-        <w:t xml:space="preserve"> (A)(B)는 맞고 (C)만 rubbed — the wheels가 스스로 ‘문지르는’ 능동, 뒤 on the axles. </w:t>
+        <w:t xml:space="preserve"> 힘을 가하는 쪽은 브레이크(they), 받는 쪽이 the bicycle and you. </w:t>
       </w:r>
       <w:r>
         <w:rPr>
@@ -4589,7 +4720,7 @@
           <w:sz w:val="14"/>
           <w:u w:val="none"/>
         </w:rPr>
-        <w:t>(A) steep</w:t>
+        <w:t>⑤ [방향 역전]</w:t>
       </w:r>
       <w:r>
         <w:rPr>
@@ -4598,7 +4729,25 @@
           <w:sz w:val="14"/>
           <w:u w:val="none"/>
         </w:rPr>
-        <w:t xml:space="preserve"> 가파른 내리막이면 중력이 힘으로 작용해 ‘no force’ 전제와 충돌.</w:t>
+        <w:t xml:space="preserve"> 마찰은 뒤쪽으로 작용한다. </w:t>
+      </w:r>
+      <w:r>
+        <w:rPr>
+          <w:rFonts w:ascii="맑은 고딕" w:hAnsi="맑은 고딕" w:eastAsia="맑은 고딕"/>
+          <w:b/>
+          <w:sz w:val="14"/>
+          <w:u w:val="none"/>
+        </w:rPr>
+        <w:t>① [직역 함정]</w:t>
+      </w:r>
+      <w:r>
+        <w:rPr>
+          <w:rFonts w:ascii="맑은 고딕" w:hAnsi="맑은 고딕" w:eastAsia="맑은 고딕"/>
+          <w:b w:val="0"/>
+          <w:sz w:val="14"/>
+          <w:u w:val="none"/>
+        </w:rPr>
+        <w:t xml:space="preserve"> exert를 ‘세게 누르다’로 읽은 오답 — 문장은 사람의 행동이 아니라 힘의 존재를 추론한다.</w:t>
       </w:r>
     </w:p>
     <w:p>
@@ -4632,7 +4781,7 @@
           <w:sz w:val="14"/>
           <w:u w:val="none"/>
         </w:rPr>
-        <w:t>④ [조건 반전]</w:t>
+        <w:t>② [한 끗]</w:t>
       </w:r>
       <w:r>
         <w:rPr>
@@ -4641,7 +4790,7 @@
           <w:sz w:val="14"/>
           <w:u w:val="none"/>
         </w:rPr>
-        <w:t xml:space="preserve"> Even without를 ‘without이면 없다’로 뒤집었다. </w:t>
+        <w:t xml:space="preserve"> (A)는 맞지만 (B) rest(가만히 놓이다)는 문질러짐이 없는 상태 — 마찰이 생기지 않는다. </w:t>
       </w:r>
       <w:r>
         <w:rPr>
@@ -4650,7 +4799,7 @@
           <w:sz w:val="14"/>
           <w:u w:val="none"/>
         </w:rPr>
-        <w:t>①</w:t>
+        <w:t>① [방향 역전]</w:t>
       </w:r>
       <w:r>
         <w:rPr>
@@ -4659,7 +4808,25 @@
           <w:sz w:val="14"/>
           <w:u w:val="none"/>
         </w:rPr>
-        <w:t xml:space="preserve"> 앞으로 미는 힘이 없을 뿐, 뒤로 작용하는 마찰은 있다 — 둘을 혼동하면 ①을 고른다.</w:t>
+        <w:t xml:space="preserve"> along이면 운동을 돕는 힘이 되어 ‘느려진다’와 모순. </w:t>
+      </w:r>
+      <w:r>
+        <w:rPr>
+          <w:rFonts w:ascii="맑은 고딕" w:hAnsi="맑은 고딕" w:eastAsia="맑은 고딕"/>
+          <w:b/>
+          <w:sz w:val="14"/>
+          <w:u w:val="none"/>
+        </w:rPr>
+        <w:t>③</w:t>
+      </w:r>
+      <w:r>
+        <w:rPr>
+          <w:rFonts w:ascii="맑은 고딕" w:hAnsi="맑은 고딕" w:eastAsia="맑은 고딕"/>
+          <w:b w:val="0"/>
+          <w:sz w:val="14"/>
+          <w:u w:val="none"/>
+        </w:rPr>
+        <w:t xml:space="preserve"> beyond는 방향 관계가 아니다.</w:t>
       </w:r>
     </w:p>
     <w:p>
@@ -4693,7 +4860,7 @@
           <w:sz w:val="14"/>
           <w:u w:val="none"/>
         </w:rPr>
-        <w:t>③ [극단화]</w:t>
+        <w:t>③ [부정어 삽입]</w:t>
       </w:r>
       <w:r>
         <w:rPr>
@@ -4702,7 +4869,7 @@
           <w:sz w:val="14"/>
           <w:u w:val="none"/>
         </w:rPr>
-        <w:t xml:space="preserve"> far less(훨씬 적은)를 ‘완전히 사라진다’로 과장 — Both pucks eventually stop과 모순. </w:t>
+        <w:t xml:space="preserve"> ‘브레이크 없이’라는 본문 소재를 쓰되 결론을 뒤집었다. </w:t>
       </w:r>
       <w:r>
         <w:rPr>
@@ -4711,7 +4878,7 @@
           <w:sz w:val="14"/>
           <w:u w:val="none"/>
         </w:rPr>
-        <w:t>④</w:t>
+        <w:t>④ [한 끗 정답지]</w:t>
       </w:r>
       <w:r>
         <w:rPr>
@@ -4720,7 +4887,7 @@
           <w:sz w:val="14"/>
           <w:u w:val="none"/>
         </w:rPr>
-        <w:t xml:space="preserve"> 공기 저항은 [A]의 여러 마찰 중 하나일 뿐. </w:t>
+        <w:t xml:space="preserve"> 공기 저항을 ‘마찰의 한 종류’로 환언 — 본문이 other friction forces의 하나로 든다 → 참. </w:t>
       </w:r>
       <w:r>
         <w:rPr>
@@ -4729,7 +4896,7 @@
           <w:sz w:val="14"/>
           <w:u w:val="none"/>
         </w:rPr>
-        <w:t>⑤</w:t>
+        <w:t>②</w:t>
       </w:r>
       <w:r>
         <w:rPr>
@@ -4738,7 +4905,7 @@
           <w:sz w:val="14"/>
           <w:u w:val="none"/>
         </w:rPr>
-        <w:t xml:space="preserve"> [A]는 브레이크 ‘없이도’ 작용하는 마찰까지 다룬다.</w:t>
+        <w:t xml:space="preserve"> must be applying a force의 추론 구조.</w:t>
       </w:r>
     </w:p>
     <w:p>
@@ -4772,7 +4939,7 @@
           <w:sz w:val="14"/>
           <w:u w:val="none"/>
         </w:rPr>
-        <w:t>① [방향 반전]</w:t>
+        <w:t>④ [한 끗]</w:t>
       </w:r>
       <w:r>
         <w:rPr>
@@ -4781,7 +4948,7 @@
           <w:sz w:val="14"/>
           <w:u w:val="none"/>
         </w:rPr>
-        <w:t xml:space="preserve"> pushing은 본문 어휘(pushing you backwards)를 재사용하되 방향을 앞으로 뒤집었다. </w:t>
+        <w:t xml:space="preserve"> 질문이 길고 구체적이라 답이 없을 것 같지만 One is … Another is …로 정확히 둘을 제시한다. </w:t>
       </w:r>
       <w:r>
         <w:rPr>
@@ -4790,7 +4957,7 @@
           <w:sz w:val="14"/>
           <w:u w:val="none"/>
         </w:rPr>
-        <w:t>③</w:t>
+        <w:t>②</w:t>
       </w:r>
       <w:r>
         <w:rPr>
@@ -4799,7 +4966,7 @@
           <w:sz w:val="14"/>
           <w:u w:val="none"/>
         </w:rPr>
-        <w:t xml:space="preserve"> 감속은 에너지를 ‘빼는’ 쪽이다.</w:t>
+        <w:t xml:space="preserve"> 본문은 힘이 ‘있다’는 것만 추론할 뿐 크기(how much)는 다루지 않는다.</w:t>
       </w:r>
     </w:p>
     <w:p>
@@ -4833,7 +5000,7 @@
           <w:sz w:val="14"/>
           <w:u w:val="none"/>
         </w:rPr>
-        <w:t>③ [소재어 재사용 함정]</w:t>
+        <w:t>① [한 끗]</w:t>
       </w:r>
       <w:r>
         <w:rPr>
@@ -4842,7 +5009,25 @@
           <w:sz w:val="14"/>
           <w:u w:val="none"/>
         </w:rPr>
-        <w:t xml:space="preserve"> brake·rubbing을 그대로 써서 자연스러워 보이지만 ‘힘의 원리’가 아니라 ‘정비’ 이야기. ③을 빼면 ②의 brakes → ④의 Because the brakes가 바로 이어진다.</w:t>
+        <w:t xml:space="preserve"> 바로 뒤 ‘더 갑자기’와 대비되므로 ‘서서히’가 맞다 — 둘을 바꿔 생각하면 ①·②를 의심하게 된다. </w:t>
+      </w:r>
+      <w:r>
+        <w:rPr>
+          <w:rFonts w:ascii="맑은 고딕" w:hAnsi="맑은 고딕" w:eastAsia="맑은 고딕"/>
+          <w:b/>
+          <w:sz w:val="14"/>
+          <w:u w:val="none"/>
+        </w:rPr>
+        <w:t>④</w:t>
+      </w:r>
+      <w:r>
+        <w:rPr>
+          <w:rFonts w:ascii="맑은 고딕" w:hAnsi="맑은 고딕" w:eastAsia="맑은 고딕"/>
+          <w:b w:val="0"/>
+          <w:sz w:val="14"/>
+          <w:u w:val="none"/>
+        </w:rPr>
+        <w:t xml:space="preserve"> ‘같은’이 아니라 ‘반대’여야 뒤의 backwards와 맞는다.</w:t>
       </w:r>
     </w:p>
     <w:p>
@@ -4867,7 +5052,61 @@
           <w:sz w:val="14"/>
           <w:u w:val="none"/>
         </w:rPr>
-        <w:t xml:space="preserve"> (1) resist ✕ — 3인칭 단수 -s. (2) suddenly ✕ — 목적격 보어는 형용사. (3) generating ✕ — 마찰이 ‘발생되는’ 수동. [채점] 각 1점.</w:t>
+        <w:t xml:space="preserve"> </w:t>
+      </w:r>
+      <w:r>
+        <w:rPr>
+          <w:rFonts w:ascii="맑은 고딕" w:hAnsi="맑은 고딕" w:eastAsia="맑은 고딕"/>
+          <w:b/>
+          <w:sz w:val="14"/>
+          <w:u w:val="none"/>
+        </w:rPr>
+        <w:t>Applied these ideas</w:t>
+      </w:r>
+      <w:r>
+        <w:rPr>
+          <w:rFonts w:ascii="맑은 고딕" w:hAnsi="맑은 고딕" w:eastAsia="맑은 고딕"/>
+          <w:b w:val="0"/>
+          <w:sz w:val="14"/>
+          <w:u w:val="none"/>
+        </w:rPr>
+        <w:t xml:space="preserve"> ✕ — 능동 분사구문(당신이 적용하는)이므로 Applying. </w:t>
+      </w:r>
+      <w:r>
+        <w:rPr>
+          <w:rFonts w:ascii="맑은 고딕" w:hAnsi="맑은 고딕" w:eastAsia="맑은 고딕"/>
+          <w:b/>
+          <w:sz w:val="14"/>
+          <w:u w:val="none"/>
+        </w:rPr>
+        <w:t>Applying … , it can be seen</w:t>
+      </w:r>
+      <w:r>
+        <w:rPr>
+          <w:rFonts w:ascii="맑은 고딕" w:hAnsi="맑은 고딕" w:eastAsia="맑은 고딕"/>
+          <w:b w:val="0"/>
+          <w:sz w:val="14"/>
+          <w:u w:val="none"/>
+        </w:rPr>
+        <w:t xml:space="preserve"> ✕ — 보기에 없는 단어 추가·수동 전환. </w:t>
+      </w:r>
+      <w:r>
+        <w:rPr>
+          <w:rFonts w:ascii="맑은 고딕" w:hAnsi="맑은 고딕" w:eastAsia="맑은 고딕"/>
+          <w:b/>
+          <w:sz w:val="14"/>
+          <w:u w:val="none"/>
+        </w:rPr>
+        <w:t>what could generating</w:t>
+      </w:r>
+      <w:r>
+        <w:rPr>
+          <w:rFonts w:ascii="맑은 고딕" w:hAnsi="맑은 고딕" w:eastAsia="맑은 고딕"/>
+          <w:b w:val="0"/>
+          <w:sz w:val="14"/>
+          <w:u w:val="none"/>
+        </w:rPr>
+        <w:t xml:space="preserve"> ✕ — be 누락. [채점] 분사구문 1.5 / 어순·보기 전부 1 / 철자·단어 수 0.5.</w:t>
       </w:r>
     </w:p>
     <w:p>
@@ -4901,7 +5140,7 @@
           <w:sz w:val="14"/>
           <w:u w:val="none"/>
         </w:rPr>
-        <w:t>Applied these ideas</w:t>
+        <w:t>gradual·sudden을 그대로 쓰면</w:t>
       </w:r>
       <w:r>
         <w:rPr>
@@ -4910,7 +5149,7 @@
           <w:sz w:val="14"/>
           <w:u w:val="none"/>
         </w:rPr>
-        <w:t xml:space="preserve"> ✕ — 주어 you가 ‘적용하는’ 능동. </w:t>
+        <w:t xml:space="preserve"> 형용사라 0점 — 동사를 꾸미는 자리. </w:t>
       </w:r>
       <w:r>
         <w:rPr>
@@ -4919,7 +5158,7 @@
           <w:sz w:val="14"/>
           <w:u w:val="none"/>
         </w:rPr>
-        <w:t>you can see friction what could be generating</w:t>
+        <w:t>resist</w:t>
       </w:r>
       <w:r>
         <w:rPr>
@@ -4928,7 +5167,25 @@
           <w:sz w:val="14"/>
           <w:u w:val="none"/>
         </w:rPr>
-        <w:t xml:space="preserve"> ✕ — what절 어순. [채점] 분사구문 1.5 / 명사절 어순 1 / 단어 수·철자 0.5.</w:t>
+        <w:t xml:space="preserve"> ✕ — (4)에 resisted by는 ‘저항받는다’로 의미가 어긋남. </w:t>
+      </w:r>
+      <w:r>
+        <w:rPr>
+          <w:rFonts w:ascii="맑은 고딕" w:hAnsi="맑은 고딕" w:eastAsia="맑은 고딕"/>
+          <w:b/>
+          <w:sz w:val="14"/>
+          <w:u w:val="none"/>
+        </w:rPr>
+        <w:t>increase</w:t>
+      </w:r>
+      <w:r>
+        <w:rPr>
+          <w:rFonts w:ascii="맑은 고딕" w:hAnsi="맑은 고딕" w:eastAsia="맑은 고딕"/>
+          <w:b w:val="0"/>
+          <w:sz w:val="14"/>
+          <w:u w:val="none"/>
+        </w:rPr>
+        <w:t xml:space="preserve"> ✕ — (3)에 넣으면 힘을 ‘늘린다’가 되어 본문에 없음. [채점] 각 0.75, 어형 오류 0.</w:t>
       </w:r>
     </w:p>
     <w:p>
@@ -4962,7 +5219,7 @@
           <w:sz w:val="14"/>
           <w:u w:val="none"/>
         </w:rPr>
-        <w:t>⑤ [한 끗]</w:t>
+        <w:t>③ [한 끗]</w:t>
       </w:r>
       <w:r>
         <w:rPr>
@@ -4971,7 +5228,7 @@
           <w:sz w:val="14"/>
           <w:u w:val="none"/>
         </w:rPr>
-        <w:t xml:space="preserve"> (C)를 먼저 두면 This is the force의 This가 가리킬 ‘브레이크의 힘’이 없다. </w:t>
+        <w:t xml:space="preserve"> (B)-(A)-(C)는 (A)의 these가 가리킬 other friction forces가 아직 나오지 않아 성립하지 않는다. </w:t>
       </w:r>
       <w:r>
         <w:rPr>
@@ -4980,7 +5237,7 @@
           <w:sz w:val="14"/>
           <w:u w:val="none"/>
         </w:rPr>
-        <w:t>(B) 먼저</w:t>
+        <w:t>⑤</w:t>
       </w:r>
       <w:r>
         <w:rPr>
@@ -4989,7 +5246,7 @@
           <w:sz w:val="14"/>
           <w:u w:val="none"/>
         </w:rPr>
-        <w:t xml:space="preserve"> One of these가 받을 복수 명사(other friction forces)가 없다.</w:t>
+        <w:t xml:space="preserve"> (C)의 This가 주어진 글의 질문을 받을 수 없다 — 주어진 글에는 ‘힘’이 없다.</w:t>
       </w:r>
     </w:p>
     <w:p>
@@ -5014,7 +5271,7 @@
           <w:sz w:val="14"/>
           <w:u w:val="none"/>
         </w:rPr>
-        <w:t xml:space="preserve"> 평평한 길에서 자전거 페달을 밟고 있다고 상상해 보라. 페달 밟기를 멈춘다. 이제 당신을 앞으로 나아가게 하는 어떤 힘도 작용하지 않는다. 어떻게 될까? (B) 당신은 서서히 느려진다. 더 짧은 거리 안에서 더 갑자기 느려지려면 어떻게 해야 할까? 브레이크를 걸면 된다. 브레이크는 당신의 움직임을 바꾸어 더 갑자기 느려지게 하므로, 브레이크가 바퀴 테두리를 잡고 문지르면서 자전거와 당신에게 힘을 가하고 있는 것이 틀림없다. (C) 이것이 마찰이라 불리는 힘이며, 마찰은 움직임의 반대 방향, 즉 뒤쪽으로 작용함으로써 움직이는 물체를 느리게 하는 경향이 있다. 브레이크를 걸지 않아도 당신과 자전거에 작용하는 다른 마찰력들이 있으며, 이것들 또한 당신을 느리게 한다. (A) 그중 하나는 축에 닿아 문질러지는 바퀴의 마찰이다. 또 하나는 당신이 느낄 수 있는 공기 저항으로, 당신과 자전거가 앞으로 움직일 때 당신을 뒤로 민다. 이 개념을 수레 같은 주변의 것에 적용해 보면 무엇이 마찰을 일으키는지 알 수 있는데, 주로 회전하면서 몸체에 닿아 문질러지는 축들이다.</w:t>
+        <w:t xml:space="preserve"> ['평평한 길에서 자전거 페달을 밟고 있다고 상상해 보라.', '페달 밟기를 멈춘다: 이제 당신을 앞으로 나아가게 하는 어떤 힘도 작용하지 않는다.', '어떻게 될까?', '당신은 서서히 느려진다.', '더 짧은 거리 안에서 더 갑자기 느려지려면 어떻게 해야 할까?', '브레이크를 걸면 된다.', '브레이크는 당신의 움직임을 바꾸어 더 갑자기 느려지게 하므로, 브레이크가 바퀴 테두리를 잡고 문지르면서 자전거와 당신에게 힘을 가하고 있는 것이 틀림없다.', '이것이 마찰이라 불리는 힘이며, 마찰은 움직임의 반대 방향, 즉 뒤쪽으로 작용함으로써 움직이는 물체를 느리게 하는 경향이 있다.', '브레이크를 걸지 않아도 당신과 자전거에 작용하는 다른 마찰력들이 있으며, 이것들 또한 당신을 느리게 한다.', '그중 하나는 축에 닿아 문질러지는 바퀴의 마찰이다.', '또 하나는 당신이 느낄 수 있는 공기 저항으로, 당신과 자전거가 앞으로 움직일 때 당신을 뒤로 민다.', '이 개념을 수레 같은 주변의 것에 적용해 보면 무엇이 마찰을 일으키는지 알 수 있는데, 주로 회전하면서 몸체에 닿아 문질러지는 축들이다.']</w:t>
       </w:r>
     </w:p>
     <w:p>
@@ -5039,7 +5296,7 @@
           <w:sz w:val="14"/>
           <w:u w:val="none"/>
         </w:rPr>
-        <w:t xml:space="preserve"> 얼음 위의 스케이터는 같은 규칙을 반대편에서 보여 준다. 얼음은 마찰을 거의 주지 않기 때문에 미는 것을 멈춘 스케이터는 오랫동안 계속 미끄러진다. 빨리 멈추려면 그녀는 날을 옆으로 돌려 얼음을 긁어 자신에게 필요한 바로 그 뒤쪽 방향의 힘을 만들어 낸다.</w:t>
+        <w:t xml:space="preserve"> ['눈 덮인 들판을 가로질러 끌려가는 썰매를 생각해 보라.', '계속 끄는 동안에는 움직이지만, 줄을 놓는 순간 조금 더 미끄러지다가 멈춘다.', '아무것도 썰매를 뒤로 밀지 않았는데도 썰매는 운동을 잃었는데, 날이 눈에 닿아 문질러지고 공기가 앞쪽을 누르기 때문이다.', '매끄러운 얼음 위에서는 같은 썰매가 줄을 놓은 뒤 훨씬 더 멀리 가는데, 문질러질 것이 더 적기 때문이다.', '움직이는 것을 멈추게 하는 것은 ‘힘이 다 떨어진다’는 알 수 없는 무언가가 아니라 마찰이다.']</w:t>
       </w:r>
     </w:p>
     <w:sectPr>
